--- a/frontend/public/templates/grading-sheet-template.docx
+++ b/frontend/public/templates/grading-sheet-template.docx
@@ -1,6 +1,6 @@
 
 <file path=word/document.xml><?xml version="1.0" encoding="utf-8"?>
-<w:document xmlns:wpc="http://schemas.microsoft.com/office/word/2010/wordprocessingCanvas" xmlns:cx="http://schemas.microsoft.com/office/drawing/2014/chartex" xmlns:cx1="http://schemas.microsoft.com/office/drawing/2015/9/8/chartex" xmlns:cx2="http://schemas.microsoft.com/office/drawing/2015/10/21/chartex" xmlns:cx3="http://schemas.microsoft.com/office/drawing/2016/5/9/chartex" xmlns:cx4="http://schemas.microsoft.com/office/drawing/2016/5/10/chartex" xmlns:cx5="http://schemas.microsoft.com/office/drawing/2016/5/11/chartex" xmlns:cx6="http://schemas.microsoft.com/office/drawing/2016/5/12/chartex" xmlns:cx7="http://schemas.microsoft.com/office/drawing/2016/5/13/chartex" xmlns:cx8="http://schemas.microsoft.com/office/drawing/2016/5/14/chartex" xmlns:mc="http://schemas.openxmlformats.org/markup-compatibility/2006" xmlns:aink="http://schemas.microsoft.com/office/drawing/2016/ink" xmlns:am3d="http://schemas.microsoft.com/office/drawing/2017/model3d" xmlns:o="urn:schemas-microsoft-com:office:office" xmlns:oel="http://schemas.microsoft.com/office/2019/extlst" xmlns:r="http://schemas.openxmlformats.org/officeDocument/2006/relationships" xmlns:m="http://schemas.openxmlformats.org/officeDocument/2006/math" xmlns:v="urn:schemas-microsoft-com:vml" xmlns:wp14="http://schemas.microsoft.com/office/word/2010/wordprocessingDrawing" xmlns:wp="http://schemas.openxmlformats.org/drawingml/2006/wordprocessingDrawing" xmlns:w10="urn:schemas-microsoft-com:office:word" xmlns:w="http://schemas.openxmlformats.org/wordprocessingml/2006/main" xmlns:w14="http://schemas.microsoft.com/office/word/2010/wordml" xmlns:w15="http://schemas.microsoft.com/office/word/2012/wordml" xmlns:w16cex="http://schemas.microsoft.com/office/word/2018/wordml/cex" xmlns:w16cid="http://schemas.microsoft.com/office/word/2016/wordml/cid" xmlns:w16="http://schemas.microsoft.com/office/word/2018/wordml" xmlns:w16du="http://schemas.microsoft.com/office/word/2023/wordml/word16du" xmlns:w16sdtdh="http://schemas.microsoft.com/office/word/2020/wordml/sdtdatahash" xmlns:w16sdtfl="http://schemas.microsoft.com/office/word/2024/wordml/sdtformatlock" xmlns:w16se="http://schemas.microsoft.com/office/word/2015/wordml/symex" xmlns:wpg="http://schemas.microsoft.com/office/word/2010/wordprocessingGroup" xmlns:wpi="http://schemas.microsoft.com/office/word/2010/wordprocessingInk" xmlns:wne="http://schemas.microsoft.com/office/word/2006/wordml" xmlns:wps="http://schemas.microsoft.com/office/word/2010/wordprocessingShape" mc:Ignorable="w14 w15 w16se w16cid w16 w16cex w16sdtdh w16sdtfl w16du wp14">
+<w:document xmlns:wpc="http://schemas.microsoft.com/office/word/2010/wordprocessingCanvas" xmlns:cx="http://schemas.microsoft.com/office/drawing/2014/chartex" xmlns:cx1="http://schemas.microsoft.com/office/drawing/2015/9/8/chartex" xmlns:cx2="http://schemas.microsoft.com/office/drawing/2015/10/21/chartex" xmlns:cx3="http://schemas.microsoft.com/office/drawing/2016/5/9/chartex" xmlns:cx4="http://schemas.microsoft.com/office/drawing/2016/5/10/chartex" xmlns:cx5="http://schemas.microsoft.com/office/drawing/2016/5/11/chartex" xmlns:cx6="http://schemas.microsoft.com/office/drawing/2016/5/12/chartex" xmlns:cx7="http://schemas.microsoft.com/office/drawing/2016/5/13/chartex" xmlns:cx8="http://schemas.microsoft.com/office/drawing/2016/5/14/chartex" xmlns:mc="http://schemas.openxmlformats.org/markup-compatibility/2006" xmlns:aink="http://schemas.microsoft.com/office/drawing/2016/ink" xmlns:am3d="http://schemas.microsoft.com/office/drawing/2017/model3d" xmlns:o="urn:schemas-microsoft-com:office:office" xmlns:oel="http://schemas.microsoft.com/office/2019/extlst" xmlns:r="http://schemas.openxmlformats.org/officeDocument/2006/relationships" xmlns:m="http://schemas.openxmlformats.org/officeDocument/2006/math" xmlns:v="urn:schemas-microsoft-com:vml" xmlns:wp14="http://schemas.microsoft.com/office/word/2010/wordprocessingDrawing" xmlns:wp="http://schemas.openxmlformats.org/drawingml/2006/wordprocessingDrawing" xmlns:w10="urn:schemas-microsoft-com:office:word" xmlns:w="http://schemas.openxmlformats.org/wordprocessingml/2006/main" xmlns:w14="http://schemas.microsoft.com/office/word/2010/wordml" xmlns:w15="http://schemas.microsoft.com/office/word/2012/wordml" xmlns:w16cei="http://schemas.microsoft.com/office/word/2026/wordml/cei" xmlns:w16cex="http://schemas.microsoft.com/office/word/2018/wordml/cex" xmlns:w16cid="http://schemas.microsoft.com/office/word/2016/wordml/cid" xmlns:w16="http://schemas.microsoft.com/office/word/2018/wordml" xmlns:w16du="http://schemas.microsoft.com/office/word/2023/wordml/word16du" xmlns:w16sdtdh="http://schemas.microsoft.com/office/word/2020/wordml/sdtdatahash" xmlns:w16sdtfl="http://schemas.microsoft.com/office/word/2024/wordml/sdtformatlock" xmlns:w16se="http://schemas.microsoft.com/office/word/2015/wordml/symex" xmlns:wpg="http://schemas.microsoft.com/office/word/2010/wordprocessingGroup" xmlns:wpi="http://schemas.microsoft.com/office/word/2010/wordprocessingInk" xmlns:wne="http://schemas.microsoft.com/office/word/2006/wordml" xmlns:wps="http://schemas.microsoft.com/office/word/2010/wordprocessingShape" mc:Ignorable="w14 w15 w16se w16cid w16 w16cex w16sdtdh w16sdtfl w16du wp14">
   <w:body>
     <w:tbl>
       <w:tblPr>
@@ -93,27 +93,32 @@
               <w:rPr>
                 <w:rFonts w:ascii="Arial" w:hAnsi="Arial" w:cs="Arial"/>
               </w:rPr>
-              <w:t xml:space="preserve">SY {sy}</w:t>
+              <w:t>AY</w:t>
+            </w:r>
+            <w:r>
+              <w:rPr>
+                <w:rFonts w:ascii="Arial" w:hAnsi="Arial" w:cs="Arial"/>
+              </w:rPr>
+              <w:t xml:space="preserve">  </w:t>
             </w:r>
             <w:proofErr w:type="gramEnd"/>
             <w:r>
               <w:rPr>
                 <w:rFonts w:ascii="Arial" w:hAnsi="Arial" w:cs="Arial"/>
               </w:rPr>
+              <w:t>{ay}</w:t>
+            </w:r>
+            <w:r>
+              <w:rPr>
+                <w:rFonts w:ascii="Arial" w:hAnsi="Arial" w:cs="Arial"/>
+              </w:rPr>
               <w:t/>
             </w:r>
             <w:r>
               <w:rPr>
                 <w:rFonts w:ascii="Arial" w:hAnsi="Arial" w:cs="Arial"/>
-                <w:u w:val="single"/>
-              </w:rPr>
-              <w:t/>
-            </w:r>
-            <w:r>
-              <w:rPr>
-                <w:rFonts w:ascii="Arial" w:hAnsi="Arial" w:cs="Arial"/>
-              </w:rPr>
-              <w:t xml:space="preserve">, {semester}</w:t>
+              </w:rPr>
+              <w:t xml:space="preserve">, {term} Semester/Summer</w:t>
             </w:r>
           </w:p>
         </w:tc>
@@ -517,7 +522,7 @@
                 <w:rFonts w:ascii="Arial" w:hAnsi="Arial" w:cs="Arial"/>
                 <w:u w:val="single"/>
               </w:rPr>
-              <w:t xml:space="preserve">   {subjcode}</w:t>
+              <w:t xml:space="preserve">   {subject_code}</w:t>
             </w:r>
             <w:r>
               <w:rPr>
@@ -552,7 +557,7 @@
               <w:rPr>
                 <w:rFonts w:ascii="Arial" w:hAnsi="Arial" w:cs="Arial"/>
               </w:rPr>
-              <w:t>{coursedesc}</w:t>
+              <w:t>{course_description}</w:t>
             </w:r>
           </w:p>
         </w:tc>
@@ -1136,7 +1141,7 @@
               <w:rPr>
                 <w:rFonts w:ascii="Arial" w:hAnsi="Arial" w:cs="Arial"/>
               </w:rPr>
-              <w:t>1</w:t>
+              <w:t>{#students}{no}</w:t>
             </w:r>
           </w:p>
         </w:tc>
@@ -1164,7 +1169,7 @@
               <w:rPr>
                 <w:rFonts w:ascii="Arial" w:hAnsi="Arial" w:cs="Arial"/>
               </w:rPr>
-              <w:t>{id1}</w:t>
+              <w:t>{student_id}</w:t>
             </w:r>
           </w:p>
         </w:tc>
@@ -1192,7 +1197,7 @@
               <w:rPr>
                 <w:rFonts w:ascii="Arial" w:hAnsi="Arial" w:cs="Arial"/>
               </w:rPr>
-              <w:t>{name1}</w:t>
+              <w:t>{name}</w:t>
             </w:r>
           </w:p>
         </w:tc>
@@ -1220,7 +1225,7 @@
               <w:rPr>
                 <w:rFonts w:ascii="Arial" w:hAnsi="Arial" w:cs="Arial"/>
               </w:rPr>
-              <w:t>{mid1}</w:t>
+              <w:t>{midterm}</w:t>
             </w:r>
           </w:p>
         </w:tc>
@@ -1248,7 +1253,7 @@
               <w:rPr>
                 <w:rFonts w:ascii="Arial" w:hAnsi="Arial" w:cs="Arial"/>
               </w:rPr>
-              <w:t>{fin1}</w:t>
+              <w:t>{finals}</w:t>
             </w:r>
           </w:p>
         </w:tc>
@@ -1276,4175 +1281,7 @@
               <w:rPr>
                 <w:rFonts w:ascii="Arial" w:hAnsi="Arial" w:cs="Arial"/>
               </w:rPr>
-              <w:t>{rem1}</w:t>
-            </w:r>
-          </w:p>
-        </w:tc>
-      </w:tr>
-      <w:tr>
-        <w:trPr>
-          <w:trHeight w:val="292"/>
-          <w:jc w:val="center"/>
-        </w:trPr>
-        <w:tc>
-          <w:tcPr>
-            <w:tcW w:w="539" w:type="dxa"/>
-            <w:tcBorders>
-              <w:top w:val="nil"/>
-              <w:left w:val="single" w:sz="4" w:space="0" w:color="auto"/>
-              <w:bottom w:val="single" w:sz="4" w:space="0" w:color="auto"/>
-              <w:right w:val="single" w:sz="4" w:space="0" w:color="auto"/>
-            </w:tcBorders>
-            <w:noWrap/>
-            <w:vAlign w:val="bottom"/>
-            <w:hideMark/>
-          </w:tcPr>
-          <w:p>
-            <w:pPr>
-              <w:spacing w:after="0" w:line="240" w:lineRule="auto"/>
-              <w:jc w:val="center"/>
-              <w:rPr>
-                <w:rFonts w:ascii="Arial" w:hAnsi="Arial" w:cs="Arial"/>
-              </w:rPr>
-            </w:pPr>
-            <w:r>
-              <w:rPr>
-                <w:rFonts w:ascii="Arial" w:hAnsi="Arial" w:cs="Arial"/>
-              </w:rPr>
-              <w:t>2</w:t>
-            </w:r>
-          </w:p>
-        </w:tc>
-        <w:tc>
-          <w:tcPr>
-            <w:tcW w:w="1353" w:type="dxa"/>
-            <w:tcBorders>
-              <w:top w:val="nil"/>
-              <w:left w:val="nil"/>
-              <w:bottom w:val="single" w:sz="4" w:space="0" w:color="auto"/>
-              <w:right w:val="single" w:sz="4" w:space="0" w:color="auto"/>
-            </w:tcBorders>
-            <w:noWrap/>
-            <w:vAlign w:val="bottom"/>
-          </w:tcPr>
-          <w:p>
-            <w:pPr>
-              <w:spacing w:after="0" w:line="240" w:lineRule="auto"/>
-              <w:jc w:val="center"/>
-              <w:rPr>
-                <w:rFonts w:ascii="Arial" w:hAnsi="Arial" w:cs="Arial"/>
-              </w:rPr>
-            </w:pPr>
-            <w:r>
-              <w:rPr>
-                <w:rFonts w:ascii="Arial" w:hAnsi="Arial" w:cs="Arial"/>
-              </w:rPr>
-              <w:t>{id2}</w:t>
-            </w:r>
-          </w:p>
-        </w:tc>
-        <w:tc>
-          <w:tcPr>
-            <w:tcW w:w="4771" w:type="dxa"/>
-            <w:gridSpan w:val="4"/>
-            <w:tcBorders>
-              <w:top w:val="single" w:sz="4" w:space="0" w:color="auto"/>
-              <w:left w:val="nil"/>
-              <w:bottom w:val="single" w:sz="4" w:space="0" w:color="auto"/>
-              <w:right w:val="single" w:sz="4" w:space="0" w:color="000000"/>
-            </w:tcBorders>
-            <w:noWrap/>
-            <w:vAlign w:val="bottom"/>
-          </w:tcPr>
-          <w:p>
-            <w:pPr>
-              <w:spacing w:after="0" w:line="240" w:lineRule="auto"/>
-              <w:rPr>
-                <w:rFonts w:ascii="Arial" w:hAnsi="Arial" w:cs="Arial"/>
-              </w:rPr>
-            </w:pPr>
-            <w:r>
-              <w:rPr>
-                <w:rFonts w:ascii="Arial" w:hAnsi="Arial" w:cs="Arial"/>
-              </w:rPr>
-              <w:t>{name2}</w:t>
-            </w:r>
-          </w:p>
-        </w:tc>
-        <w:tc>
-          <w:tcPr>
-            <w:tcW w:w="1318" w:type="dxa"/>
-            <w:tcBorders>
-              <w:top w:val="nil"/>
-              <w:left w:val="nil"/>
-              <w:bottom w:val="single" w:sz="4" w:space="0" w:color="auto"/>
-              <w:right w:val="single" w:sz="4" w:space="0" w:color="auto"/>
-            </w:tcBorders>
-            <w:noWrap/>
-            <w:vAlign w:val="bottom"/>
-            <w:hideMark/>
-          </w:tcPr>
-          <w:p>
-            <w:pPr>
-              <w:spacing w:after="0" w:line="240" w:lineRule="auto"/>
-              <w:rPr>
-                <w:rFonts w:ascii="Arial" w:hAnsi="Arial" w:cs="Arial"/>
-              </w:rPr>
-            </w:pPr>
-            <w:r>
-              <w:rPr>
-                <w:rFonts w:ascii="Arial" w:hAnsi="Arial" w:cs="Arial"/>
-              </w:rPr>
-              <w:t> </w:t>
-            </w:r>
-          </w:p>
-        </w:tc>
-        <w:tc>
-          <w:tcPr>
-            <w:tcW w:w="1493" w:type="dxa"/>
-            <w:tcBorders>
-              <w:top w:val="nil"/>
-              <w:left w:val="nil"/>
-              <w:bottom w:val="single" w:sz="4" w:space="0" w:color="auto"/>
-              <w:right w:val="single" w:sz="4" w:space="0" w:color="auto"/>
-            </w:tcBorders>
-            <w:noWrap/>
-            <w:vAlign w:val="bottom"/>
-          </w:tcPr>
-          <w:p>
-            <w:pPr>
-              <w:spacing w:after="0" w:line="240" w:lineRule="auto"/>
-              <w:jc w:val="center"/>
-              <w:rPr>
-                <w:rFonts w:ascii="Arial" w:hAnsi="Arial" w:cs="Arial"/>
-              </w:rPr>
-            </w:pPr>
-            <w:r>
-              <w:rPr>
-                <w:rFonts w:ascii="Arial" w:hAnsi="Arial" w:cs="Arial"/>
-              </w:rPr>
-              <w:t>{fin2}</w:t>
-            </w:r>
-          </w:p>
-        </w:tc>
-        <w:tc>
-          <w:tcPr>
-            <w:tcW w:w="1782" w:type="dxa"/>
-            <w:tcBorders>
-              <w:top w:val="nil"/>
-              <w:left w:val="nil"/>
-              <w:bottom w:val="single" w:sz="4" w:space="0" w:color="auto"/>
-              <w:right w:val="single" w:sz="4" w:space="0" w:color="auto"/>
-            </w:tcBorders>
-            <w:noWrap/>
-            <w:vAlign w:val="bottom"/>
-          </w:tcPr>
-          <w:p>
-            <w:pPr>
-              <w:spacing w:after="0" w:line="240" w:lineRule="auto"/>
-              <w:jc w:val="center"/>
-              <w:rPr>
-                <w:rFonts w:ascii="Arial" w:hAnsi="Arial" w:cs="Arial"/>
-              </w:rPr>
-            </w:pPr>
-            <w:r>
-              <w:rPr>
-                <w:rFonts w:ascii="Arial" w:hAnsi="Arial" w:cs="Arial"/>
-              </w:rPr>
-              <w:t>{rem2}</w:t>
-            </w:r>
-          </w:p>
-        </w:tc>
-      </w:tr>
-      <w:tr>
-        <w:trPr>
-          <w:trHeight w:val="292"/>
-          <w:jc w:val="center"/>
-        </w:trPr>
-        <w:tc>
-          <w:tcPr>
-            <w:tcW w:w="539" w:type="dxa"/>
-            <w:tcBorders>
-              <w:top w:val="nil"/>
-              <w:left w:val="single" w:sz="4" w:space="0" w:color="auto"/>
-              <w:bottom w:val="single" w:sz="4" w:space="0" w:color="auto"/>
-              <w:right w:val="single" w:sz="4" w:space="0" w:color="auto"/>
-            </w:tcBorders>
-            <w:noWrap/>
-            <w:vAlign w:val="bottom"/>
-            <w:hideMark/>
-          </w:tcPr>
-          <w:p>
-            <w:pPr>
-              <w:spacing w:after="0" w:line="240" w:lineRule="auto"/>
-              <w:jc w:val="center"/>
-              <w:rPr>
-                <w:rFonts w:ascii="Arial" w:hAnsi="Arial" w:cs="Arial"/>
-              </w:rPr>
-            </w:pPr>
-            <w:r>
-              <w:rPr>
-                <w:rFonts w:ascii="Arial" w:hAnsi="Arial" w:cs="Arial"/>
-              </w:rPr>
-              <w:t>3</w:t>
-            </w:r>
-          </w:p>
-        </w:tc>
-        <w:tc>
-          <w:tcPr>
-            <w:tcW w:w="1353" w:type="dxa"/>
-            <w:tcBorders>
-              <w:top w:val="nil"/>
-              <w:left w:val="nil"/>
-              <w:bottom w:val="single" w:sz="4" w:space="0" w:color="auto"/>
-              <w:right w:val="single" w:sz="4" w:space="0" w:color="auto"/>
-            </w:tcBorders>
-            <w:noWrap/>
-            <w:vAlign w:val="bottom"/>
-          </w:tcPr>
-          <w:p>
-            <w:pPr>
-              <w:spacing w:after="0" w:line="240" w:lineRule="auto"/>
-              <w:jc w:val="center"/>
-              <w:rPr>
-                <w:rFonts w:ascii="Arial" w:hAnsi="Arial" w:cs="Arial"/>
-              </w:rPr>
-            </w:pPr>
-            <w:r>
-              <w:rPr>
-                <w:rFonts w:ascii="Arial" w:hAnsi="Arial" w:cs="Arial"/>
-              </w:rPr>
-              <w:t>{id3}</w:t>
-            </w:r>
-          </w:p>
-        </w:tc>
-        <w:tc>
-          <w:tcPr>
-            <w:tcW w:w="4771" w:type="dxa"/>
-            <w:gridSpan w:val="4"/>
-            <w:tcBorders>
-              <w:top w:val="single" w:sz="4" w:space="0" w:color="auto"/>
-              <w:left w:val="nil"/>
-              <w:bottom w:val="single" w:sz="4" w:space="0" w:color="auto"/>
-              <w:right w:val="single" w:sz="4" w:space="0" w:color="000000"/>
-            </w:tcBorders>
-            <w:noWrap/>
-            <w:vAlign w:val="bottom"/>
-          </w:tcPr>
-          <w:p>
-            <w:pPr>
-              <w:spacing w:after="0" w:line="240" w:lineRule="auto"/>
-              <w:rPr>
-                <w:rFonts w:ascii="Arial" w:hAnsi="Arial" w:cs="Arial"/>
-              </w:rPr>
-            </w:pPr>
-            <w:r>
-              <w:rPr>
-                <w:rFonts w:ascii="Arial" w:hAnsi="Arial" w:cs="Arial"/>
-              </w:rPr>
-              <w:t>{name3}</w:t>
-            </w:r>
-          </w:p>
-        </w:tc>
-        <w:tc>
-          <w:tcPr>
-            <w:tcW w:w="1318" w:type="dxa"/>
-            <w:tcBorders>
-              <w:top w:val="nil"/>
-              <w:left w:val="nil"/>
-              <w:bottom w:val="single" w:sz="4" w:space="0" w:color="auto"/>
-              <w:right w:val="single" w:sz="4" w:space="0" w:color="auto"/>
-            </w:tcBorders>
-            <w:noWrap/>
-            <w:vAlign w:val="bottom"/>
-            <w:hideMark/>
-          </w:tcPr>
-          <w:p>
-            <w:pPr>
-              <w:spacing w:after="0" w:line="240" w:lineRule="auto"/>
-              <w:rPr>
-                <w:rFonts w:ascii="Arial" w:hAnsi="Arial" w:cs="Arial"/>
-              </w:rPr>
-            </w:pPr>
-            <w:r>
-              <w:rPr>
-                <w:rFonts w:ascii="Arial" w:hAnsi="Arial" w:cs="Arial"/>
-              </w:rPr>
-              <w:t> </w:t>
-            </w:r>
-          </w:p>
-        </w:tc>
-        <w:tc>
-          <w:tcPr>
-            <w:tcW w:w="1493" w:type="dxa"/>
-            <w:tcBorders>
-              <w:top w:val="nil"/>
-              <w:left w:val="nil"/>
-              <w:bottom w:val="single" w:sz="4" w:space="0" w:color="auto"/>
-              <w:right w:val="single" w:sz="4" w:space="0" w:color="auto"/>
-            </w:tcBorders>
-            <w:noWrap/>
-            <w:vAlign w:val="bottom"/>
-          </w:tcPr>
-          <w:p>
-            <w:pPr>
-              <w:spacing w:after="0" w:line="240" w:lineRule="auto"/>
-              <w:jc w:val="center"/>
-              <w:rPr>
-                <w:rFonts w:ascii="Arial" w:hAnsi="Arial" w:cs="Arial"/>
-              </w:rPr>
-            </w:pPr>
-            <w:r>
-              <w:rPr>
-                <w:rFonts w:ascii="Arial" w:hAnsi="Arial" w:cs="Arial"/>
-              </w:rPr>
-              <w:t>{fin3}</w:t>
-            </w:r>
-          </w:p>
-        </w:tc>
-        <w:tc>
-          <w:tcPr>
-            <w:tcW w:w="1782" w:type="dxa"/>
-            <w:tcBorders>
-              <w:top w:val="nil"/>
-              <w:left w:val="nil"/>
-              <w:bottom w:val="single" w:sz="4" w:space="0" w:color="auto"/>
-              <w:right w:val="single" w:sz="4" w:space="0" w:color="auto"/>
-            </w:tcBorders>
-            <w:noWrap/>
-            <w:vAlign w:val="bottom"/>
-          </w:tcPr>
-          <w:p>
-            <w:pPr>
-              <w:spacing w:after="0" w:line="240" w:lineRule="auto"/>
-              <w:jc w:val="center"/>
-              <w:rPr>
-                <w:rFonts w:ascii="Arial" w:hAnsi="Arial" w:cs="Arial"/>
-              </w:rPr>
-            </w:pPr>
-            <w:r>
-              <w:rPr>
-                <w:rFonts w:ascii="Arial" w:hAnsi="Arial" w:cs="Arial"/>
-              </w:rPr>
-              <w:t>{rem3}</w:t>
-            </w:r>
-          </w:p>
-        </w:tc>
-      </w:tr>
-      <w:tr>
-        <w:trPr>
-          <w:trHeight w:val="292"/>
-          <w:jc w:val="center"/>
-        </w:trPr>
-        <w:tc>
-          <w:tcPr>
-            <w:tcW w:w="539" w:type="dxa"/>
-            <w:tcBorders>
-              <w:top w:val="nil"/>
-              <w:left w:val="single" w:sz="4" w:space="0" w:color="auto"/>
-              <w:bottom w:val="single" w:sz="4" w:space="0" w:color="auto"/>
-              <w:right w:val="single" w:sz="4" w:space="0" w:color="auto"/>
-            </w:tcBorders>
-            <w:noWrap/>
-            <w:vAlign w:val="bottom"/>
-            <w:hideMark/>
-          </w:tcPr>
-          <w:p>
-            <w:pPr>
-              <w:spacing w:after="0" w:line="240" w:lineRule="auto"/>
-              <w:jc w:val="center"/>
-              <w:rPr>
-                <w:rFonts w:ascii="Arial" w:hAnsi="Arial" w:cs="Arial"/>
-              </w:rPr>
-            </w:pPr>
-            <w:r>
-              <w:rPr>
-                <w:rFonts w:ascii="Arial" w:hAnsi="Arial" w:cs="Arial"/>
-              </w:rPr>
-              <w:t>4</w:t>
-            </w:r>
-          </w:p>
-        </w:tc>
-        <w:tc>
-          <w:tcPr>
-            <w:tcW w:w="1353" w:type="dxa"/>
-            <w:tcBorders>
-              <w:top w:val="nil"/>
-              <w:left w:val="nil"/>
-              <w:bottom w:val="single" w:sz="4" w:space="0" w:color="auto"/>
-              <w:right w:val="single" w:sz="4" w:space="0" w:color="auto"/>
-            </w:tcBorders>
-            <w:noWrap/>
-            <w:vAlign w:val="bottom"/>
-          </w:tcPr>
-          <w:p>
-            <w:pPr>
-              <w:spacing w:after="0" w:line="240" w:lineRule="auto"/>
-              <w:jc w:val="center"/>
-              <w:rPr>
-                <w:rFonts w:ascii="Arial" w:hAnsi="Arial" w:cs="Arial"/>
-              </w:rPr>
-            </w:pPr>
-            <w:r>
-              <w:rPr>
-                <w:rFonts w:ascii="Arial" w:hAnsi="Arial" w:cs="Arial"/>
-              </w:rPr>
-              <w:t>{id4}</w:t>
-            </w:r>
-          </w:p>
-        </w:tc>
-        <w:tc>
-          <w:tcPr>
-            <w:tcW w:w="4771" w:type="dxa"/>
-            <w:gridSpan w:val="4"/>
-            <w:tcBorders>
-              <w:top w:val="single" w:sz="4" w:space="0" w:color="auto"/>
-              <w:left w:val="nil"/>
-              <w:bottom w:val="single" w:sz="4" w:space="0" w:color="auto"/>
-              <w:right w:val="single" w:sz="4" w:space="0" w:color="000000"/>
-            </w:tcBorders>
-            <w:noWrap/>
-            <w:vAlign w:val="bottom"/>
-          </w:tcPr>
-          <w:p>
-            <w:pPr>
-              <w:spacing w:after="0" w:line="240" w:lineRule="auto"/>
-              <w:rPr>
-                <w:rFonts w:ascii="Arial" w:hAnsi="Arial" w:cs="Arial"/>
-              </w:rPr>
-            </w:pPr>
-            <w:r>
-              <w:rPr>
-                <w:rFonts w:ascii="Arial" w:hAnsi="Arial" w:cs="Arial"/>
-              </w:rPr>
-              <w:t>{name4}</w:t>
-            </w:r>
-          </w:p>
-        </w:tc>
-        <w:tc>
-          <w:tcPr>
-            <w:tcW w:w="1318" w:type="dxa"/>
-            <w:tcBorders>
-              <w:top w:val="nil"/>
-              <w:left w:val="nil"/>
-              <w:bottom w:val="single" w:sz="4" w:space="0" w:color="auto"/>
-              <w:right w:val="single" w:sz="4" w:space="0" w:color="auto"/>
-            </w:tcBorders>
-            <w:noWrap/>
-            <w:vAlign w:val="bottom"/>
-            <w:hideMark/>
-          </w:tcPr>
-          <w:p>
-            <w:pPr>
-              <w:spacing w:after="0" w:line="240" w:lineRule="auto"/>
-              <w:rPr>
-                <w:rFonts w:ascii="Arial" w:hAnsi="Arial" w:cs="Arial"/>
-              </w:rPr>
-            </w:pPr>
-            <w:r>
-              <w:rPr>
-                <w:rFonts w:ascii="Arial" w:hAnsi="Arial" w:cs="Arial"/>
-              </w:rPr>
-              <w:t> </w:t>
-            </w:r>
-          </w:p>
-        </w:tc>
-        <w:tc>
-          <w:tcPr>
-            <w:tcW w:w="1493" w:type="dxa"/>
-            <w:tcBorders>
-              <w:top w:val="nil"/>
-              <w:left w:val="nil"/>
-              <w:bottom w:val="single" w:sz="4" w:space="0" w:color="auto"/>
-              <w:right w:val="single" w:sz="4" w:space="0" w:color="auto"/>
-            </w:tcBorders>
-            <w:noWrap/>
-            <w:vAlign w:val="bottom"/>
-          </w:tcPr>
-          <w:p>
-            <w:pPr>
-              <w:spacing w:after="0" w:line="240" w:lineRule="auto"/>
-              <w:jc w:val="center"/>
-              <w:rPr>
-                <w:rFonts w:ascii="Arial" w:hAnsi="Arial" w:cs="Arial"/>
-              </w:rPr>
-            </w:pPr>
-            <w:r>
-              <w:rPr>
-                <w:rFonts w:ascii="Arial" w:hAnsi="Arial" w:cs="Arial"/>
-              </w:rPr>
-              <w:t>{fin4}</w:t>
-            </w:r>
-          </w:p>
-        </w:tc>
-        <w:tc>
-          <w:tcPr>
-            <w:tcW w:w="1782" w:type="dxa"/>
-            <w:tcBorders>
-              <w:top w:val="nil"/>
-              <w:left w:val="nil"/>
-              <w:bottom w:val="single" w:sz="4" w:space="0" w:color="auto"/>
-              <w:right w:val="single" w:sz="4" w:space="0" w:color="auto"/>
-            </w:tcBorders>
-            <w:noWrap/>
-            <w:vAlign w:val="bottom"/>
-          </w:tcPr>
-          <w:p>
-            <w:pPr>
-              <w:spacing w:after="0" w:line="240" w:lineRule="auto"/>
-              <w:jc w:val="center"/>
-              <w:rPr>
-                <w:rFonts w:ascii="Arial" w:hAnsi="Arial" w:cs="Arial"/>
-              </w:rPr>
-            </w:pPr>
-            <w:r>
-              <w:rPr>
-                <w:rFonts w:ascii="Arial" w:hAnsi="Arial" w:cs="Arial"/>
-              </w:rPr>
-              <w:t>{rem4}</w:t>
-            </w:r>
-          </w:p>
-        </w:tc>
-      </w:tr>
-      <w:tr>
-        <w:trPr>
-          <w:trHeight w:val="292"/>
-          <w:jc w:val="center"/>
-        </w:trPr>
-        <w:tc>
-          <w:tcPr>
-            <w:tcW w:w="539" w:type="dxa"/>
-            <w:tcBorders>
-              <w:top w:val="nil"/>
-              <w:left w:val="single" w:sz="4" w:space="0" w:color="auto"/>
-              <w:bottom w:val="single" w:sz="4" w:space="0" w:color="auto"/>
-              <w:right w:val="single" w:sz="4" w:space="0" w:color="auto"/>
-            </w:tcBorders>
-            <w:noWrap/>
-            <w:vAlign w:val="bottom"/>
-            <w:hideMark/>
-          </w:tcPr>
-          <w:p>
-            <w:pPr>
-              <w:spacing w:after="0" w:line="240" w:lineRule="auto"/>
-              <w:jc w:val="center"/>
-              <w:rPr>
-                <w:rFonts w:ascii="Arial" w:hAnsi="Arial" w:cs="Arial"/>
-              </w:rPr>
-            </w:pPr>
-            <w:r>
-              <w:rPr>
-                <w:rFonts w:ascii="Arial" w:hAnsi="Arial" w:cs="Arial"/>
-              </w:rPr>
-              <w:t>5</w:t>
-            </w:r>
-          </w:p>
-        </w:tc>
-        <w:tc>
-          <w:tcPr>
-            <w:tcW w:w="1353" w:type="dxa"/>
-            <w:tcBorders>
-              <w:top w:val="nil"/>
-              <w:left w:val="nil"/>
-              <w:bottom w:val="single" w:sz="4" w:space="0" w:color="auto"/>
-              <w:right w:val="single" w:sz="4" w:space="0" w:color="auto"/>
-            </w:tcBorders>
-            <w:noWrap/>
-            <w:vAlign w:val="bottom"/>
-          </w:tcPr>
-          <w:p>
-            <w:pPr>
-              <w:spacing w:after="0" w:line="240" w:lineRule="auto"/>
-              <w:jc w:val="center"/>
-              <w:rPr>
-                <w:rFonts w:ascii="Arial" w:hAnsi="Arial" w:cs="Arial"/>
-              </w:rPr>
-            </w:pPr>
-            <w:r>
-              <w:rPr>
-                <w:rFonts w:ascii="Arial" w:hAnsi="Arial" w:cs="Arial"/>
-              </w:rPr>
-              <w:t>{id5}</w:t>
-            </w:r>
-          </w:p>
-        </w:tc>
-        <w:tc>
-          <w:tcPr>
-            <w:tcW w:w="4771" w:type="dxa"/>
-            <w:gridSpan w:val="4"/>
-            <w:tcBorders>
-              <w:top w:val="single" w:sz="4" w:space="0" w:color="auto"/>
-              <w:left w:val="nil"/>
-              <w:bottom w:val="single" w:sz="4" w:space="0" w:color="auto"/>
-              <w:right w:val="single" w:sz="4" w:space="0" w:color="000000"/>
-            </w:tcBorders>
-            <w:noWrap/>
-            <w:vAlign w:val="bottom"/>
-          </w:tcPr>
-          <w:p>
-            <w:pPr>
-              <w:spacing w:after="0" w:line="240" w:lineRule="auto"/>
-              <w:rPr>
-                <w:rFonts w:ascii="Arial" w:hAnsi="Arial" w:cs="Arial"/>
-              </w:rPr>
-            </w:pPr>
-            <w:r>
-              <w:rPr>
-                <w:rFonts w:ascii="Arial" w:hAnsi="Arial" w:cs="Arial"/>
-              </w:rPr>
-              <w:t>{name5}</w:t>
-            </w:r>
-          </w:p>
-        </w:tc>
-        <w:tc>
-          <w:tcPr>
-            <w:tcW w:w="1318" w:type="dxa"/>
-            <w:tcBorders>
-              <w:top w:val="nil"/>
-              <w:left w:val="nil"/>
-              <w:bottom w:val="single" w:sz="4" w:space="0" w:color="auto"/>
-              <w:right w:val="single" w:sz="4" w:space="0" w:color="auto"/>
-            </w:tcBorders>
-            <w:noWrap/>
-            <w:vAlign w:val="bottom"/>
-            <w:hideMark/>
-          </w:tcPr>
-          <w:p>
-            <w:pPr>
-              <w:spacing w:after="0" w:line="240" w:lineRule="auto"/>
-              <w:rPr>
-                <w:rFonts w:ascii="Arial" w:hAnsi="Arial" w:cs="Arial"/>
-              </w:rPr>
-            </w:pPr>
-            <w:r>
-              <w:rPr>
-                <w:rFonts w:ascii="Arial" w:hAnsi="Arial" w:cs="Arial"/>
-              </w:rPr>
-              <w:t> </w:t>
-            </w:r>
-          </w:p>
-        </w:tc>
-        <w:tc>
-          <w:tcPr>
-            <w:tcW w:w="1493" w:type="dxa"/>
-            <w:tcBorders>
-              <w:top w:val="nil"/>
-              <w:left w:val="nil"/>
-              <w:bottom w:val="single" w:sz="4" w:space="0" w:color="auto"/>
-              <w:right w:val="single" w:sz="4" w:space="0" w:color="auto"/>
-            </w:tcBorders>
-            <w:noWrap/>
-            <w:vAlign w:val="bottom"/>
-          </w:tcPr>
-          <w:p>
-            <w:pPr>
-              <w:spacing w:after="0" w:line="240" w:lineRule="auto"/>
-              <w:jc w:val="center"/>
-              <w:rPr>
-                <w:rFonts w:ascii="Arial" w:hAnsi="Arial" w:cs="Arial"/>
-              </w:rPr>
-            </w:pPr>
-            <w:r>
-              <w:rPr>
-                <w:rFonts w:ascii="Arial" w:hAnsi="Arial" w:cs="Arial"/>
-              </w:rPr>
-              <w:t>{fin5}</w:t>
-            </w:r>
-          </w:p>
-        </w:tc>
-        <w:tc>
-          <w:tcPr>
-            <w:tcW w:w="1782" w:type="dxa"/>
-            <w:tcBorders>
-              <w:top w:val="nil"/>
-              <w:left w:val="nil"/>
-              <w:bottom w:val="single" w:sz="4" w:space="0" w:color="auto"/>
-              <w:right w:val="single" w:sz="4" w:space="0" w:color="auto"/>
-            </w:tcBorders>
-            <w:noWrap/>
-            <w:vAlign w:val="bottom"/>
-          </w:tcPr>
-          <w:p>
-            <w:pPr>
-              <w:spacing w:after="0" w:line="240" w:lineRule="auto"/>
-              <w:jc w:val="center"/>
-              <w:rPr>
-                <w:rFonts w:ascii="Arial" w:hAnsi="Arial" w:cs="Arial"/>
-              </w:rPr>
-            </w:pPr>
-            <w:r>
-              <w:rPr>
-                <w:rFonts w:ascii="Arial" w:hAnsi="Arial" w:cs="Arial"/>
-              </w:rPr>
-              <w:t>{rem5}</w:t>
-            </w:r>
-          </w:p>
-        </w:tc>
-      </w:tr>
-      <w:tr>
-        <w:trPr>
-          <w:trHeight w:val="292"/>
-          <w:jc w:val="center"/>
-        </w:trPr>
-        <w:tc>
-          <w:tcPr>
-            <w:tcW w:w="539" w:type="dxa"/>
-            <w:tcBorders>
-              <w:top w:val="nil"/>
-              <w:left w:val="single" w:sz="4" w:space="0" w:color="auto"/>
-              <w:bottom w:val="single" w:sz="4" w:space="0" w:color="auto"/>
-              <w:right w:val="single" w:sz="4" w:space="0" w:color="auto"/>
-            </w:tcBorders>
-            <w:noWrap/>
-            <w:vAlign w:val="bottom"/>
-            <w:hideMark/>
-          </w:tcPr>
-          <w:p>
-            <w:pPr>
-              <w:spacing w:after="0" w:line="240" w:lineRule="auto"/>
-              <w:jc w:val="center"/>
-              <w:rPr>
-                <w:rFonts w:ascii="Arial" w:hAnsi="Arial" w:cs="Arial"/>
-              </w:rPr>
-            </w:pPr>
-            <w:r>
-              <w:rPr>
-                <w:rFonts w:ascii="Arial" w:hAnsi="Arial" w:cs="Arial"/>
-              </w:rPr>
-              <w:t>6</w:t>
-            </w:r>
-          </w:p>
-        </w:tc>
-        <w:tc>
-          <w:tcPr>
-            <w:tcW w:w="1353" w:type="dxa"/>
-            <w:tcBorders>
-              <w:top w:val="nil"/>
-              <w:left w:val="nil"/>
-              <w:bottom w:val="single" w:sz="4" w:space="0" w:color="auto"/>
-              <w:right w:val="single" w:sz="4" w:space="0" w:color="auto"/>
-            </w:tcBorders>
-            <w:noWrap/>
-            <w:vAlign w:val="bottom"/>
-          </w:tcPr>
-          <w:p>
-            <w:pPr>
-              <w:spacing w:after="0" w:line="240" w:lineRule="auto"/>
-              <w:jc w:val="center"/>
-              <w:rPr>
-                <w:rFonts w:ascii="Arial" w:hAnsi="Arial" w:cs="Arial"/>
-              </w:rPr>
-            </w:pPr>
-            <w:r>
-              <w:rPr>
-                <w:rFonts w:ascii="Arial" w:hAnsi="Arial" w:cs="Arial"/>
-              </w:rPr>
-              <w:t>{id6}</w:t>
-            </w:r>
-          </w:p>
-        </w:tc>
-        <w:tc>
-          <w:tcPr>
-            <w:tcW w:w="4771" w:type="dxa"/>
-            <w:gridSpan w:val="4"/>
-            <w:tcBorders>
-              <w:top w:val="single" w:sz="4" w:space="0" w:color="auto"/>
-              <w:left w:val="nil"/>
-              <w:bottom w:val="single" w:sz="4" w:space="0" w:color="auto"/>
-              <w:right w:val="single" w:sz="4" w:space="0" w:color="000000"/>
-            </w:tcBorders>
-            <w:noWrap/>
-            <w:vAlign w:val="bottom"/>
-          </w:tcPr>
-          <w:p>
-            <w:pPr>
-              <w:spacing w:after="0" w:line="240" w:lineRule="auto"/>
-              <w:rPr>
-                <w:rFonts w:ascii="Arial" w:hAnsi="Arial" w:cs="Arial"/>
-              </w:rPr>
-            </w:pPr>
-            <w:r>
-              <w:rPr>
-                <w:rFonts w:ascii="Arial" w:hAnsi="Arial" w:cs="Arial"/>
-              </w:rPr>
-              <w:t>{name6}</w:t>
-            </w:r>
-          </w:p>
-        </w:tc>
-        <w:tc>
-          <w:tcPr>
-            <w:tcW w:w="1318" w:type="dxa"/>
-            <w:tcBorders>
-              <w:top w:val="nil"/>
-              <w:left w:val="nil"/>
-              <w:bottom w:val="single" w:sz="4" w:space="0" w:color="auto"/>
-              <w:right w:val="single" w:sz="4" w:space="0" w:color="auto"/>
-            </w:tcBorders>
-            <w:noWrap/>
-            <w:vAlign w:val="bottom"/>
-            <w:hideMark/>
-          </w:tcPr>
-          <w:p>
-            <w:pPr>
-              <w:spacing w:after="0" w:line="240" w:lineRule="auto"/>
-              <w:rPr>
-                <w:rFonts w:ascii="Arial" w:hAnsi="Arial" w:cs="Arial"/>
-              </w:rPr>
-            </w:pPr>
-            <w:r>
-              <w:rPr>
-                <w:rFonts w:ascii="Arial" w:hAnsi="Arial" w:cs="Arial"/>
-              </w:rPr>
-              <w:t> </w:t>
-            </w:r>
-          </w:p>
-        </w:tc>
-        <w:tc>
-          <w:tcPr>
-            <w:tcW w:w="1493" w:type="dxa"/>
-            <w:tcBorders>
-              <w:top w:val="nil"/>
-              <w:left w:val="nil"/>
-              <w:bottom w:val="single" w:sz="4" w:space="0" w:color="auto"/>
-              <w:right w:val="single" w:sz="4" w:space="0" w:color="auto"/>
-            </w:tcBorders>
-            <w:noWrap/>
-            <w:vAlign w:val="bottom"/>
-          </w:tcPr>
-          <w:p>
-            <w:pPr>
-              <w:spacing w:after="0" w:line="240" w:lineRule="auto"/>
-              <w:jc w:val="center"/>
-              <w:rPr>
-                <w:rFonts w:ascii="Arial" w:hAnsi="Arial" w:cs="Arial"/>
-              </w:rPr>
-            </w:pPr>
-            <w:r>
-              <w:rPr>
-                <w:rFonts w:ascii="Arial" w:hAnsi="Arial" w:cs="Arial"/>
-              </w:rPr>
-              <w:t>{fin6}</w:t>
-            </w:r>
-          </w:p>
-        </w:tc>
-        <w:tc>
-          <w:tcPr>
-            <w:tcW w:w="1782" w:type="dxa"/>
-            <w:tcBorders>
-              <w:top w:val="nil"/>
-              <w:left w:val="nil"/>
-              <w:bottom w:val="single" w:sz="4" w:space="0" w:color="auto"/>
-              <w:right w:val="single" w:sz="4" w:space="0" w:color="auto"/>
-            </w:tcBorders>
-            <w:noWrap/>
-            <w:vAlign w:val="bottom"/>
-          </w:tcPr>
-          <w:p>
-            <w:pPr>
-              <w:spacing w:after="0" w:line="240" w:lineRule="auto"/>
-              <w:jc w:val="center"/>
-              <w:rPr>
-                <w:rFonts w:ascii="Arial" w:hAnsi="Arial" w:cs="Arial"/>
-              </w:rPr>
-            </w:pPr>
-            <w:r>
-              <w:rPr>
-                <w:rFonts w:ascii="Arial" w:hAnsi="Arial" w:cs="Arial"/>
-              </w:rPr>
-              <w:t>{rem6}</w:t>
-            </w:r>
-          </w:p>
-        </w:tc>
-      </w:tr>
-      <w:tr>
-        <w:trPr>
-          <w:trHeight w:val="242"/>
-          <w:jc w:val="center"/>
-        </w:trPr>
-        <w:tc>
-          <w:tcPr>
-            <w:tcW w:w="539" w:type="dxa"/>
-            <w:tcBorders>
-              <w:top w:val="nil"/>
-              <w:left w:val="single" w:sz="4" w:space="0" w:color="auto"/>
-              <w:bottom w:val="single" w:sz="4" w:space="0" w:color="auto"/>
-              <w:right w:val="single" w:sz="4" w:space="0" w:color="auto"/>
-            </w:tcBorders>
-            <w:noWrap/>
-            <w:vAlign w:val="bottom"/>
-            <w:hideMark/>
-          </w:tcPr>
-          <w:p>
-            <w:pPr>
-              <w:spacing w:after="0" w:line="240" w:lineRule="auto"/>
-              <w:jc w:val="center"/>
-              <w:rPr>
-                <w:rFonts w:ascii="Arial" w:hAnsi="Arial" w:cs="Arial"/>
-              </w:rPr>
-            </w:pPr>
-            <w:r>
-              <w:rPr>
-                <w:rFonts w:ascii="Arial" w:hAnsi="Arial" w:cs="Arial"/>
-              </w:rPr>
-              <w:t>7</w:t>
-            </w:r>
-          </w:p>
-        </w:tc>
-        <w:tc>
-          <w:tcPr>
-            <w:tcW w:w="1353" w:type="dxa"/>
-            <w:tcBorders>
-              <w:top w:val="nil"/>
-              <w:left w:val="nil"/>
-              <w:bottom w:val="single" w:sz="4" w:space="0" w:color="auto"/>
-              <w:right w:val="single" w:sz="4" w:space="0" w:color="auto"/>
-            </w:tcBorders>
-            <w:noWrap/>
-            <w:vAlign w:val="bottom"/>
-          </w:tcPr>
-          <w:p>
-            <w:pPr>
-              <w:spacing w:after="0" w:line="240" w:lineRule="auto"/>
-              <w:jc w:val="center"/>
-              <w:rPr>
-                <w:rFonts w:ascii="Arial" w:hAnsi="Arial" w:cs="Arial"/>
-              </w:rPr>
-            </w:pPr>
-            <w:r>
-              <w:rPr>
-                <w:rFonts w:ascii="Arial" w:hAnsi="Arial" w:cs="Arial"/>
-              </w:rPr>
-              <w:t>{id7}</w:t>
-            </w:r>
-          </w:p>
-        </w:tc>
-        <w:tc>
-          <w:tcPr>
-            <w:tcW w:w="4771" w:type="dxa"/>
-            <w:gridSpan w:val="4"/>
-            <w:tcBorders>
-              <w:top w:val="single" w:sz="4" w:space="0" w:color="auto"/>
-              <w:left w:val="nil"/>
-              <w:bottom w:val="single" w:sz="4" w:space="0" w:color="auto"/>
-              <w:right w:val="single" w:sz="4" w:space="0" w:color="000000"/>
-            </w:tcBorders>
-            <w:noWrap/>
-            <w:vAlign w:val="bottom"/>
-          </w:tcPr>
-          <w:p>
-            <w:pPr>
-              <w:spacing w:after="0" w:line="240" w:lineRule="auto"/>
-              <w:rPr>
-                <w:rFonts w:ascii="Arial" w:hAnsi="Arial" w:cs="Arial"/>
-              </w:rPr>
-            </w:pPr>
-            <w:r>
-              <w:rPr>
-                <w:rFonts w:ascii="Arial" w:hAnsi="Arial" w:cs="Arial"/>
-              </w:rPr>
-              <w:t>{name7}</w:t>
-            </w:r>
-          </w:p>
-        </w:tc>
-        <w:tc>
-          <w:tcPr>
-            <w:tcW w:w="1318" w:type="dxa"/>
-            <w:tcBorders>
-              <w:top w:val="nil"/>
-              <w:left w:val="nil"/>
-              <w:bottom w:val="single" w:sz="4" w:space="0" w:color="auto"/>
-              <w:right w:val="single" w:sz="4" w:space="0" w:color="auto"/>
-            </w:tcBorders>
-            <w:noWrap/>
-            <w:vAlign w:val="bottom"/>
-            <w:hideMark/>
-          </w:tcPr>
-          <w:p>
-            <w:pPr>
-              <w:spacing w:after="0" w:line="240" w:lineRule="auto"/>
-              <w:rPr>
-                <w:rFonts w:ascii="Arial" w:hAnsi="Arial" w:cs="Arial"/>
-              </w:rPr>
-            </w:pPr>
-            <w:r>
-              <w:rPr>
-                <w:rFonts w:ascii="Arial" w:hAnsi="Arial" w:cs="Arial"/>
-              </w:rPr>
-              <w:t> </w:t>
-            </w:r>
-          </w:p>
-        </w:tc>
-        <w:tc>
-          <w:tcPr>
-            <w:tcW w:w="1493" w:type="dxa"/>
-            <w:tcBorders>
-              <w:top w:val="nil"/>
-              <w:left w:val="nil"/>
-              <w:bottom w:val="single" w:sz="4" w:space="0" w:color="auto"/>
-              <w:right w:val="single" w:sz="4" w:space="0" w:color="auto"/>
-            </w:tcBorders>
-            <w:noWrap/>
-            <w:vAlign w:val="bottom"/>
-          </w:tcPr>
-          <w:p>
-            <w:pPr>
-              <w:spacing w:after="0" w:line="240" w:lineRule="auto"/>
-              <w:jc w:val="center"/>
-              <w:rPr>
-                <w:rFonts w:ascii="Arial" w:hAnsi="Arial" w:cs="Arial"/>
-              </w:rPr>
-            </w:pPr>
-            <w:r>
-              <w:rPr>
-                <w:rFonts w:ascii="Arial" w:hAnsi="Arial" w:cs="Arial"/>
-              </w:rPr>
-              <w:t>{fin7}</w:t>
-            </w:r>
-          </w:p>
-        </w:tc>
-        <w:tc>
-          <w:tcPr>
-            <w:tcW w:w="1782" w:type="dxa"/>
-            <w:tcBorders>
-              <w:top w:val="nil"/>
-              <w:left w:val="nil"/>
-              <w:bottom w:val="single" w:sz="4" w:space="0" w:color="auto"/>
-              <w:right w:val="single" w:sz="4" w:space="0" w:color="auto"/>
-            </w:tcBorders>
-            <w:noWrap/>
-            <w:vAlign w:val="bottom"/>
-          </w:tcPr>
-          <w:p>
-            <w:pPr>
-              <w:spacing w:after="0" w:line="240" w:lineRule="auto"/>
-              <w:jc w:val="center"/>
-              <w:rPr>
-                <w:rFonts w:ascii="Arial" w:hAnsi="Arial" w:cs="Arial"/>
-              </w:rPr>
-            </w:pPr>
-            <w:r>
-              <w:rPr>
-                <w:rFonts w:ascii="Arial" w:hAnsi="Arial" w:cs="Arial"/>
-              </w:rPr>
-              <w:t>{rem7}</w:t>
-            </w:r>
-          </w:p>
-        </w:tc>
-      </w:tr>
-      <w:tr>
-        <w:trPr>
-          <w:trHeight w:val="233"/>
-          <w:jc w:val="center"/>
-        </w:trPr>
-        <w:tc>
-          <w:tcPr>
-            <w:tcW w:w="539" w:type="dxa"/>
-            <w:tcBorders>
-              <w:top w:val="nil"/>
-              <w:left w:val="single" w:sz="4" w:space="0" w:color="auto"/>
-              <w:bottom w:val="single" w:sz="4" w:space="0" w:color="auto"/>
-              <w:right w:val="single" w:sz="4" w:space="0" w:color="auto"/>
-            </w:tcBorders>
-            <w:noWrap/>
-            <w:vAlign w:val="bottom"/>
-            <w:hideMark/>
-          </w:tcPr>
-          <w:p>
-            <w:pPr>
-              <w:spacing w:after="0" w:line="240" w:lineRule="auto"/>
-              <w:jc w:val="center"/>
-              <w:rPr>
-                <w:rFonts w:ascii="Arial" w:hAnsi="Arial" w:cs="Arial"/>
-              </w:rPr>
-            </w:pPr>
-            <w:r>
-              <w:rPr>
-                <w:rFonts w:ascii="Arial" w:hAnsi="Arial" w:cs="Arial"/>
-              </w:rPr>
-              <w:t>8</w:t>
-            </w:r>
-          </w:p>
-        </w:tc>
-        <w:tc>
-          <w:tcPr>
-            <w:tcW w:w="1353" w:type="dxa"/>
-            <w:tcBorders>
-              <w:top w:val="nil"/>
-              <w:left w:val="nil"/>
-              <w:bottom w:val="single" w:sz="4" w:space="0" w:color="auto"/>
-              <w:right w:val="single" w:sz="4" w:space="0" w:color="auto"/>
-            </w:tcBorders>
-            <w:noWrap/>
-            <w:vAlign w:val="bottom"/>
-          </w:tcPr>
-          <w:p>
-            <w:pPr>
-              <w:spacing w:after="0" w:line="240" w:lineRule="auto"/>
-              <w:jc w:val="center"/>
-              <w:rPr>
-                <w:rFonts w:ascii="Arial" w:hAnsi="Arial" w:cs="Arial"/>
-              </w:rPr>
-            </w:pPr>
-            <w:r>
-              <w:rPr>
-                <w:rFonts w:ascii="Arial" w:hAnsi="Arial" w:cs="Arial"/>
-              </w:rPr>
-              <w:t>{id8}</w:t>
-            </w:r>
-          </w:p>
-        </w:tc>
-        <w:tc>
-          <w:tcPr>
-            <w:tcW w:w="4771" w:type="dxa"/>
-            <w:gridSpan w:val="4"/>
-            <w:tcBorders>
-              <w:top w:val="single" w:sz="4" w:space="0" w:color="auto"/>
-              <w:left w:val="nil"/>
-              <w:bottom w:val="single" w:sz="4" w:space="0" w:color="auto"/>
-              <w:right w:val="single" w:sz="4" w:space="0" w:color="000000"/>
-            </w:tcBorders>
-            <w:noWrap/>
-            <w:vAlign w:val="bottom"/>
-          </w:tcPr>
-          <w:p>
-            <w:pPr>
-              <w:spacing w:after="0" w:line="240" w:lineRule="auto"/>
-              <w:rPr>
-                <w:rFonts w:ascii="Arial" w:hAnsi="Arial" w:cs="Arial"/>
-              </w:rPr>
-            </w:pPr>
-            <w:r>
-              <w:rPr>
-                <w:rFonts w:ascii="Arial" w:hAnsi="Arial" w:cs="Arial"/>
-              </w:rPr>
-              <w:t>{name8}</w:t>
-            </w:r>
-          </w:p>
-        </w:tc>
-        <w:tc>
-          <w:tcPr>
-            <w:tcW w:w="1318" w:type="dxa"/>
-            <w:tcBorders>
-              <w:top w:val="nil"/>
-              <w:left w:val="nil"/>
-              <w:bottom w:val="single" w:sz="4" w:space="0" w:color="auto"/>
-              <w:right w:val="single" w:sz="4" w:space="0" w:color="auto"/>
-            </w:tcBorders>
-            <w:noWrap/>
-            <w:vAlign w:val="bottom"/>
-            <w:hideMark/>
-          </w:tcPr>
-          <w:p>
-            <w:pPr>
-              <w:spacing w:after="0" w:line="240" w:lineRule="auto"/>
-              <w:rPr>
-                <w:rFonts w:ascii="Arial" w:hAnsi="Arial" w:cs="Arial"/>
-              </w:rPr>
-            </w:pPr>
-            <w:r>
-              <w:rPr>
-                <w:rFonts w:ascii="Arial" w:hAnsi="Arial" w:cs="Arial"/>
-              </w:rPr>
-              <w:t> </w:t>
-            </w:r>
-          </w:p>
-        </w:tc>
-        <w:tc>
-          <w:tcPr>
-            <w:tcW w:w="1493" w:type="dxa"/>
-            <w:tcBorders>
-              <w:top w:val="nil"/>
-              <w:left w:val="nil"/>
-              <w:bottom w:val="single" w:sz="4" w:space="0" w:color="auto"/>
-              <w:right w:val="single" w:sz="4" w:space="0" w:color="auto"/>
-            </w:tcBorders>
-            <w:noWrap/>
-            <w:vAlign w:val="bottom"/>
-          </w:tcPr>
-          <w:p>
-            <w:pPr>
-              <w:spacing w:after="0" w:line="240" w:lineRule="auto"/>
-              <w:jc w:val="center"/>
-              <w:rPr>
-                <w:rFonts w:ascii="Arial" w:hAnsi="Arial" w:cs="Arial"/>
-              </w:rPr>
-            </w:pPr>
-            <w:r>
-              <w:rPr>
-                <w:rFonts w:ascii="Arial" w:hAnsi="Arial" w:cs="Arial"/>
-              </w:rPr>
-              <w:t>{fin8}</w:t>
-            </w:r>
-          </w:p>
-        </w:tc>
-        <w:tc>
-          <w:tcPr>
-            <w:tcW w:w="1782" w:type="dxa"/>
-            <w:tcBorders>
-              <w:top w:val="nil"/>
-              <w:left w:val="nil"/>
-              <w:bottom w:val="single" w:sz="4" w:space="0" w:color="auto"/>
-              <w:right w:val="single" w:sz="4" w:space="0" w:color="auto"/>
-            </w:tcBorders>
-            <w:noWrap/>
-            <w:vAlign w:val="bottom"/>
-          </w:tcPr>
-          <w:p>
-            <w:pPr>
-              <w:spacing w:after="0" w:line="240" w:lineRule="auto"/>
-              <w:jc w:val="center"/>
-              <w:rPr>
-                <w:rFonts w:ascii="Arial" w:hAnsi="Arial" w:cs="Arial"/>
-              </w:rPr>
-            </w:pPr>
-            <w:r>
-              <w:rPr>
-                <w:rFonts w:ascii="Arial" w:hAnsi="Arial" w:cs="Arial"/>
-              </w:rPr>
-              <w:t>{rem8}</w:t>
-            </w:r>
-          </w:p>
-        </w:tc>
-      </w:tr>
-      <w:tr>
-        <w:trPr>
-          <w:trHeight w:val="292"/>
-          <w:jc w:val="center"/>
-        </w:trPr>
-        <w:tc>
-          <w:tcPr>
-            <w:tcW w:w="539" w:type="dxa"/>
-            <w:tcBorders>
-              <w:top w:val="nil"/>
-              <w:left w:val="single" w:sz="4" w:space="0" w:color="auto"/>
-              <w:bottom w:val="single" w:sz="4" w:space="0" w:color="auto"/>
-              <w:right w:val="single" w:sz="4" w:space="0" w:color="auto"/>
-            </w:tcBorders>
-            <w:noWrap/>
-            <w:vAlign w:val="bottom"/>
-            <w:hideMark/>
-          </w:tcPr>
-          <w:p>
-            <w:pPr>
-              <w:spacing w:after="0" w:line="240" w:lineRule="auto"/>
-              <w:jc w:val="center"/>
-              <w:rPr>
-                <w:rFonts w:ascii="Arial" w:hAnsi="Arial" w:cs="Arial"/>
-              </w:rPr>
-            </w:pPr>
-            <w:r>
-              <w:rPr>
-                <w:rFonts w:ascii="Arial" w:hAnsi="Arial" w:cs="Arial"/>
-              </w:rPr>
-              <w:t>9</w:t>
-            </w:r>
-          </w:p>
-        </w:tc>
-        <w:tc>
-          <w:tcPr>
-            <w:tcW w:w="1353" w:type="dxa"/>
-            <w:tcBorders>
-              <w:top w:val="nil"/>
-              <w:left w:val="nil"/>
-              <w:bottom w:val="single" w:sz="4" w:space="0" w:color="auto"/>
-              <w:right w:val="single" w:sz="4" w:space="0" w:color="auto"/>
-            </w:tcBorders>
-            <w:noWrap/>
-            <w:vAlign w:val="bottom"/>
-          </w:tcPr>
-          <w:p>
-            <w:pPr>
-              <w:spacing w:after="0" w:line="240" w:lineRule="auto"/>
-              <w:jc w:val="center"/>
-              <w:rPr>
-                <w:rFonts w:ascii="Arial" w:hAnsi="Arial" w:cs="Arial"/>
-              </w:rPr>
-            </w:pPr>
-            <w:r>
-              <w:rPr>
-                <w:rFonts w:ascii="Arial" w:hAnsi="Arial" w:cs="Arial"/>
-              </w:rPr>
-              <w:t>{id9}</w:t>
-            </w:r>
-          </w:p>
-        </w:tc>
-        <w:tc>
-          <w:tcPr>
-            <w:tcW w:w="4771" w:type="dxa"/>
-            <w:gridSpan w:val="4"/>
-            <w:tcBorders>
-              <w:top w:val="single" w:sz="4" w:space="0" w:color="auto"/>
-              <w:left w:val="nil"/>
-              <w:bottom w:val="single" w:sz="4" w:space="0" w:color="auto"/>
-              <w:right w:val="single" w:sz="4" w:space="0" w:color="000000"/>
-            </w:tcBorders>
-            <w:noWrap/>
-            <w:vAlign w:val="bottom"/>
-          </w:tcPr>
-          <w:p>
-            <w:pPr>
-              <w:spacing w:after="0" w:line="240" w:lineRule="auto"/>
-              <w:rPr>
-                <w:rFonts w:ascii="Arial" w:hAnsi="Arial" w:cs="Arial"/>
-              </w:rPr>
-            </w:pPr>
-            <w:r>
-              <w:rPr>
-                <w:rFonts w:ascii="Arial" w:hAnsi="Arial" w:cs="Arial"/>
-              </w:rPr>
-              <w:t>{name9}</w:t>
-            </w:r>
-          </w:p>
-        </w:tc>
-        <w:tc>
-          <w:tcPr>
-            <w:tcW w:w="1318" w:type="dxa"/>
-            <w:tcBorders>
-              <w:top w:val="nil"/>
-              <w:left w:val="nil"/>
-              <w:bottom w:val="single" w:sz="4" w:space="0" w:color="auto"/>
-              <w:right w:val="single" w:sz="4" w:space="0" w:color="auto"/>
-            </w:tcBorders>
-            <w:noWrap/>
-            <w:vAlign w:val="bottom"/>
-            <w:hideMark/>
-          </w:tcPr>
-          <w:p>
-            <w:pPr>
-              <w:spacing w:after="0" w:line="240" w:lineRule="auto"/>
-              <w:rPr>
-                <w:rFonts w:ascii="Arial" w:hAnsi="Arial" w:cs="Arial"/>
-              </w:rPr>
-            </w:pPr>
-            <w:r>
-              <w:rPr>
-                <w:rFonts w:ascii="Arial" w:hAnsi="Arial" w:cs="Arial"/>
-              </w:rPr>
-              <w:t> </w:t>
-            </w:r>
-          </w:p>
-        </w:tc>
-        <w:tc>
-          <w:tcPr>
-            <w:tcW w:w="1493" w:type="dxa"/>
-            <w:tcBorders>
-              <w:top w:val="nil"/>
-              <w:left w:val="nil"/>
-              <w:bottom w:val="single" w:sz="4" w:space="0" w:color="auto"/>
-              <w:right w:val="single" w:sz="4" w:space="0" w:color="auto"/>
-            </w:tcBorders>
-            <w:noWrap/>
-            <w:vAlign w:val="bottom"/>
-          </w:tcPr>
-          <w:p>
-            <w:pPr>
-              <w:spacing w:after="0" w:line="240" w:lineRule="auto"/>
-              <w:jc w:val="center"/>
-              <w:rPr>
-                <w:rFonts w:ascii="Arial" w:hAnsi="Arial" w:cs="Arial"/>
-              </w:rPr>
-            </w:pPr>
-            <w:r>
-              <w:rPr>
-                <w:rFonts w:ascii="Arial" w:hAnsi="Arial" w:cs="Arial"/>
-              </w:rPr>
-              <w:t>{fin9}</w:t>
-            </w:r>
-          </w:p>
-        </w:tc>
-        <w:tc>
-          <w:tcPr>
-            <w:tcW w:w="1782" w:type="dxa"/>
-            <w:tcBorders>
-              <w:top w:val="nil"/>
-              <w:left w:val="nil"/>
-              <w:bottom w:val="single" w:sz="4" w:space="0" w:color="auto"/>
-              <w:right w:val="single" w:sz="4" w:space="0" w:color="auto"/>
-            </w:tcBorders>
-            <w:noWrap/>
-            <w:vAlign w:val="bottom"/>
-          </w:tcPr>
-          <w:p>
-            <w:pPr>
-              <w:spacing w:after="0" w:line="240" w:lineRule="auto"/>
-              <w:jc w:val="center"/>
-              <w:rPr>
-                <w:rFonts w:ascii="Arial" w:hAnsi="Arial" w:cs="Arial"/>
-              </w:rPr>
-            </w:pPr>
-            <w:r>
-              <w:rPr>
-                <w:rFonts w:ascii="Arial" w:hAnsi="Arial" w:cs="Arial"/>
-              </w:rPr>
-              <w:t>{rem9}</w:t>
-            </w:r>
-          </w:p>
-        </w:tc>
-      </w:tr>
-      <w:tr>
-        <w:trPr>
-          <w:trHeight w:val="292"/>
-          <w:jc w:val="center"/>
-        </w:trPr>
-        <w:tc>
-          <w:tcPr>
-            <w:tcW w:w="539" w:type="dxa"/>
-            <w:tcBorders>
-              <w:top w:val="nil"/>
-              <w:left w:val="single" w:sz="4" w:space="0" w:color="auto"/>
-              <w:bottom w:val="single" w:sz="4" w:space="0" w:color="auto"/>
-              <w:right w:val="single" w:sz="4" w:space="0" w:color="auto"/>
-            </w:tcBorders>
-            <w:noWrap/>
-            <w:vAlign w:val="bottom"/>
-            <w:hideMark/>
-          </w:tcPr>
-          <w:p>
-            <w:pPr>
-              <w:spacing w:after="0" w:line="240" w:lineRule="auto"/>
-              <w:jc w:val="center"/>
-              <w:rPr>
-                <w:rFonts w:ascii="Arial" w:hAnsi="Arial" w:cs="Arial"/>
-              </w:rPr>
-            </w:pPr>
-            <w:r>
-              <w:rPr>
-                <w:rFonts w:ascii="Arial" w:hAnsi="Arial" w:cs="Arial"/>
-              </w:rPr>
-              <w:t>10</w:t>
-            </w:r>
-          </w:p>
-        </w:tc>
-        <w:tc>
-          <w:tcPr>
-            <w:tcW w:w="1353" w:type="dxa"/>
-            <w:tcBorders>
-              <w:top w:val="nil"/>
-              <w:left w:val="nil"/>
-              <w:bottom w:val="single" w:sz="4" w:space="0" w:color="auto"/>
-              <w:right w:val="single" w:sz="4" w:space="0" w:color="auto"/>
-            </w:tcBorders>
-            <w:noWrap/>
-            <w:vAlign w:val="bottom"/>
-          </w:tcPr>
-          <w:p>
-            <w:pPr>
-              <w:spacing w:after="0" w:line="240" w:lineRule="auto"/>
-              <w:jc w:val="center"/>
-              <w:rPr>
-                <w:rFonts w:ascii="Arial" w:hAnsi="Arial" w:cs="Arial"/>
-              </w:rPr>
-            </w:pPr>
-            <w:r>
-              <w:rPr>
-                <w:rFonts w:ascii="Arial" w:hAnsi="Arial" w:cs="Arial"/>
-              </w:rPr>
-              <w:t>{id10}</w:t>
-            </w:r>
-          </w:p>
-        </w:tc>
-        <w:tc>
-          <w:tcPr>
-            <w:tcW w:w="4771" w:type="dxa"/>
-            <w:gridSpan w:val="4"/>
-            <w:tcBorders>
-              <w:top w:val="single" w:sz="4" w:space="0" w:color="auto"/>
-              <w:left w:val="nil"/>
-              <w:bottom w:val="single" w:sz="4" w:space="0" w:color="auto"/>
-              <w:right w:val="single" w:sz="4" w:space="0" w:color="000000"/>
-            </w:tcBorders>
-            <w:noWrap/>
-            <w:vAlign w:val="bottom"/>
-          </w:tcPr>
-          <w:p>
-            <w:pPr>
-              <w:spacing w:after="0" w:line="240" w:lineRule="auto"/>
-              <w:rPr>
-                <w:rFonts w:ascii="Arial" w:hAnsi="Arial" w:cs="Arial"/>
-              </w:rPr>
-            </w:pPr>
-            <w:r>
-              <w:rPr>
-                <w:rFonts w:ascii="Arial" w:hAnsi="Arial" w:cs="Arial"/>
-              </w:rPr>
-              <w:t>{name10}</w:t>
-            </w:r>
-          </w:p>
-        </w:tc>
-        <w:tc>
-          <w:tcPr>
-            <w:tcW w:w="1318" w:type="dxa"/>
-            <w:tcBorders>
-              <w:top w:val="nil"/>
-              <w:left w:val="nil"/>
-              <w:bottom w:val="single" w:sz="4" w:space="0" w:color="auto"/>
-              <w:right w:val="single" w:sz="4" w:space="0" w:color="auto"/>
-            </w:tcBorders>
-            <w:noWrap/>
-            <w:vAlign w:val="bottom"/>
-            <w:hideMark/>
-          </w:tcPr>
-          <w:p>
-            <w:pPr>
-              <w:spacing w:after="0" w:line="240" w:lineRule="auto"/>
-              <w:rPr>
-                <w:rFonts w:ascii="Arial" w:hAnsi="Arial" w:cs="Arial"/>
-              </w:rPr>
-            </w:pPr>
-            <w:r>
-              <w:rPr>
-                <w:rFonts w:ascii="Arial" w:hAnsi="Arial" w:cs="Arial"/>
-              </w:rPr>
-              <w:t> </w:t>
-            </w:r>
-          </w:p>
-        </w:tc>
-        <w:tc>
-          <w:tcPr>
-            <w:tcW w:w="1493" w:type="dxa"/>
-            <w:tcBorders>
-              <w:top w:val="nil"/>
-              <w:left w:val="nil"/>
-              <w:bottom w:val="single" w:sz="4" w:space="0" w:color="auto"/>
-              <w:right w:val="single" w:sz="4" w:space="0" w:color="auto"/>
-            </w:tcBorders>
-            <w:noWrap/>
-            <w:vAlign w:val="bottom"/>
-          </w:tcPr>
-          <w:p>
-            <w:pPr>
-              <w:spacing w:after="0" w:line="240" w:lineRule="auto"/>
-              <w:jc w:val="center"/>
-              <w:rPr>
-                <w:rFonts w:ascii="Arial" w:hAnsi="Arial" w:cs="Arial"/>
-              </w:rPr>
-            </w:pPr>
-            <w:r>
-              <w:rPr>
-                <w:rFonts w:ascii="Arial" w:hAnsi="Arial" w:cs="Arial"/>
-              </w:rPr>
-              <w:t>{fin10}</w:t>
-            </w:r>
-          </w:p>
-        </w:tc>
-        <w:tc>
-          <w:tcPr>
-            <w:tcW w:w="1782" w:type="dxa"/>
-            <w:tcBorders>
-              <w:top w:val="nil"/>
-              <w:left w:val="nil"/>
-              <w:bottom w:val="single" w:sz="4" w:space="0" w:color="auto"/>
-              <w:right w:val="single" w:sz="4" w:space="0" w:color="auto"/>
-            </w:tcBorders>
-            <w:noWrap/>
-            <w:vAlign w:val="bottom"/>
-          </w:tcPr>
-          <w:p>
-            <w:pPr>
-              <w:spacing w:after="0" w:line="240" w:lineRule="auto"/>
-              <w:jc w:val="center"/>
-              <w:rPr>
-                <w:rFonts w:ascii="Arial" w:hAnsi="Arial" w:cs="Arial"/>
-              </w:rPr>
-            </w:pPr>
-            <w:r>
-              <w:rPr>
-                <w:rFonts w:ascii="Arial" w:hAnsi="Arial" w:cs="Arial"/>
-              </w:rPr>
-              <w:t>{rem10}</w:t>
-            </w:r>
-          </w:p>
-        </w:tc>
-      </w:tr>
-      <w:tr>
-        <w:trPr>
-          <w:trHeight w:val="292"/>
-          <w:jc w:val="center"/>
-        </w:trPr>
-        <w:tc>
-          <w:tcPr>
-            <w:tcW w:w="539" w:type="dxa"/>
-            <w:tcBorders>
-              <w:top w:val="nil"/>
-              <w:left w:val="single" w:sz="4" w:space="0" w:color="auto"/>
-              <w:bottom w:val="single" w:sz="4" w:space="0" w:color="auto"/>
-              <w:right w:val="single" w:sz="4" w:space="0" w:color="auto"/>
-            </w:tcBorders>
-            <w:noWrap/>
-            <w:vAlign w:val="bottom"/>
-            <w:hideMark/>
-          </w:tcPr>
-          <w:p>
-            <w:pPr>
-              <w:spacing w:after="0" w:line="240" w:lineRule="auto"/>
-              <w:jc w:val="center"/>
-              <w:rPr>
-                <w:rFonts w:ascii="Arial" w:hAnsi="Arial" w:cs="Arial"/>
-              </w:rPr>
-            </w:pPr>
-            <w:r>
-              <w:rPr>
-                <w:rFonts w:ascii="Arial" w:hAnsi="Arial" w:cs="Arial"/>
-              </w:rPr>
-              <w:t>11</w:t>
-            </w:r>
-          </w:p>
-        </w:tc>
-        <w:tc>
-          <w:tcPr>
-            <w:tcW w:w="1353" w:type="dxa"/>
-            <w:tcBorders>
-              <w:top w:val="nil"/>
-              <w:left w:val="nil"/>
-              <w:bottom w:val="single" w:sz="4" w:space="0" w:color="auto"/>
-              <w:right w:val="single" w:sz="4" w:space="0" w:color="auto"/>
-            </w:tcBorders>
-            <w:noWrap/>
-            <w:vAlign w:val="bottom"/>
-          </w:tcPr>
-          <w:p>
-            <w:pPr>
-              <w:spacing w:after="0" w:line="240" w:lineRule="auto"/>
-              <w:jc w:val="center"/>
-              <w:rPr>
-                <w:rFonts w:ascii="Arial" w:hAnsi="Arial" w:cs="Arial"/>
-              </w:rPr>
-            </w:pPr>
-            <w:r>
-              <w:rPr>
-                <w:rFonts w:ascii="Arial" w:hAnsi="Arial" w:cs="Arial"/>
-              </w:rPr>
-              <w:t>{id11}</w:t>
-            </w:r>
-          </w:p>
-        </w:tc>
-        <w:tc>
-          <w:tcPr>
-            <w:tcW w:w="4771" w:type="dxa"/>
-            <w:gridSpan w:val="4"/>
-            <w:tcBorders>
-              <w:top w:val="single" w:sz="4" w:space="0" w:color="auto"/>
-              <w:left w:val="nil"/>
-              <w:bottom w:val="single" w:sz="4" w:space="0" w:color="auto"/>
-              <w:right w:val="single" w:sz="4" w:space="0" w:color="000000"/>
-            </w:tcBorders>
-            <w:noWrap/>
-            <w:vAlign w:val="bottom"/>
-          </w:tcPr>
-          <w:p>
-            <w:pPr>
-              <w:spacing w:after="0" w:line="240" w:lineRule="auto"/>
-              <w:rPr>
-                <w:rFonts w:ascii="Arial" w:hAnsi="Arial" w:cs="Arial"/>
-              </w:rPr>
-            </w:pPr>
-            <w:r>
-              <w:rPr>
-                <w:rFonts w:ascii="Arial" w:hAnsi="Arial" w:cs="Arial"/>
-              </w:rPr>
-              <w:t>{name11}</w:t>
-            </w:r>
-          </w:p>
-        </w:tc>
-        <w:tc>
-          <w:tcPr>
-            <w:tcW w:w="1318" w:type="dxa"/>
-            <w:tcBorders>
-              <w:top w:val="nil"/>
-              <w:left w:val="nil"/>
-              <w:bottom w:val="single" w:sz="4" w:space="0" w:color="auto"/>
-              <w:right w:val="single" w:sz="4" w:space="0" w:color="auto"/>
-            </w:tcBorders>
-            <w:noWrap/>
-            <w:vAlign w:val="bottom"/>
-            <w:hideMark/>
-          </w:tcPr>
-          <w:p>
-            <w:pPr>
-              <w:spacing w:after="0" w:line="240" w:lineRule="auto"/>
-              <w:rPr>
-                <w:rFonts w:ascii="Arial" w:hAnsi="Arial" w:cs="Arial"/>
-              </w:rPr>
-            </w:pPr>
-            <w:r>
-              <w:rPr>
-                <w:rFonts w:ascii="Arial" w:hAnsi="Arial" w:cs="Arial"/>
-              </w:rPr>
-              <w:t> </w:t>
-            </w:r>
-          </w:p>
-        </w:tc>
-        <w:tc>
-          <w:tcPr>
-            <w:tcW w:w="1493" w:type="dxa"/>
-            <w:tcBorders>
-              <w:top w:val="nil"/>
-              <w:left w:val="nil"/>
-              <w:bottom w:val="single" w:sz="4" w:space="0" w:color="auto"/>
-              <w:right w:val="single" w:sz="4" w:space="0" w:color="auto"/>
-            </w:tcBorders>
-            <w:noWrap/>
-            <w:vAlign w:val="bottom"/>
-          </w:tcPr>
-          <w:p>
-            <w:pPr>
-              <w:spacing w:after="0" w:line="240" w:lineRule="auto"/>
-              <w:jc w:val="center"/>
-              <w:rPr>
-                <w:rFonts w:ascii="Arial" w:hAnsi="Arial" w:cs="Arial"/>
-              </w:rPr>
-            </w:pPr>
-            <w:r>
-              <w:rPr>
-                <w:rFonts w:ascii="Arial" w:hAnsi="Arial" w:cs="Arial"/>
-              </w:rPr>
-              <w:t>{fin11}</w:t>
-            </w:r>
-          </w:p>
-        </w:tc>
-        <w:tc>
-          <w:tcPr>
-            <w:tcW w:w="1782" w:type="dxa"/>
-            <w:tcBorders>
-              <w:top w:val="nil"/>
-              <w:left w:val="nil"/>
-              <w:bottom w:val="single" w:sz="4" w:space="0" w:color="auto"/>
-              <w:right w:val="single" w:sz="4" w:space="0" w:color="auto"/>
-            </w:tcBorders>
-            <w:noWrap/>
-            <w:vAlign w:val="bottom"/>
-          </w:tcPr>
-          <w:p>
-            <w:pPr>
-              <w:spacing w:after="0" w:line="240" w:lineRule="auto"/>
-              <w:jc w:val="center"/>
-              <w:rPr>
-                <w:rFonts w:ascii="Arial" w:hAnsi="Arial" w:cs="Arial"/>
-              </w:rPr>
-            </w:pPr>
-            <w:r>
-              <w:rPr>
-                <w:rFonts w:ascii="Arial" w:hAnsi="Arial" w:cs="Arial"/>
-              </w:rPr>
-              <w:t>{rem11}</w:t>
-            </w:r>
-          </w:p>
-        </w:tc>
-      </w:tr>
-      <w:tr>
-        <w:trPr>
-          <w:trHeight w:val="292"/>
-          <w:jc w:val="center"/>
-        </w:trPr>
-        <w:tc>
-          <w:tcPr>
-            <w:tcW w:w="539" w:type="dxa"/>
-            <w:tcBorders>
-              <w:top w:val="nil"/>
-              <w:left w:val="single" w:sz="4" w:space="0" w:color="auto"/>
-              <w:bottom w:val="single" w:sz="4" w:space="0" w:color="auto"/>
-              <w:right w:val="single" w:sz="4" w:space="0" w:color="auto"/>
-            </w:tcBorders>
-            <w:noWrap/>
-            <w:vAlign w:val="bottom"/>
-            <w:hideMark/>
-          </w:tcPr>
-          <w:p>
-            <w:pPr>
-              <w:spacing w:after="0" w:line="240" w:lineRule="auto"/>
-              <w:jc w:val="center"/>
-              <w:rPr>
-                <w:rFonts w:ascii="Arial" w:hAnsi="Arial" w:cs="Arial"/>
-              </w:rPr>
-            </w:pPr>
-            <w:r>
-              <w:rPr>
-                <w:rFonts w:ascii="Arial" w:hAnsi="Arial" w:cs="Arial"/>
-              </w:rPr>
-              <w:t>12</w:t>
-            </w:r>
-          </w:p>
-        </w:tc>
-        <w:tc>
-          <w:tcPr>
-            <w:tcW w:w="1353" w:type="dxa"/>
-            <w:tcBorders>
-              <w:top w:val="nil"/>
-              <w:left w:val="nil"/>
-              <w:bottom w:val="single" w:sz="4" w:space="0" w:color="auto"/>
-              <w:right w:val="single" w:sz="4" w:space="0" w:color="auto"/>
-            </w:tcBorders>
-            <w:noWrap/>
-            <w:vAlign w:val="bottom"/>
-          </w:tcPr>
-          <w:p>
-            <w:pPr>
-              <w:spacing w:after="0" w:line="240" w:lineRule="auto"/>
-              <w:jc w:val="center"/>
-              <w:rPr>
-                <w:rFonts w:ascii="Arial" w:hAnsi="Arial" w:cs="Arial"/>
-              </w:rPr>
-            </w:pPr>
-            <w:r>
-              <w:rPr>
-                <w:rFonts w:ascii="Arial" w:hAnsi="Arial" w:cs="Arial"/>
-              </w:rPr>
-              <w:t>{id12}</w:t>
-            </w:r>
-          </w:p>
-        </w:tc>
-        <w:tc>
-          <w:tcPr>
-            <w:tcW w:w="4771" w:type="dxa"/>
-            <w:gridSpan w:val="4"/>
-            <w:tcBorders>
-              <w:top w:val="single" w:sz="4" w:space="0" w:color="auto"/>
-              <w:left w:val="nil"/>
-              <w:bottom w:val="single" w:sz="4" w:space="0" w:color="auto"/>
-              <w:right w:val="single" w:sz="4" w:space="0" w:color="000000"/>
-            </w:tcBorders>
-            <w:noWrap/>
-            <w:vAlign w:val="bottom"/>
-          </w:tcPr>
-          <w:p>
-            <w:pPr>
-              <w:spacing w:after="0" w:line="240" w:lineRule="auto"/>
-              <w:rPr>
-                <w:rFonts w:ascii="Arial" w:hAnsi="Arial" w:cs="Arial"/>
-              </w:rPr>
-            </w:pPr>
-            <w:r>
-              <w:rPr>
-                <w:rFonts w:ascii="Arial" w:hAnsi="Arial" w:cs="Arial"/>
-              </w:rPr>
-              <w:t>{name12}</w:t>
-            </w:r>
-          </w:p>
-        </w:tc>
-        <w:tc>
-          <w:tcPr>
-            <w:tcW w:w="1318" w:type="dxa"/>
-            <w:tcBorders>
-              <w:top w:val="nil"/>
-              <w:left w:val="nil"/>
-              <w:bottom w:val="single" w:sz="4" w:space="0" w:color="auto"/>
-              <w:right w:val="single" w:sz="4" w:space="0" w:color="auto"/>
-            </w:tcBorders>
-            <w:noWrap/>
-            <w:vAlign w:val="bottom"/>
-            <w:hideMark/>
-          </w:tcPr>
-          <w:p>
-            <w:pPr>
-              <w:spacing w:after="0" w:line="240" w:lineRule="auto"/>
-              <w:rPr>
-                <w:rFonts w:ascii="Arial" w:hAnsi="Arial" w:cs="Arial"/>
-              </w:rPr>
-            </w:pPr>
-            <w:r>
-              <w:rPr>
-                <w:rFonts w:ascii="Arial" w:hAnsi="Arial" w:cs="Arial"/>
-              </w:rPr>
-              <w:t> </w:t>
-            </w:r>
-          </w:p>
-        </w:tc>
-        <w:tc>
-          <w:tcPr>
-            <w:tcW w:w="1493" w:type="dxa"/>
-            <w:tcBorders>
-              <w:top w:val="nil"/>
-              <w:left w:val="nil"/>
-              <w:bottom w:val="single" w:sz="4" w:space="0" w:color="auto"/>
-              <w:right w:val="single" w:sz="4" w:space="0" w:color="auto"/>
-            </w:tcBorders>
-            <w:noWrap/>
-            <w:vAlign w:val="bottom"/>
-            <w:hideMark/>
-          </w:tcPr>
-          <w:p>
-            <w:pPr>
-              <w:spacing w:after="0" w:line="240" w:lineRule="auto"/>
-              <w:rPr>
-                <w:rFonts w:ascii="Arial" w:hAnsi="Arial" w:cs="Arial"/>
-              </w:rPr>
-            </w:pPr>
-            <w:r>
-              <w:rPr>
-                <w:rFonts w:ascii="Arial" w:hAnsi="Arial" w:cs="Arial"/>
-              </w:rPr>
-              <w:t> </w:t>
-            </w:r>
-          </w:p>
-        </w:tc>
-        <w:tc>
-          <w:tcPr>
-            <w:tcW w:w="1782" w:type="dxa"/>
-            <w:tcBorders>
-              <w:top w:val="nil"/>
-              <w:left w:val="nil"/>
-              <w:bottom w:val="single" w:sz="4" w:space="0" w:color="auto"/>
-              <w:right w:val="single" w:sz="4" w:space="0" w:color="auto"/>
-            </w:tcBorders>
-            <w:noWrap/>
-            <w:vAlign w:val="bottom"/>
-          </w:tcPr>
-          <w:p>
-            <w:pPr>
-              <w:spacing w:after="0" w:line="240" w:lineRule="auto"/>
-              <w:rPr>
-                <w:rFonts w:ascii="Arial" w:hAnsi="Arial" w:cs="Arial"/>
-              </w:rPr>
-            </w:pPr>
-            <w:r>
-              <w:rPr>
-                <w:rFonts w:ascii="Arial" w:hAnsi="Arial" w:cs="Arial"/>
-              </w:rPr>
-              <w:t>{rem12}</w:t>
-            </w:r>
-          </w:p>
-        </w:tc>
-      </w:tr>
-      <w:tr>
-        <w:trPr>
-          <w:trHeight w:val="292"/>
-          <w:jc w:val="center"/>
-        </w:trPr>
-        <w:tc>
-          <w:tcPr>
-            <w:tcW w:w="539" w:type="dxa"/>
-            <w:tcBorders>
-              <w:top w:val="nil"/>
-              <w:left w:val="single" w:sz="4" w:space="0" w:color="auto"/>
-              <w:bottom w:val="single" w:sz="4" w:space="0" w:color="auto"/>
-              <w:right w:val="single" w:sz="4" w:space="0" w:color="auto"/>
-            </w:tcBorders>
-            <w:noWrap/>
-            <w:vAlign w:val="bottom"/>
-            <w:hideMark/>
-          </w:tcPr>
-          <w:p>
-            <w:pPr>
-              <w:spacing w:after="0" w:line="240" w:lineRule="auto"/>
-              <w:jc w:val="center"/>
-              <w:rPr>
-                <w:rFonts w:ascii="Arial" w:hAnsi="Arial" w:cs="Arial"/>
-              </w:rPr>
-            </w:pPr>
-            <w:r>
-              <w:rPr>
-                <w:rFonts w:ascii="Arial" w:hAnsi="Arial" w:cs="Arial"/>
-              </w:rPr>
-              <w:t>13</w:t>
-            </w:r>
-          </w:p>
-        </w:tc>
-        <w:tc>
-          <w:tcPr>
-            <w:tcW w:w="1353" w:type="dxa"/>
-            <w:tcBorders>
-              <w:top w:val="nil"/>
-              <w:left w:val="nil"/>
-              <w:bottom w:val="single" w:sz="4" w:space="0" w:color="auto"/>
-              <w:right w:val="single" w:sz="4" w:space="0" w:color="auto"/>
-            </w:tcBorders>
-            <w:noWrap/>
-            <w:vAlign w:val="bottom"/>
-          </w:tcPr>
-          <w:p>
-            <w:pPr>
-              <w:spacing w:after="0" w:line="240" w:lineRule="auto"/>
-              <w:jc w:val="center"/>
-              <w:rPr>
-                <w:rFonts w:ascii="Arial" w:hAnsi="Arial" w:cs="Arial"/>
-              </w:rPr>
-            </w:pPr>
-            <w:r>
-              <w:rPr>
-                <w:rFonts w:ascii="Arial" w:hAnsi="Arial" w:cs="Arial"/>
-              </w:rPr>
-              <w:t>{id13}</w:t>
-            </w:r>
-          </w:p>
-        </w:tc>
-        <w:tc>
-          <w:tcPr>
-            <w:tcW w:w="4771" w:type="dxa"/>
-            <w:gridSpan w:val="4"/>
-            <w:tcBorders>
-              <w:top w:val="single" w:sz="4" w:space="0" w:color="auto"/>
-              <w:left w:val="nil"/>
-              <w:bottom w:val="single" w:sz="4" w:space="0" w:color="auto"/>
-              <w:right w:val="single" w:sz="4" w:space="0" w:color="000000"/>
-            </w:tcBorders>
-            <w:noWrap/>
-            <w:vAlign w:val="bottom"/>
-            <w:hideMark/>
-          </w:tcPr>
-          <w:p>
-            <w:pPr>
-              <w:spacing w:after="0" w:line="240" w:lineRule="auto"/>
-              <w:rPr>
-                <w:rFonts w:ascii="Arial" w:hAnsi="Arial" w:cs="Arial"/>
-              </w:rPr>
-            </w:pPr>
-            <w:r>
-              <w:rPr>
-                <w:rFonts w:ascii="Arial" w:hAnsi="Arial" w:cs="Arial"/>
-              </w:rPr>
-              <w:t> </w:t>
-            </w:r>
-          </w:p>
-        </w:tc>
-        <w:tc>
-          <w:tcPr>
-            <w:tcW w:w="1318" w:type="dxa"/>
-            <w:tcBorders>
-              <w:top w:val="nil"/>
-              <w:left w:val="nil"/>
-              <w:bottom w:val="single" w:sz="4" w:space="0" w:color="auto"/>
-              <w:right w:val="single" w:sz="4" w:space="0" w:color="auto"/>
-            </w:tcBorders>
-            <w:noWrap/>
-            <w:vAlign w:val="bottom"/>
-            <w:hideMark/>
-          </w:tcPr>
-          <w:p>
-            <w:pPr>
-              <w:spacing w:after="0" w:line="240" w:lineRule="auto"/>
-              <w:rPr>
-                <w:rFonts w:ascii="Arial" w:hAnsi="Arial" w:cs="Arial"/>
-              </w:rPr>
-            </w:pPr>
-            <w:r>
-              <w:rPr>
-                <w:rFonts w:ascii="Arial" w:hAnsi="Arial" w:cs="Arial"/>
-              </w:rPr>
-              <w:t> </w:t>
-            </w:r>
-          </w:p>
-        </w:tc>
-        <w:tc>
-          <w:tcPr>
-            <w:tcW w:w="1493" w:type="dxa"/>
-            <w:tcBorders>
-              <w:top w:val="nil"/>
-              <w:left w:val="nil"/>
-              <w:bottom w:val="single" w:sz="4" w:space="0" w:color="auto"/>
-              <w:right w:val="single" w:sz="4" w:space="0" w:color="auto"/>
-            </w:tcBorders>
-            <w:noWrap/>
-            <w:vAlign w:val="bottom"/>
-            <w:hideMark/>
-          </w:tcPr>
-          <w:p>
-            <w:pPr>
-              <w:spacing w:after="0" w:line="240" w:lineRule="auto"/>
-              <w:rPr>
-                <w:rFonts w:ascii="Arial" w:hAnsi="Arial" w:cs="Arial"/>
-              </w:rPr>
-            </w:pPr>
-            <w:r>
-              <w:rPr>
-                <w:rFonts w:ascii="Arial" w:hAnsi="Arial" w:cs="Arial"/>
-              </w:rPr>
-              <w:t> </w:t>
-            </w:r>
-          </w:p>
-        </w:tc>
-        <w:tc>
-          <w:tcPr>
-            <w:tcW w:w="1782" w:type="dxa"/>
-            <w:tcBorders>
-              <w:top w:val="nil"/>
-              <w:left w:val="nil"/>
-              <w:bottom w:val="single" w:sz="4" w:space="0" w:color="auto"/>
-              <w:right w:val="single" w:sz="4" w:space="0" w:color="auto"/>
-            </w:tcBorders>
-            <w:noWrap/>
-            <w:vAlign w:val="bottom"/>
-            <w:hideMark/>
-          </w:tcPr>
-          <w:p>
-            <w:pPr>
-              <w:spacing w:after="0" w:line="240" w:lineRule="auto"/>
-              <w:rPr>
-                <w:rFonts w:ascii="Arial" w:hAnsi="Arial" w:cs="Arial"/>
-              </w:rPr>
-            </w:pPr>
-            <w:r>
-              <w:rPr>
-                <w:rFonts w:ascii="Arial" w:hAnsi="Arial" w:cs="Arial"/>
-              </w:rPr>
-              <w:t> </w:t>
-            </w:r>
-          </w:p>
-        </w:tc>
-      </w:tr>
-      <w:tr>
-        <w:trPr>
-          <w:trHeight w:val="292"/>
-          <w:jc w:val="center"/>
-        </w:trPr>
-        <w:tc>
-          <w:tcPr>
-            <w:tcW w:w="539" w:type="dxa"/>
-            <w:tcBorders>
-              <w:top w:val="nil"/>
-              <w:left w:val="single" w:sz="4" w:space="0" w:color="auto"/>
-              <w:bottom w:val="single" w:sz="4" w:space="0" w:color="auto"/>
-              <w:right w:val="single" w:sz="4" w:space="0" w:color="auto"/>
-            </w:tcBorders>
-            <w:noWrap/>
-            <w:vAlign w:val="bottom"/>
-            <w:hideMark/>
-          </w:tcPr>
-          <w:p>
-            <w:pPr>
-              <w:spacing w:after="0" w:line="240" w:lineRule="auto"/>
-              <w:jc w:val="center"/>
-              <w:rPr>
-                <w:rFonts w:ascii="Arial" w:hAnsi="Arial" w:cs="Arial"/>
-              </w:rPr>
-            </w:pPr>
-            <w:r>
-              <w:rPr>
-                <w:rFonts w:ascii="Arial" w:hAnsi="Arial" w:cs="Arial"/>
-              </w:rPr>
-              <w:t>14</w:t>
-            </w:r>
-          </w:p>
-        </w:tc>
-        <w:tc>
-          <w:tcPr>
-            <w:tcW w:w="1353" w:type="dxa"/>
-            <w:tcBorders>
-              <w:top w:val="nil"/>
-              <w:left w:val="nil"/>
-              <w:bottom w:val="single" w:sz="4" w:space="0" w:color="auto"/>
-              <w:right w:val="single" w:sz="4" w:space="0" w:color="auto"/>
-            </w:tcBorders>
-            <w:noWrap/>
-            <w:vAlign w:val="bottom"/>
-          </w:tcPr>
-          <w:p>
-            <w:pPr>
-              <w:spacing w:after="0" w:line="240" w:lineRule="auto"/>
-              <w:jc w:val="center"/>
-              <w:rPr>
-                <w:rFonts w:ascii="Arial" w:hAnsi="Arial" w:cs="Arial"/>
-              </w:rPr>
-            </w:pPr>
-            <w:r>
-              <w:rPr>
-                <w:rFonts w:ascii="Arial" w:hAnsi="Arial" w:cs="Arial"/>
-              </w:rPr>
-              <w:t>{id14}</w:t>
-            </w:r>
-          </w:p>
-        </w:tc>
-        <w:tc>
-          <w:tcPr>
-            <w:tcW w:w="4771" w:type="dxa"/>
-            <w:gridSpan w:val="4"/>
-            <w:tcBorders>
-              <w:top w:val="single" w:sz="4" w:space="0" w:color="auto"/>
-              <w:left w:val="nil"/>
-              <w:bottom w:val="single" w:sz="4" w:space="0" w:color="auto"/>
-              <w:right w:val="single" w:sz="4" w:space="0" w:color="000000"/>
-            </w:tcBorders>
-            <w:noWrap/>
-            <w:vAlign w:val="bottom"/>
-            <w:hideMark/>
-          </w:tcPr>
-          <w:p>
-            <w:pPr>
-              <w:spacing w:after="0" w:line="240" w:lineRule="auto"/>
-              <w:rPr>
-                <w:rFonts w:ascii="Arial" w:hAnsi="Arial" w:cs="Arial"/>
-              </w:rPr>
-            </w:pPr>
-            <w:r>
-              <w:rPr>
-                <w:rFonts w:ascii="Arial" w:hAnsi="Arial" w:cs="Arial"/>
-              </w:rPr>
-              <w:t> </w:t>
-            </w:r>
-          </w:p>
-        </w:tc>
-        <w:tc>
-          <w:tcPr>
-            <w:tcW w:w="1318" w:type="dxa"/>
-            <w:tcBorders>
-              <w:top w:val="nil"/>
-              <w:left w:val="nil"/>
-              <w:bottom w:val="single" w:sz="4" w:space="0" w:color="auto"/>
-              <w:right w:val="single" w:sz="4" w:space="0" w:color="auto"/>
-            </w:tcBorders>
-            <w:noWrap/>
-            <w:vAlign w:val="bottom"/>
-            <w:hideMark/>
-          </w:tcPr>
-          <w:p>
-            <w:pPr>
-              <w:spacing w:after="0" w:line="240" w:lineRule="auto"/>
-              <w:rPr>
-                <w:rFonts w:ascii="Arial" w:hAnsi="Arial" w:cs="Arial"/>
-              </w:rPr>
-            </w:pPr>
-            <w:r>
-              <w:rPr>
-                <w:rFonts w:ascii="Arial" w:hAnsi="Arial" w:cs="Arial"/>
-              </w:rPr>
-              <w:t> </w:t>
-            </w:r>
-          </w:p>
-        </w:tc>
-        <w:tc>
-          <w:tcPr>
-            <w:tcW w:w="1493" w:type="dxa"/>
-            <w:tcBorders>
-              <w:top w:val="nil"/>
-              <w:left w:val="nil"/>
-              <w:bottom w:val="single" w:sz="4" w:space="0" w:color="auto"/>
-              <w:right w:val="single" w:sz="4" w:space="0" w:color="auto"/>
-            </w:tcBorders>
-            <w:noWrap/>
-            <w:vAlign w:val="bottom"/>
-            <w:hideMark/>
-          </w:tcPr>
-          <w:p>
-            <w:pPr>
-              <w:spacing w:after="0" w:line="240" w:lineRule="auto"/>
-              <w:rPr>
-                <w:rFonts w:ascii="Arial" w:hAnsi="Arial" w:cs="Arial"/>
-              </w:rPr>
-            </w:pPr>
-            <w:r>
-              <w:rPr>
-                <w:rFonts w:ascii="Arial" w:hAnsi="Arial" w:cs="Arial"/>
-              </w:rPr>
-              <w:t> </w:t>
-            </w:r>
-          </w:p>
-        </w:tc>
-        <w:tc>
-          <w:tcPr>
-            <w:tcW w:w="1782" w:type="dxa"/>
-            <w:tcBorders>
-              <w:top w:val="nil"/>
-              <w:left w:val="nil"/>
-              <w:bottom w:val="single" w:sz="4" w:space="0" w:color="auto"/>
-              <w:right w:val="single" w:sz="4" w:space="0" w:color="auto"/>
-            </w:tcBorders>
-            <w:noWrap/>
-            <w:vAlign w:val="bottom"/>
-            <w:hideMark/>
-          </w:tcPr>
-          <w:p>
-            <w:pPr>
-              <w:spacing w:after="0" w:line="240" w:lineRule="auto"/>
-              <w:rPr>
-                <w:rFonts w:ascii="Arial" w:hAnsi="Arial" w:cs="Arial"/>
-              </w:rPr>
-            </w:pPr>
-            <w:r>
-              <w:rPr>
-                <w:rFonts w:ascii="Arial" w:hAnsi="Arial" w:cs="Arial"/>
-              </w:rPr>
-              <w:t> </w:t>
-            </w:r>
-          </w:p>
-        </w:tc>
-      </w:tr>
-      <w:tr>
-        <w:trPr>
-          <w:trHeight w:val="292"/>
-          <w:jc w:val="center"/>
-        </w:trPr>
-        <w:tc>
-          <w:tcPr>
-            <w:tcW w:w="539" w:type="dxa"/>
-            <w:tcBorders>
-              <w:top w:val="nil"/>
-              <w:left w:val="single" w:sz="4" w:space="0" w:color="auto"/>
-              <w:bottom w:val="single" w:sz="4" w:space="0" w:color="auto"/>
-              <w:right w:val="single" w:sz="4" w:space="0" w:color="auto"/>
-            </w:tcBorders>
-            <w:noWrap/>
-            <w:vAlign w:val="bottom"/>
-            <w:hideMark/>
-          </w:tcPr>
-          <w:p>
-            <w:pPr>
-              <w:spacing w:after="0" w:line="240" w:lineRule="auto"/>
-              <w:jc w:val="center"/>
-              <w:rPr>
-                <w:rFonts w:ascii="Arial" w:hAnsi="Arial" w:cs="Arial"/>
-              </w:rPr>
-            </w:pPr>
-            <w:r>
-              <w:rPr>
-                <w:rFonts w:ascii="Arial" w:hAnsi="Arial" w:cs="Arial"/>
-              </w:rPr>
-              <w:t>15</w:t>
-            </w:r>
-          </w:p>
-        </w:tc>
-        <w:tc>
-          <w:tcPr>
-            <w:tcW w:w="1353" w:type="dxa"/>
-            <w:tcBorders>
-              <w:top w:val="nil"/>
-              <w:left w:val="nil"/>
-              <w:bottom w:val="single" w:sz="4" w:space="0" w:color="auto"/>
-              <w:right w:val="single" w:sz="4" w:space="0" w:color="auto"/>
-            </w:tcBorders>
-            <w:noWrap/>
-            <w:vAlign w:val="bottom"/>
-          </w:tcPr>
-          <w:p>
-            <w:pPr>
-              <w:spacing w:after="0" w:line="240" w:lineRule="auto"/>
-              <w:jc w:val="center"/>
-              <w:rPr>
-                <w:rFonts w:ascii="Arial" w:hAnsi="Arial" w:cs="Arial"/>
-              </w:rPr>
-            </w:pPr>
-            <w:r>
-              <w:rPr>
-                <w:rFonts w:ascii="Arial" w:hAnsi="Arial" w:cs="Arial"/>
-              </w:rPr>
-              <w:t>{id15}</w:t>
-            </w:r>
-          </w:p>
-        </w:tc>
-        <w:tc>
-          <w:tcPr>
-            <w:tcW w:w="4771" w:type="dxa"/>
-            <w:gridSpan w:val="4"/>
-            <w:tcBorders>
-              <w:top w:val="single" w:sz="4" w:space="0" w:color="auto"/>
-              <w:left w:val="nil"/>
-              <w:bottom w:val="single" w:sz="4" w:space="0" w:color="auto"/>
-              <w:right w:val="single" w:sz="4" w:space="0" w:color="000000"/>
-            </w:tcBorders>
-            <w:noWrap/>
-            <w:vAlign w:val="bottom"/>
-          </w:tcPr>
-          <w:p>
-            <w:pPr>
-              <w:spacing w:after="0" w:line="240" w:lineRule="auto"/>
-              <w:rPr>
-                <w:rFonts w:ascii="Arial" w:hAnsi="Arial" w:cs="Arial"/>
-              </w:rPr>
-            </w:pPr>
-            <w:r>
-              <w:rPr>
-                <w:rFonts w:ascii="Arial" w:hAnsi="Arial" w:cs="Arial"/>
-              </w:rPr>
-              <w:t>{name15}</w:t>
-            </w:r>
-          </w:p>
-        </w:tc>
-        <w:tc>
-          <w:tcPr>
-            <w:tcW w:w="1318" w:type="dxa"/>
-            <w:tcBorders>
-              <w:top w:val="nil"/>
-              <w:left w:val="nil"/>
-              <w:bottom w:val="single" w:sz="4" w:space="0" w:color="auto"/>
-              <w:right w:val="single" w:sz="4" w:space="0" w:color="auto"/>
-            </w:tcBorders>
-            <w:noWrap/>
-            <w:vAlign w:val="bottom"/>
-          </w:tcPr>
-          <w:p>
-            <w:pPr>
-              <w:spacing w:after="0" w:line="240" w:lineRule="auto"/>
-              <w:rPr>
-                <w:rFonts w:ascii="Arial" w:hAnsi="Arial" w:cs="Arial"/>
-              </w:rPr>
-            </w:pPr>
-            <w:r>
-              <w:rPr>
-                <w:rFonts w:ascii="Arial" w:hAnsi="Arial" w:cs="Arial"/>
-              </w:rPr>
-              <w:t>{mid15}</w:t>
-            </w:r>
-          </w:p>
-        </w:tc>
-        <w:tc>
-          <w:tcPr>
-            <w:tcW w:w="1493" w:type="dxa"/>
-            <w:tcBorders>
-              <w:top w:val="nil"/>
-              <w:left w:val="nil"/>
-              <w:bottom w:val="single" w:sz="4" w:space="0" w:color="auto"/>
-              <w:right w:val="single" w:sz="4" w:space="0" w:color="auto"/>
-            </w:tcBorders>
-            <w:noWrap/>
-            <w:vAlign w:val="bottom"/>
-          </w:tcPr>
-          <w:p>
-            <w:pPr>
-              <w:spacing w:after="0" w:line="240" w:lineRule="auto"/>
-              <w:rPr>
-                <w:rFonts w:ascii="Arial" w:hAnsi="Arial" w:cs="Arial"/>
-              </w:rPr>
-            </w:pPr>
-            <w:r>
-              <w:rPr>
-                <w:rFonts w:ascii="Arial" w:hAnsi="Arial" w:cs="Arial"/>
-              </w:rPr>
-              <w:t>{fin15}</w:t>
-            </w:r>
-          </w:p>
-        </w:tc>
-        <w:tc>
-          <w:tcPr>
-            <w:tcW w:w="1782" w:type="dxa"/>
-            <w:tcBorders>
-              <w:top w:val="nil"/>
-              <w:left w:val="nil"/>
-              <w:bottom w:val="single" w:sz="4" w:space="0" w:color="auto"/>
-              <w:right w:val="single" w:sz="4" w:space="0" w:color="auto"/>
-            </w:tcBorders>
-            <w:noWrap/>
-            <w:vAlign w:val="bottom"/>
-          </w:tcPr>
-          <w:p>
-            <w:pPr>
-              <w:spacing w:after="0" w:line="240" w:lineRule="auto"/>
-              <w:rPr>
-                <w:rFonts w:ascii="Arial" w:hAnsi="Arial" w:cs="Arial"/>
-              </w:rPr>
-            </w:pPr>
-            <w:r>
-              <w:rPr>
-                <w:rFonts w:ascii="Arial" w:hAnsi="Arial" w:cs="Arial"/>
-              </w:rPr>
-              <w:t>{rem15}</w:t>
-            </w:r>
-          </w:p>
-        </w:tc>
-      </w:tr>
-      <w:tr>
-        <w:trPr>
-          <w:trHeight w:val="292"/>
-          <w:jc w:val="center"/>
-        </w:trPr>
-        <w:tc>
-          <w:tcPr>
-            <w:tcW w:w="539" w:type="dxa"/>
-            <w:tcBorders>
-              <w:top w:val="nil"/>
-              <w:left w:val="single" w:sz="4" w:space="0" w:color="auto"/>
-              <w:bottom w:val="single" w:sz="4" w:space="0" w:color="auto"/>
-              <w:right w:val="single" w:sz="4" w:space="0" w:color="auto"/>
-            </w:tcBorders>
-            <w:noWrap/>
-            <w:vAlign w:val="bottom"/>
-            <w:hideMark/>
-          </w:tcPr>
-          <w:p>
-            <w:pPr>
-              <w:spacing w:after="0" w:line="240" w:lineRule="auto"/>
-              <w:jc w:val="center"/>
-              <w:rPr>
-                <w:rFonts w:ascii="Arial" w:hAnsi="Arial" w:cs="Arial"/>
-              </w:rPr>
-            </w:pPr>
-            <w:r>
-              <w:rPr>
-                <w:rFonts w:ascii="Arial" w:hAnsi="Arial" w:cs="Arial"/>
-              </w:rPr>
-              <w:t>16</w:t>
-            </w:r>
-          </w:p>
-        </w:tc>
-        <w:tc>
-          <w:tcPr>
-            <w:tcW w:w="1353" w:type="dxa"/>
-            <w:tcBorders>
-              <w:top w:val="nil"/>
-              <w:left w:val="nil"/>
-              <w:bottom w:val="single" w:sz="4" w:space="0" w:color="auto"/>
-              <w:right w:val="single" w:sz="4" w:space="0" w:color="auto"/>
-            </w:tcBorders>
-            <w:noWrap/>
-            <w:vAlign w:val="bottom"/>
-          </w:tcPr>
-          <w:p>
-            <w:pPr>
-              <w:spacing w:after="0" w:line="240" w:lineRule="auto"/>
-              <w:jc w:val="center"/>
-              <w:rPr>
-                <w:rFonts w:ascii="Arial" w:hAnsi="Arial" w:cs="Arial"/>
-              </w:rPr>
-            </w:pPr>
-            <w:r>
-              <w:rPr>
-                <w:rFonts w:ascii="Arial" w:hAnsi="Arial" w:cs="Arial"/>
-              </w:rPr>
-              <w:t>{id16}</w:t>
-            </w:r>
-          </w:p>
-        </w:tc>
-        <w:tc>
-          <w:tcPr>
-            <w:tcW w:w="4771" w:type="dxa"/>
-            <w:gridSpan w:val="4"/>
-            <w:tcBorders>
-              <w:top w:val="single" w:sz="4" w:space="0" w:color="auto"/>
-              <w:left w:val="nil"/>
-              <w:bottom w:val="single" w:sz="4" w:space="0" w:color="auto"/>
-              <w:right w:val="single" w:sz="4" w:space="0" w:color="000000"/>
-            </w:tcBorders>
-            <w:noWrap/>
-            <w:vAlign w:val="bottom"/>
-          </w:tcPr>
-          <w:p>
-            <w:pPr>
-              <w:spacing w:after="0" w:line="240" w:lineRule="auto"/>
-              <w:rPr>
-                <w:rFonts w:ascii="Arial" w:hAnsi="Arial" w:cs="Arial"/>
-              </w:rPr>
-            </w:pPr>
-            <w:r>
-              <w:rPr>
-                <w:rFonts w:ascii="Arial" w:hAnsi="Arial" w:cs="Arial"/>
-              </w:rPr>
-              <w:t>{name16}</w:t>
-            </w:r>
-          </w:p>
-        </w:tc>
-        <w:tc>
-          <w:tcPr>
-            <w:tcW w:w="1318" w:type="dxa"/>
-            <w:tcBorders>
-              <w:top w:val="nil"/>
-              <w:left w:val="nil"/>
-              <w:bottom w:val="single" w:sz="4" w:space="0" w:color="auto"/>
-              <w:right w:val="single" w:sz="4" w:space="0" w:color="auto"/>
-            </w:tcBorders>
-            <w:noWrap/>
-            <w:vAlign w:val="bottom"/>
-          </w:tcPr>
-          <w:p>
-            <w:pPr>
-              <w:spacing w:after="0" w:line="240" w:lineRule="auto"/>
-              <w:rPr>
-                <w:rFonts w:ascii="Arial" w:hAnsi="Arial" w:cs="Arial"/>
-              </w:rPr>
-            </w:pPr>
-            <w:r>
-              <w:rPr>
-                <w:rFonts w:ascii="Arial" w:hAnsi="Arial" w:cs="Arial"/>
-              </w:rPr>
-              <w:t>{mid16}</w:t>
-            </w:r>
-          </w:p>
-        </w:tc>
-        <w:tc>
-          <w:tcPr>
-            <w:tcW w:w="1493" w:type="dxa"/>
-            <w:tcBorders>
-              <w:top w:val="nil"/>
-              <w:left w:val="nil"/>
-              <w:bottom w:val="single" w:sz="4" w:space="0" w:color="auto"/>
-              <w:right w:val="single" w:sz="4" w:space="0" w:color="auto"/>
-            </w:tcBorders>
-            <w:noWrap/>
-            <w:vAlign w:val="bottom"/>
-          </w:tcPr>
-          <w:p>
-            <w:pPr>
-              <w:spacing w:after="0" w:line="240" w:lineRule="auto"/>
-              <w:rPr>
-                <w:rFonts w:ascii="Arial" w:hAnsi="Arial" w:cs="Arial"/>
-              </w:rPr>
-            </w:pPr>
-            <w:r>
-              <w:rPr>
-                <w:rFonts w:ascii="Arial" w:hAnsi="Arial" w:cs="Arial"/>
-              </w:rPr>
-              <w:t>{fin16}</w:t>
-            </w:r>
-          </w:p>
-        </w:tc>
-        <w:tc>
-          <w:tcPr>
-            <w:tcW w:w="1782" w:type="dxa"/>
-            <w:tcBorders>
-              <w:top w:val="nil"/>
-              <w:left w:val="nil"/>
-              <w:bottom w:val="single" w:sz="4" w:space="0" w:color="auto"/>
-              <w:right w:val="single" w:sz="4" w:space="0" w:color="auto"/>
-            </w:tcBorders>
-            <w:noWrap/>
-            <w:vAlign w:val="bottom"/>
-          </w:tcPr>
-          <w:p>
-            <w:pPr>
-              <w:spacing w:after="0" w:line="240" w:lineRule="auto"/>
-              <w:rPr>
-                <w:rFonts w:ascii="Arial" w:hAnsi="Arial" w:cs="Arial"/>
-              </w:rPr>
-            </w:pPr>
-            <w:r>
-              <w:rPr>
-                <w:rFonts w:ascii="Arial" w:hAnsi="Arial" w:cs="Arial"/>
-              </w:rPr>
-              <w:t>{rem16}</w:t>
-            </w:r>
-          </w:p>
-        </w:tc>
-      </w:tr>
-      <w:tr>
-        <w:trPr>
-          <w:trHeight w:val="292"/>
-          <w:jc w:val="center"/>
-        </w:trPr>
-        <w:tc>
-          <w:tcPr>
-            <w:tcW w:w="539" w:type="dxa"/>
-            <w:tcBorders>
-              <w:top w:val="nil"/>
-              <w:left w:val="single" w:sz="4" w:space="0" w:color="auto"/>
-              <w:bottom w:val="single" w:sz="4" w:space="0" w:color="auto"/>
-              <w:right w:val="single" w:sz="4" w:space="0" w:color="auto"/>
-            </w:tcBorders>
-            <w:noWrap/>
-            <w:vAlign w:val="bottom"/>
-            <w:hideMark/>
-          </w:tcPr>
-          <w:p>
-            <w:pPr>
-              <w:spacing w:after="0" w:line="240" w:lineRule="auto"/>
-              <w:jc w:val="center"/>
-              <w:rPr>
-                <w:rFonts w:ascii="Arial" w:hAnsi="Arial" w:cs="Arial"/>
-              </w:rPr>
-            </w:pPr>
-            <w:r>
-              <w:rPr>
-                <w:rFonts w:ascii="Arial" w:hAnsi="Arial" w:cs="Arial"/>
-              </w:rPr>
-              <w:t>17</w:t>
-            </w:r>
-          </w:p>
-        </w:tc>
-        <w:tc>
-          <w:tcPr>
-            <w:tcW w:w="1353" w:type="dxa"/>
-            <w:tcBorders>
-              <w:top w:val="nil"/>
-              <w:left w:val="nil"/>
-              <w:bottom w:val="single" w:sz="4" w:space="0" w:color="auto"/>
-              <w:right w:val="single" w:sz="4" w:space="0" w:color="auto"/>
-            </w:tcBorders>
-            <w:noWrap/>
-            <w:vAlign w:val="bottom"/>
-          </w:tcPr>
-          <w:p>
-            <w:pPr>
-              <w:spacing w:after="0" w:line="240" w:lineRule="auto"/>
-              <w:jc w:val="center"/>
-              <w:rPr>
-                <w:rFonts w:ascii="Arial" w:hAnsi="Arial" w:cs="Arial"/>
-              </w:rPr>
-            </w:pPr>
-            <w:r>
-              <w:rPr>
-                <w:rFonts w:ascii="Arial" w:hAnsi="Arial" w:cs="Arial"/>
-              </w:rPr>
-              <w:t>{id17}</w:t>
-            </w:r>
-          </w:p>
-        </w:tc>
-        <w:tc>
-          <w:tcPr>
-            <w:tcW w:w="4771" w:type="dxa"/>
-            <w:gridSpan w:val="4"/>
-            <w:tcBorders>
-              <w:top w:val="single" w:sz="4" w:space="0" w:color="auto"/>
-              <w:left w:val="nil"/>
-              <w:bottom w:val="single" w:sz="4" w:space="0" w:color="auto"/>
-              <w:right w:val="single" w:sz="4" w:space="0" w:color="000000"/>
-            </w:tcBorders>
-            <w:noWrap/>
-            <w:vAlign w:val="bottom"/>
-          </w:tcPr>
-          <w:p>
-            <w:pPr>
-              <w:spacing w:after="0" w:line="240" w:lineRule="auto"/>
-              <w:rPr>
-                <w:rFonts w:ascii="Arial" w:hAnsi="Arial" w:cs="Arial"/>
-              </w:rPr>
-            </w:pPr>
-            <w:r>
-              <w:rPr>
-                <w:rFonts w:ascii="Arial" w:hAnsi="Arial" w:cs="Arial"/>
-              </w:rPr>
-              <w:t>{name17}</w:t>
-            </w:r>
-          </w:p>
-        </w:tc>
-        <w:tc>
-          <w:tcPr>
-            <w:tcW w:w="1318" w:type="dxa"/>
-            <w:tcBorders>
-              <w:top w:val="nil"/>
-              <w:left w:val="nil"/>
-              <w:bottom w:val="single" w:sz="4" w:space="0" w:color="auto"/>
-              <w:right w:val="single" w:sz="4" w:space="0" w:color="auto"/>
-            </w:tcBorders>
-            <w:noWrap/>
-            <w:vAlign w:val="bottom"/>
-          </w:tcPr>
-          <w:p>
-            <w:pPr>
-              <w:spacing w:after="0" w:line="240" w:lineRule="auto"/>
-              <w:rPr>
-                <w:rFonts w:ascii="Arial" w:hAnsi="Arial" w:cs="Arial"/>
-              </w:rPr>
-            </w:pPr>
-            <w:r>
-              <w:rPr>
-                <w:rFonts w:ascii="Arial" w:hAnsi="Arial" w:cs="Arial"/>
-              </w:rPr>
-              <w:t>{mid17}</w:t>
-            </w:r>
-          </w:p>
-        </w:tc>
-        <w:tc>
-          <w:tcPr>
-            <w:tcW w:w="1493" w:type="dxa"/>
-            <w:tcBorders>
-              <w:top w:val="nil"/>
-              <w:left w:val="nil"/>
-              <w:bottom w:val="single" w:sz="4" w:space="0" w:color="auto"/>
-              <w:right w:val="single" w:sz="4" w:space="0" w:color="auto"/>
-            </w:tcBorders>
-            <w:noWrap/>
-            <w:vAlign w:val="bottom"/>
-          </w:tcPr>
-          <w:p>
-            <w:pPr>
-              <w:spacing w:after="0" w:line="240" w:lineRule="auto"/>
-              <w:rPr>
-                <w:rFonts w:ascii="Arial" w:hAnsi="Arial" w:cs="Arial"/>
-              </w:rPr>
-            </w:pPr>
-            <w:r>
-              <w:rPr>
-                <w:rFonts w:ascii="Arial" w:hAnsi="Arial" w:cs="Arial"/>
-              </w:rPr>
-              <w:t>{fin17}</w:t>
-            </w:r>
-          </w:p>
-        </w:tc>
-        <w:tc>
-          <w:tcPr>
-            <w:tcW w:w="1782" w:type="dxa"/>
-            <w:tcBorders>
-              <w:top w:val="nil"/>
-              <w:left w:val="nil"/>
-              <w:bottom w:val="single" w:sz="4" w:space="0" w:color="auto"/>
-              <w:right w:val="single" w:sz="4" w:space="0" w:color="auto"/>
-            </w:tcBorders>
-            <w:noWrap/>
-            <w:vAlign w:val="bottom"/>
-          </w:tcPr>
-          <w:p>
-            <w:pPr>
-              <w:spacing w:after="0" w:line="240" w:lineRule="auto"/>
-              <w:rPr>
-                <w:rFonts w:ascii="Arial" w:hAnsi="Arial" w:cs="Arial"/>
-              </w:rPr>
-            </w:pPr>
-            <w:r>
-              <w:rPr>
-                <w:rFonts w:ascii="Arial" w:hAnsi="Arial" w:cs="Arial"/>
-              </w:rPr>
-              <w:t>{rem17}</w:t>
-            </w:r>
-          </w:p>
-        </w:tc>
-      </w:tr>
-      <w:tr>
-        <w:trPr>
-          <w:trHeight w:val="292"/>
-          <w:jc w:val="center"/>
-        </w:trPr>
-        <w:tc>
-          <w:tcPr>
-            <w:tcW w:w="539" w:type="dxa"/>
-            <w:tcBorders>
-              <w:top w:val="nil"/>
-              <w:left w:val="single" w:sz="4" w:space="0" w:color="auto"/>
-              <w:bottom w:val="single" w:sz="4" w:space="0" w:color="auto"/>
-              <w:right w:val="single" w:sz="4" w:space="0" w:color="auto"/>
-            </w:tcBorders>
-            <w:noWrap/>
-            <w:vAlign w:val="bottom"/>
-            <w:hideMark/>
-          </w:tcPr>
-          <w:p>
-            <w:pPr>
-              <w:spacing w:after="0" w:line="240" w:lineRule="auto"/>
-              <w:jc w:val="center"/>
-              <w:rPr>
-                <w:rFonts w:ascii="Arial" w:hAnsi="Arial" w:cs="Arial"/>
-              </w:rPr>
-            </w:pPr>
-            <w:r>
-              <w:rPr>
-                <w:rFonts w:ascii="Arial" w:hAnsi="Arial" w:cs="Arial"/>
-              </w:rPr>
-              <w:t>18</w:t>
-            </w:r>
-          </w:p>
-        </w:tc>
-        <w:tc>
-          <w:tcPr>
-            <w:tcW w:w="1353" w:type="dxa"/>
-            <w:tcBorders>
-              <w:top w:val="nil"/>
-              <w:left w:val="nil"/>
-              <w:bottom w:val="single" w:sz="4" w:space="0" w:color="auto"/>
-              <w:right w:val="single" w:sz="4" w:space="0" w:color="auto"/>
-            </w:tcBorders>
-            <w:noWrap/>
-            <w:vAlign w:val="bottom"/>
-          </w:tcPr>
-          <w:p>
-            <w:pPr>
-              <w:spacing w:after="0" w:line="240" w:lineRule="auto"/>
-              <w:jc w:val="center"/>
-              <w:rPr>
-                <w:rFonts w:ascii="Arial" w:hAnsi="Arial" w:cs="Arial"/>
-              </w:rPr>
-            </w:pPr>
-            <w:r>
-              <w:rPr>
-                <w:rFonts w:ascii="Arial" w:hAnsi="Arial" w:cs="Arial"/>
-              </w:rPr>
-              <w:t>{id18}</w:t>
-            </w:r>
-          </w:p>
-        </w:tc>
-        <w:tc>
-          <w:tcPr>
-            <w:tcW w:w="4771" w:type="dxa"/>
-            <w:gridSpan w:val="4"/>
-            <w:tcBorders>
-              <w:top w:val="single" w:sz="4" w:space="0" w:color="auto"/>
-              <w:left w:val="nil"/>
-              <w:bottom w:val="single" w:sz="4" w:space="0" w:color="auto"/>
-              <w:right w:val="single" w:sz="4" w:space="0" w:color="000000"/>
-            </w:tcBorders>
-            <w:noWrap/>
-            <w:vAlign w:val="bottom"/>
-          </w:tcPr>
-          <w:p>
-            <w:pPr>
-              <w:spacing w:after="0" w:line="240" w:lineRule="auto"/>
-              <w:rPr>
-                <w:rFonts w:ascii="Arial" w:hAnsi="Arial" w:cs="Arial"/>
-              </w:rPr>
-            </w:pPr>
-            <w:r>
-              <w:rPr>
-                <w:rFonts w:ascii="Arial" w:hAnsi="Arial" w:cs="Arial"/>
-              </w:rPr>
-              <w:t>{name18}</w:t>
-            </w:r>
-          </w:p>
-        </w:tc>
-        <w:tc>
-          <w:tcPr>
-            <w:tcW w:w="1318" w:type="dxa"/>
-            <w:tcBorders>
-              <w:top w:val="nil"/>
-              <w:left w:val="nil"/>
-              <w:bottom w:val="single" w:sz="4" w:space="0" w:color="auto"/>
-              <w:right w:val="single" w:sz="4" w:space="0" w:color="auto"/>
-            </w:tcBorders>
-            <w:noWrap/>
-            <w:vAlign w:val="bottom"/>
-          </w:tcPr>
-          <w:p>
-            <w:pPr>
-              <w:spacing w:after="0" w:line="240" w:lineRule="auto"/>
-              <w:rPr>
-                <w:rFonts w:ascii="Arial" w:hAnsi="Arial" w:cs="Arial"/>
-              </w:rPr>
-            </w:pPr>
-            <w:r>
-              <w:rPr>
-                <w:rFonts w:ascii="Arial" w:hAnsi="Arial" w:cs="Arial"/>
-              </w:rPr>
-              <w:t>{mid18}</w:t>
-            </w:r>
-          </w:p>
-        </w:tc>
-        <w:tc>
-          <w:tcPr>
-            <w:tcW w:w="1493" w:type="dxa"/>
-            <w:tcBorders>
-              <w:top w:val="nil"/>
-              <w:left w:val="nil"/>
-              <w:bottom w:val="single" w:sz="4" w:space="0" w:color="auto"/>
-              <w:right w:val="single" w:sz="4" w:space="0" w:color="auto"/>
-            </w:tcBorders>
-            <w:noWrap/>
-            <w:vAlign w:val="bottom"/>
-          </w:tcPr>
-          <w:p>
-            <w:pPr>
-              <w:spacing w:after="0" w:line="240" w:lineRule="auto"/>
-              <w:rPr>
-                <w:rFonts w:ascii="Arial" w:hAnsi="Arial" w:cs="Arial"/>
-              </w:rPr>
-            </w:pPr>
-            <w:r>
-              <w:rPr>
-                <w:rFonts w:ascii="Arial" w:hAnsi="Arial" w:cs="Arial"/>
-              </w:rPr>
-              <w:t>{fin18}</w:t>
-            </w:r>
-          </w:p>
-        </w:tc>
-        <w:tc>
-          <w:tcPr>
-            <w:tcW w:w="1782" w:type="dxa"/>
-            <w:tcBorders>
-              <w:top w:val="nil"/>
-              <w:left w:val="nil"/>
-              <w:bottom w:val="single" w:sz="4" w:space="0" w:color="auto"/>
-              <w:right w:val="single" w:sz="4" w:space="0" w:color="auto"/>
-            </w:tcBorders>
-            <w:noWrap/>
-            <w:vAlign w:val="bottom"/>
-          </w:tcPr>
-          <w:p>
-            <w:pPr>
-              <w:spacing w:after="0" w:line="240" w:lineRule="auto"/>
-              <w:rPr>
-                <w:rFonts w:ascii="Arial" w:hAnsi="Arial" w:cs="Arial"/>
-              </w:rPr>
-            </w:pPr>
-            <w:r>
-              <w:rPr>
-                <w:rFonts w:ascii="Arial" w:hAnsi="Arial" w:cs="Arial"/>
-              </w:rPr>
-              <w:t>{rem18}</w:t>
-            </w:r>
-          </w:p>
-        </w:tc>
-      </w:tr>
-      <w:tr>
-        <w:trPr>
-          <w:trHeight w:val="292"/>
-          <w:jc w:val="center"/>
-        </w:trPr>
-        <w:tc>
-          <w:tcPr>
-            <w:tcW w:w="539" w:type="dxa"/>
-            <w:tcBorders>
-              <w:top w:val="nil"/>
-              <w:left w:val="single" w:sz="4" w:space="0" w:color="auto"/>
-              <w:bottom w:val="single" w:sz="4" w:space="0" w:color="auto"/>
-              <w:right w:val="single" w:sz="4" w:space="0" w:color="auto"/>
-            </w:tcBorders>
-            <w:noWrap/>
-            <w:vAlign w:val="bottom"/>
-            <w:hideMark/>
-          </w:tcPr>
-          <w:p>
-            <w:pPr>
-              <w:spacing w:after="0" w:line="240" w:lineRule="auto"/>
-              <w:jc w:val="center"/>
-              <w:rPr>
-                <w:rFonts w:ascii="Arial" w:hAnsi="Arial" w:cs="Arial"/>
-              </w:rPr>
-            </w:pPr>
-            <w:r>
-              <w:rPr>
-                <w:rFonts w:ascii="Arial" w:hAnsi="Arial" w:cs="Arial"/>
-              </w:rPr>
-              <w:t>19</w:t>
-            </w:r>
-          </w:p>
-        </w:tc>
-        <w:tc>
-          <w:tcPr>
-            <w:tcW w:w="1353" w:type="dxa"/>
-            <w:tcBorders>
-              <w:top w:val="nil"/>
-              <w:left w:val="nil"/>
-              <w:bottom w:val="single" w:sz="4" w:space="0" w:color="auto"/>
-              <w:right w:val="single" w:sz="4" w:space="0" w:color="auto"/>
-            </w:tcBorders>
-            <w:noWrap/>
-            <w:vAlign w:val="bottom"/>
-          </w:tcPr>
-          <w:p>
-            <w:pPr>
-              <w:spacing w:after="0" w:line="240" w:lineRule="auto"/>
-              <w:jc w:val="center"/>
-              <w:rPr>
-                <w:rFonts w:ascii="Arial" w:hAnsi="Arial" w:cs="Arial"/>
-              </w:rPr>
-            </w:pPr>
-            <w:r>
-              <w:rPr>
-                <w:rFonts w:ascii="Arial" w:hAnsi="Arial" w:cs="Arial"/>
-              </w:rPr>
-              <w:t>{id19}</w:t>
-            </w:r>
-          </w:p>
-        </w:tc>
-        <w:tc>
-          <w:tcPr>
-            <w:tcW w:w="4771" w:type="dxa"/>
-            <w:gridSpan w:val="4"/>
-            <w:tcBorders>
-              <w:top w:val="single" w:sz="4" w:space="0" w:color="auto"/>
-              <w:left w:val="nil"/>
-              <w:bottom w:val="single" w:sz="4" w:space="0" w:color="auto"/>
-              <w:right w:val="single" w:sz="4" w:space="0" w:color="000000"/>
-            </w:tcBorders>
-            <w:noWrap/>
-            <w:vAlign w:val="bottom"/>
-          </w:tcPr>
-          <w:p>
-            <w:pPr>
-              <w:spacing w:after="0" w:line="240" w:lineRule="auto"/>
-              <w:rPr>
-                <w:rFonts w:ascii="Arial" w:hAnsi="Arial" w:cs="Arial"/>
-              </w:rPr>
-            </w:pPr>
-            <w:r>
-              <w:rPr>
-                <w:rFonts w:ascii="Arial" w:hAnsi="Arial" w:cs="Arial"/>
-              </w:rPr>
-              <w:t>{name19}</w:t>
-            </w:r>
-          </w:p>
-        </w:tc>
-        <w:tc>
-          <w:tcPr>
-            <w:tcW w:w="1318" w:type="dxa"/>
-            <w:tcBorders>
-              <w:top w:val="nil"/>
-              <w:left w:val="nil"/>
-              <w:bottom w:val="single" w:sz="4" w:space="0" w:color="auto"/>
-              <w:right w:val="single" w:sz="4" w:space="0" w:color="auto"/>
-            </w:tcBorders>
-            <w:noWrap/>
-            <w:vAlign w:val="bottom"/>
-          </w:tcPr>
-          <w:p>
-            <w:pPr>
-              <w:spacing w:after="0" w:line="240" w:lineRule="auto"/>
-              <w:rPr>
-                <w:rFonts w:ascii="Arial" w:hAnsi="Arial" w:cs="Arial"/>
-              </w:rPr>
-            </w:pPr>
-            <w:r>
-              <w:rPr>
-                <w:rFonts w:ascii="Arial" w:hAnsi="Arial" w:cs="Arial"/>
-              </w:rPr>
-              <w:t>{mid19}</w:t>
-            </w:r>
-          </w:p>
-        </w:tc>
-        <w:tc>
-          <w:tcPr>
-            <w:tcW w:w="1493" w:type="dxa"/>
-            <w:tcBorders>
-              <w:top w:val="nil"/>
-              <w:left w:val="nil"/>
-              <w:bottom w:val="single" w:sz="4" w:space="0" w:color="auto"/>
-              <w:right w:val="single" w:sz="4" w:space="0" w:color="auto"/>
-            </w:tcBorders>
-            <w:noWrap/>
-            <w:vAlign w:val="bottom"/>
-          </w:tcPr>
-          <w:p>
-            <w:pPr>
-              <w:spacing w:after="0" w:line="240" w:lineRule="auto"/>
-              <w:rPr>
-                <w:rFonts w:ascii="Arial" w:hAnsi="Arial" w:cs="Arial"/>
-              </w:rPr>
-            </w:pPr>
-            <w:r>
-              <w:rPr>
-                <w:rFonts w:ascii="Arial" w:hAnsi="Arial" w:cs="Arial"/>
-              </w:rPr>
-              <w:t>{fin19}</w:t>
-            </w:r>
-          </w:p>
-        </w:tc>
-        <w:tc>
-          <w:tcPr>
-            <w:tcW w:w="1782" w:type="dxa"/>
-            <w:tcBorders>
-              <w:top w:val="nil"/>
-              <w:left w:val="nil"/>
-              <w:bottom w:val="single" w:sz="4" w:space="0" w:color="auto"/>
-              <w:right w:val="single" w:sz="4" w:space="0" w:color="auto"/>
-            </w:tcBorders>
-            <w:noWrap/>
-            <w:vAlign w:val="bottom"/>
-          </w:tcPr>
-          <w:p>
-            <w:pPr>
-              <w:spacing w:after="0" w:line="240" w:lineRule="auto"/>
-              <w:rPr>
-                <w:rFonts w:ascii="Arial" w:hAnsi="Arial" w:cs="Arial"/>
-              </w:rPr>
-            </w:pPr>
-            <w:r>
-              <w:rPr>
-                <w:rFonts w:ascii="Arial" w:hAnsi="Arial" w:cs="Arial"/>
-              </w:rPr>
-              <w:t>{rem19}</w:t>
-            </w:r>
-          </w:p>
-        </w:tc>
-      </w:tr>
-      <w:tr>
-        <w:trPr>
-          <w:trHeight w:val="292"/>
-          <w:jc w:val="center"/>
-        </w:trPr>
-        <w:tc>
-          <w:tcPr>
-            <w:tcW w:w="539" w:type="dxa"/>
-            <w:tcBorders>
-              <w:top w:val="nil"/>
-              <w:left w:val="single" w:sz="4" w:space="0" w:color="auto"/>
-              <w:bottom w:val="single" w:sz="4" w:space="0" w:color="auto"/>
-              <w:right w:val="single" w:sz="4" w:space="0" w:color="auto"/>
-            </w:tcBorders>
-            <w:noWrap/>
-            <w:vAlign w:val="bottom"/>
-            <w:hideMark/>
-          </w:tcPr>
-          <w:p>
-            <w:pPr>
-              <w:spacing w:after="0" w:line="240" w:lineRule="auto"/>
-              <w:jc w:val="center"/>
-              <w:rPr>
-                <w:rFonts w:ascii="Arial" w:hAnsi="Arial" w:cs="Arial"/>
-              </w:rPr>
-            </w:pPr>
-            <w:r>
-              <w:rPr>
-                <w:rFonts w:ascii="Arial" w:hAnsi="Arial" w:cs="Arial"/>
-              </w:rPr>
-              <w:t>20</w:t>
-            </w:r>
-          </w:p>
-        </w:tc>
-        <w:tc>
-          <w:tcPr>
-            <w:tcW w:w="1353" w:type="dxa"/>
-            <w:tcBorders>
-              <w:top w:val="nil"/>
-              <w:left w:val="nil"/>
-              <w:bottom w:val="single" w:sz="4" w:space="0" w:color="auto"/>
-              <w:right w:val="single" w:sz="4" w:space="0" w:color="auto"/>
-            </w:tcBorders>
-            <w:noWrap/>
-            <w:vAlign w:val="bottom"/>
-          </w:tcPr>
-          <w:p>
-            <w:pPr>
-              <w:spacing w:after="0" w:line="240" w:lineRule="auto"/>
-              <w:jc w:val="center"/>
-              <w:rPr>
-                <w:rFonts w:ascii="Arial" w:hAnsi="Arial" w:cs="Arial"/>
-              </w:rPr>
-            </w:pPr>
-            <w:r>
-              <w:rPr>
-                <w:rFonts w:ascii="Arial" w:hAnsi="Arial" w:cs="Arial"/>
-              </w:rPr>
-              <w:t>{id20}</w:t>
-            </w:r>
-          </w:p>
-        </w:tc>
-        <w:tc>
-          <w:tcPr>
-            <w:tcW w:w="4771" w:type="dxa"/>
-            <w:gridSpan w:val="4"/>
-            <w:tcBorders>
-              <w:top w:val="single" w:sz="4" w:space="0" w:color="auto"/>
-              <w:left w:val="nil"/>
-              <w:bottom w:val="single" w:sz="4" w:space="0" w:color="auto"/>
-              <w:right w:val="single" w:sz="4" w:space="0" w:color="000000"/>
-            </w:tcBorders>
-            <w:noWrap/>
-            <w:vAlign w:val="bottom"/>
-          </w:tcPr>
-          <w:p>
-            <w:pPr>
-              <w:spacing w:after="0" w:line="240" w:lineRule="auto"/>
-              <w:rPr>
-                <w:rFonts w:ascii="Arial" w:hAnsi="Arial" w:cs="Arial"/>
-              </w:rPr>
-            </w:pPr>
-            <w:r>
-              <w:rPr>
-                <w:rFonts w:ascii="Arial" w:hAnsi="Arial" w:cs="Arial"/>
-              </w:rPr>
-              <w:t>{name20}</w:t>
-            </w:r>
-          </w:p>
-        </w:tc>
-        <w:tc>
-          <w:tcPr>
-            <w:tcW w:w="1318" w:type="dxa"/>
-            <w:tcBorders>
-              <w:top w:val="nil"/>
-              <w:left w:val="nil"/>
-              <w:bottom w:val="single" w:sz="4" w:space="0" w:color="auto"/>
-              <w:right w:val="single" w:sz="4" w:space="0" w:color="auto"/>
-            </w:tcBorders>
-            <w:noWrap/>
-            <w:vAlign w:val="bottom"/>
-          </w:tcPr>
-          <w:p>
-            <w:pPr>
-              <w:spacing w:after="0" w:line="240" w:lineRule="auto"/>
-              <w:rPr>
-                <w:rFonts w:ascii="Arial" w:hAnsi="Arial" w:cs="Arial"/>
-              </w:rPr>
-            </w:pPr>
-            <w:r>
-              <w:rPr>
-                <w:rFonts w:ascii="Arial" w:hAnsi="Arial" w:cs="Arial"/>
-              </w:rPr>
-              <w:t>{mid20}</w:t>
-            </w:r>
-          </w:p>
-        </w:tc>
-        <w:tc>
-          <w:tcPr>
-            <w:tcW w:w="1493" w:type="dxa"/>
-            <w:tcBorders>
-              <w:top w:val="nil"/>
-              <w:left w:val="nil"/>
-              <w:bottom w:val="single" w:sz="4" w:space="0" w:color="auto"/>
-              <w:right w:val="single" w:sz="4" w:space="0" w:color="auto"/>
-            </w:tcBorders>
-            <w:noWrap/>
-            <w:vAlign w:val="bottom"/>
-          </w:tcPr>
-          <w:p>
-            <w:pPr>
-              <w:spacing w:after="0" w:line="240" w:lineRule="auto"/>
-              <w:rPr>
-                <w:rFonts w:ascii="Arial" w:hAnsi="Arial" w:cs="Arial"/>
-              </w:rPr>
-            </w:pPr>
-            <w:r>
-              <w:rPr>
-                <w:rFonts w:ascii="Arial" w:hAnsi="Arial" w:cs="Arial"/>
-              </w:rPr>
-              <w:t>{fin20}</w:t>
-            </w:r>
-          </w:p>
-        </w:tc>
-        <w:tc>
-          <w:tcPr>
-            <w:tcW w:w="1782" w:type="dxa"/>
-            <w:tcBorders>
-              <w:top w:val="nil"/>
-              <w:left w:val="nil"/>
-              <w:bottom w:val="single" w:sz="4" w:space="0" w:color="auto"/>
-              <w:right w:val="single" w:sz="4" w:space="0" w:color="auto"/>
-            </w:tcBorders>
-            <w:noWrap/>
-            <w:vAlign w:val="bottom"/>
-          </w:tcPr>
-          <w:p>
-            <w:pPr>
-              <w:spacing w:after="0" w:line="240" w:lineRule="auto"/>
-              <w:rPr>
-                <w:rFonts w:ascii="Arial" w:hAnsi="Arial" w:cs="Arial"/>
-              </w:rPr>
-            </w:pPr>
-            <w:r>
-              <w:rPr>
-                <w:rFonts w:ascii="Arial" w:hAnsi="Arial" w:cs="Arial"/>
-              </w:rPr>
-              <w:t>{rem20}</w:t>
-            </w:r>
-          </w:p>
-        </w:tc>
-      </w:tr>
-      <w:tr>
-        <w:trPr>
-          <w:trHeight w:val="292"/>
-          <w:jc w:val="center"/>
-        </w:trPr>
-        <w:tc>
-          <w:tcPr>
-            <w:tcW w:w="539" w:type="dxa"/>
-            <w:tcBorders>
-              <w:top w:val="nil"/>
-              <w:left w:val="single" w:sz="4" w:space="0" w:color="auto"/>
-              <w:bottom w:val="single" w:sz="4" w:space="0" w:color="auto"/>
-              <w:right w:val="single" w:sz="4" w:space="0" w:color="auto"/>
-            </w:tcBorders>
-            <w:noWrap/>
-            <w:vAlign w:val="bottom"/>
-            <w:hideMark/>
-          </w:tcPr>
-          <w:p>
-            <w:pPr>
-              <w:spacing w:after="0" w:line="240" w:lineRule="auto"/>
-              <w:jc w:val="center"/>
-              <w:rPr>
-                <w:rFonts w:ascii="Arial" w:hAnsi="Arial" w:cs="Arial"/>
-              </w:rPr>
-            </w:pPr>
-            <w:r>
-              <w:rPr>
-                <w:rFonts w:ascii="Arial" w:hAnsi="Arial" w:cs="Arial"/>
-              </w:rPr>
-              <w:t>21</w:t>
-            </w:r>
-          </w:p>
-        </w:tc>
-        <w:tc>
-          <w:tcPr>
-            <w:tcW w:w="1353" w:type="dxa"/>
-            <w:tcBorders>
-              <w:top w:val="nil"/>
-              <w:left w:val="nil"/>
-              <w:bottom w:val="single" w:sz="4" w:space="0" w:color="auto"/>
-              <w:right w:val="single" w:sz="4" w:space="0" w:color="auto"/>
-            </w:tcBorders>
-            <w:noWrap/>
-            <w:vAlign w:val="bottom"/>
-          </w:tcPr>
-          <w:p>
-            <w:pPr>
-              <w:spacing w:after="0" w:line="240" w:lineRule="auto"/>
-              <w:jc w:val="center"/>
-              <w:rPr>
-                <w:rFonts w:ascii="Arial" w:hAnsi="Arial" w:cs="Arial"/>
-              </w:rPr>
-            </w:pPr>
-            <w:r>
-              <w:rPr>
-                <w:rFonts w:ascii="Arial" w:hAnsi="Arial" w:cs="Arial"/>
-              </w:rPr>
-              <w:t>{id21}</w:t>
-            </w:r>
-          </w:p>
-        </w:tc>
-        <w:tc>
-          <w:tcPr>
-            <w:tcW w:w="4771" w:type="dxa"/>
-            <w:gridSpan w:val="4"/>
-            <w:tcBorders>
-              <w:top w:val="single" w:sz="4" w:space="0" w:color="auto"/>
-              <w:left w:val="nil"/>
-              <w:bottom w:val="single" w:sz="4" w:space="0" w:color="auto"/>
-              <w:right w:val="single" w:sz="4" w:space="0" w:color="000000"/>
-            </w:tcBorders>
-            <w:noWrap/>
-            <w:vAlign w:val="bottom"/>
-          </w:tcPr>
-          <w:p>
-            <w:pPr>
-              <w:spacing w:after="0" w:line="240" w:lineRule="auto"/>
-              <w:rPr>
-                <w:rFonts w:ascii="Arial" w:hAnsi="Arial" w:cs="Arial"/>
-              </w:rPr>
-            </w:pPr>
-            <w:r>
-              <w:rPr>
-                <w:rFonts w:ascii="Arial" w:hAnsi="Arial" w:cs="Arial"/>
-              </w:rPr>
-              <w:t>{name21}</w:t>
-            </w:r>
-          </w:p>
-        </w:tc>
-        <w:tc>
-          <w:tcPr>
-            <w:tcW w:w="1318" w:type="dxa"/>
-            <w:tcBorders>
-              <w:top w:val="nil"/>
-              <w:left w:val="nil"/>
-              <w:bottom w:val="single" w:sz="4" w:space="0" w:color="auto"/>
-              <w:right w:val="single" w:sz="4" w:space="0" w:color="auto"/>
-            </w:tcBorders>
-            <w:noWrap/>
-            <w:vAlign w:val="bottom"/>
-          </w:tcPr>
-          <w:p>
-            <w:pPr>
-              <w:spacing w:after="0" w:line="240" w:lineRule="auto"/>
-              <w:rPr>
-                <w:rFonts w:ascii="Arial" w:hAnsi="Arial" w:cs="Arial"/>
-              </w:rPr>
-            </w:pPr>
-            <w:r>
-              <w:rPr>
-                <w:rFonts w:ascii="Arial" w:hAnsi="Arial" w:cs="Arial"/>
-              </w:rPr>
-              <w:t>{mid21}</w:t>
-            </w:r>
-          </w:p>
-        </w:tc>
-        <w:tc>
-          <w:tcPr>
-            <w:tcW w:w="1493" w:type="dxa"/>
-            <w:tcBorders>
-              <w:top w:val="nil"/>
-              <w:left w:val="nil"/>
-              <w:bottom w:val="single" w:sz="4" w:space="0" w:color="auto"/>
-              <w:right w:val="single" w:sz="4" w:space="0" w:color="auto"/>
-            </w:tcBorders>
-            <w:noWrap/>
-            <w:vAlign w:val="bottom"/>
-          </w:tcPr>
-          <w:p>
-            <w:pPr>
-              <w:spacing w:after="0" w:line="240" w:lineRule="auto"/>
-              <w:rPr>
-                <w:rFonts w:ascii="Arial" w:hAnsi="Arial" w:cs="Arial"/>
-              </w:rPr>
-            </w:pPr>
-            <w:r>
-              <w:rPr>
-                <w:rFonts w:ascii="Arial" w:hAnsi="Arial" w:cs="Arial"/>
-              </w:rPr>
-              <w:t>{fin21}</w:t>
-            </w:r>
-          </w:p>
-        </w:tc>
-        <w:tc>
-          <w:tcPr>
-            <w:tcW w:w="1782" w:type="dxa"/>
-            <w:tcBorders>
-              <w:top w:val="nil"/>
-              <w:left w:val="nil"/>
-              <w:bottom w:val="single" w:sz="4" w:space="0" w:color="auto"/>
-              <w:right w:val="single" w:sz="4" w:space="0" w:color="auto"/>
-            </w:tcBorders>
-            <w:noWrap/>
-            <w:vAlign w:val="bottom"/>
-          </w:tcPr>
-          <w:p>
-            <w:pPr>
-              <w:spacing w:after="0" w:line="240" w:lineRule="auto"/>
-              <w:rPr>
-                <w:rFonts w:ascii="Arial" w:hAnsi="Arial" w:cs="Arial"/>
-              </w:rPr>
-            </w:pPr>
-            <w:r>
-              <w:rPr>
-                <w:rFonts w:ascii="Arial" w:hAnsi="Arial" w:cs="Arial"/>
-              </w:rPr>
-              <w:t>{rem21}</w:t>
-            </w:r>
-          </w:p>
-        </w:tc>
-      </w:tr>
-      <w:tr>
-        <w:trPr>
-          <w:trHeight w:val="292"/>
-          <w:jc w:val="center"/>
-        </w:trPr>
-        <w:tc>
-          <w:tcPr>
-            <w:tcW w:w="539" w:type="dxa"/>
-            <w:tcBorders>
-              <w:top w:val="nil"/>
-              <w:left w:val="single" w:sz="4" w:space="0" w:color="auto"/>
-              <w:bottom w:val="single" w:sz="4" w:space="0" w:color="auto"/>
-              <w:right w:val="single" w:sz="4" w:space="0" w:color="auto"/>
-            </w:tcBorders>
-            <w:noWrap/>
-            <w:vAlign w:val="bottom"/>
-            <w:hideMark/>
-          </w:tcPr>
-          <w:p>
-            <w:pPr>
-              <w:spacing w:after="0" w:line="240" w:lineRule="auto"/>
-              <w:jc w:val="center"/>
-              <w:rPr>
-                <w:rFonts w:ascii="Arial" w:hAnsi="Arial" w:cs="Arial"/>
-              </w:rPr>
-            </w:pPr>
-            <w:r>
-              <w:rPr>
-                <w:rFonts w:ascii="Arial" w:hAnsi="Arial" w:cs="Arial"/>
-              </w:rPr>
-              <w:t>22</w:t>
-            </w:r>
-          </w:p>
-        </w:tc>
-        <w:tc>
-          <w:tcPr>
-            <w:tcW w:w="1353" w:type="dxa"/>
-            <w:tcBorders>
-              <w:top w:val="nil"/>
-              <w:left w:val="nil"/>
-              <w:bottom w:val="single" w:sz="4" w:space="0" w:color="auto"/>
-              <w:right w:val="single" w:sz="4" w:space="0" w:color="auto"/>
-            </w:tcBorders>
-            <w:noWrap/>
-            <w:vAlign w:val="bottom"/>
-          </w:tcPr>
-          <w:p>
-            <w:pPr>
-              <w:spacing w:after="0" w:line="240" w:lineRule="auto"/>
-              <w:jc w:val="center"/>
-              <w:rPr>
-                <w:rFonts w:ascii="Arial" w:hAnsi="Arial" w:cs="Arial"/>
-              </w:rPr>
-            </w:pPr>
-            <w:r>
-              <w:rPr>
-                <w:rFonts w:ascii="Arial" w:hAnsi="Arial" w:cs="Arial"/>
-              </w:rPr>
-              <w:t>{id22}</w:t>
-            </w:r>
-          </w:p>
-        </w:tc>
-        <w:tc>
-          <w:tcPr>
-            <w:tcW w:w="4771" w:type="dxa"/>
-            <w:gridSpan w:val="4"/>
-            <w:tcBorders>
-              <w:top w:val="single" w:sz="4" w:space="0" w:color="auto"/>
-              <w:left w:val="nil"/>
-              <w:bottom w:val="single" w:sz="4" w:space="0" w:color="auto"/>
-              <w:right w:val="single" w:sz="4" w:space="0" w:color="000000"/>
-            </w:tcBorders>
-            <w:noWrap/>
-            <w:vAlign w:val="bottom"/>
-          </w:tcPr>
-          <w:p>
-            <w:pPr>
-              <w:spacing w:after="0" w:line="240" w:lineRule="auto"/>
-              <w:rPr>
-                <w:rFonts w:ascii="Arial" w:hAnsi="Arial" w:cs="Arial"/>
-              </w:rPr>
-            </w:pPr>
-            <w:r>
-              <w:rPr>
-                <w:rFonts w:ascii="Arial" w:hAnsi="Arial" w:cs="Arial"/>
-              </w:rPr>
-              <w:t>{name22}</w:t>
-            </w:r>
-          </w:p>
-        </w:tc>
-        <w:tc>
-          <w:tcPr>
-            <w:tcW w:w="1318" w:type="dxa"/>
-            <w:tcBorders>
-              <w:top w:val="nil"/>
-              <w:left w:val="nil"/>
-              <w:bottom w:val="single" w:sz="4" w:space="0" w:color="auto"/>
-              <w:right w:val="single" w:sz="4" w:space="0" w:color="auto"/>
-            </w:tcBorders>
-            <w:noWrap/>
-            <w:vAlign w:val="bottom"/>
-          </w:tcPr>
-          <w:p>
-            <w:pPr>
-              <w:spacing w:after="0" w:line="240" w:lineRule="auto"/>
-              <w:rPr>
-                <w:rFonts w:ascii="Arial" w:hAnsi="Arial" w:cs="Arial"/>
-              </w:rPr>
-            </w:pPr>
-            <w:r>
-              <w:rPr>
-                <w:rFonts w:ascii="Arial" w:hAnsi="Arial" w:cs="Arial"/>
-              </w:rPr>
-              <w:t>{mid22}</w:t>
-            </w:r>
-          </w:p>
-        </w:tc>
-        <w:tc>
-          <w:tcPr>
-            <w:tcW w:w="1493" w:type="dxa"/>
-            <w:tcBorders>
-              <w:top w:val="nil"/>
-              <w:left w:val="nil"/>
-              <w:bottom w:val="single" w:sz="4" w:space="0" w:color="auto"/>
-              <w:right w:val="single" w:sz="4" w:space="0" w:color="auto"/>
-            </w:tcBorders>
-            <w:noWrap/>
-            <w:vAlign w:val="bottom"/>
-          </w:tcPr>
-          <w:p>
-            <w:pPr>
-              <w:spacing w:after="0" w:line="240" w:lineRule="auto"/>
-              <w:rPr>
-                <w:rFonts w:ascii="Arial" w:hAnsi="Arial" w:cs="Arial"/>
-              </w:rPr>
-            </w:pPr>
-            <w:r>
-              <w:rPr>
-                <w:rFonts w:ascii="Arial" w:hAnsi="Arial" w:cs="Arial"/>
-              </w:rPr>
-              <w:t>{fin22}</w:t>
-            </w:r>
-          </w:p>
-        </w:tc>
-        <w:tc>
-          <w:tcPr>
-            <w:tcW w:w="1782" w:type="dxa"/>
-            <w:tcBorders>
-              <w:top w:val="nil"/>
-              <w:left w:val="nil"/>
-              <w:bottom w:val="single" w:sz="4" w:space="0" w:color="auto"/>
-              <w:right w:val="single" w:sz="4" w:space="0" w:color="auto"/>
-            </w:tcBorders>
-            <w:noWrap/>
-            <w:vAlign w:val="bottom"/>
-          </w:tcPr>
-          <w:p>
-            <w:pPr>
-              <w:spacing w:after="0" w:line="240" w:lineRule="auto"/>
-              <w:rPr>
-                <w:rFonts w:ascii="Arial" w:hAnsi="Arial" w:cs="Arial"/>
-              </w:rPr>
-            </w:pPr>
-            <w:r>
-              <w:rPr>
-                <w:rFonts w:ascii="Arial" w:hAnsi="Arial" w:cs="Arial"/>
-              </w:rPr>
-              <w:t>{rem22}</w:t>
-            </w:r>
-          </w:p>
-        </w:tc>
-      </w:tr>
-      <w:tr>
-        <w:trPr>
-          <w:trHeight w:val="292"/>
-          <w:jc w:val="center"/>
-        </w:trPr>
-        <w:tc>
-          <w:tcPr>
-            <w:tcW w:w="539" w:type="dxa"/>
-            <w:tcBorders>
-              <w:top w:val="nil"/>
-              <w:left w:val="single" w:sz="4" w:space="0" w:color="auto"/>
-              <w:bottom w:val="single" w:sz="4" w:space="0" w:color="auto"/>
-              <w:right w:val="single" w:sz="4" w:space="0" w:color="auto"/>
-            </w:tcBorders>
-            <w:noWrap/>
-            <w:vAlign w:val="bottom"/>
-            <w:hideMark/>
-          </w:tcPr>
-          <w:p>
-            <w:pPr>
-              <w:spacing w:after="0" w:line="240" w:lineRule="auto"/>
-              <w:jc w:val="center"/>
-              <w:rPr>
-                <w:rFonts w:ascii="Arial" w:hAnsi="Arial" w:cs="Arial"/>
-              </w:rPr>
-            </w:pPr>
-            <w:r>
-              <w:rPr>
-                <w:rFonts w:ascii="Arial" w:hAnsi="Arial" w:cs="Arial"/>
-              </w:rPr>
-              <w:t>23</w:t>
-            </w:r>
-          </w:p>
-        </w:tc>
-        <w:tc>
-          <w:tcPr>
-            <w:tcW w:w="1353" w:type="dxa"/>
-            <w:tcBorders>
-              <w:top w:val="nil"/>
-              <w:left w:val="nil"/>
-              <w:bottom w:val="single" w:sz="4" w:space="0" w:color="auto"/>
-              <w:right w:val="single" w:sz="4" w:space="0" w:color="auto"/>
-            </w:tcBorders>
-            <w:noWrap/>
-            <w:vAlign w:val="bottom"/>
-          </w:tcPr>
-          <w:p>
-            <w:pPr>
-              <w:spacing w:after="0" w:line="240" w:lineRule="auto"/>
-              <w:jc w:val="center"/>
-              <w:rPr>
-                <w:rFonts w:ascii="Arial" w:hAnsi="Arial" w:cs="Arial"/>
-              </w:rPr>
-            </w:pPr>
-            <w:r>
-              <w:rPr>
-                <w:rFonts w:ascii="Arial" w:hAnsi="Arial" w:cs="Arial"/>
-              </w:rPr>
-              <w:t>{id23}</w:t>
-            </w:r>
-          </w:p>
-        </w:tc>
-        <w:tc>
-          <w:tcPr>
-            <w:tcW w:w="4771" w:type="dxa"/>
-            <w:gridSpan w:val="4"/>
-            <w:tcBorders>
-              <w:top w:val="single" w:sz="4" w:space="0" w:color="auto"/>
-              <w:left w:val="nil"/>
-              <w:bottom w:val="single" w:sz="4" w:space="0" w:color="auto"/>
-              <w:right w:val="single" w:sz="4" w:space="0" w:color="000000"/>
-            </w:tcBorders>
-            <w:noWrap/>
-            <w:vAlign w:val="bottom"/>
-          </w:tcPr>
-          <w:p>
-            <w:pPr>
-              <w:spacing w:after="0" w:line="240" w:lineRule="auto"/>
-              <w:rPr>
-                <w:rFonts w:ascii="Arial" w:hAnsi="Arial" w:cs="Arial"/>
-              </w:rPr>
-            </w:pPr>
-            <w:r>
-              <w:rPr>
-                <w:rFonts w:ascii="Arial" w:hAnsi="Arial" w:cs="Arial"/>
-              </w:rPr>
-              <w:t>{name23}</w:t>
-            </w:r>
-          </w:p>
-        </w:tc>
-        <w:tc>
-          <w:tcPr>
-            <w:tcW w:w="1318" w:type="dxa"/>
-            <w:tcBorders>
-              <w:top w:val="nil"/>
-              <w:left w:val="nil"/>
-              <w:bottom w:val="single" w:sz="4" w:space="0" w:color="auto"/>
-              <w:right w:val="single" w:sz="4" w:space="0" w:color="auto"/>
-            </w:tcBorders>
-            <w:noWrap/>
-            <w:vAlign w:val="bottom"/>
-          </w:tcPr>
-          <w:p>
-            <w:pPr>
-              <w:spacing w:after="0" w:line="240" w:lineRule="auto"/>
-              <w:rPr>
-                <w:rFonts w:ascii="Arial" w:hAnsi="Arial" w:cs="Arial"/>
-              </w:rPr>
-            </w:pPr>
-            <w:r>
-              <w:rPr>
-                <w:rFonts w:ascii="Arial" w:hAnsi="Arial" w:cs="Arial"/>
-              </w:rPr>
-              <w:t>{mid23}</w:t>
-            </w:r>
-          </w:p>
-        </w:tc>
-        <w:tc>
-          <w:tcPr>
-            <w:tcW w:w="1493" w:type="dxa"/>
-            <w:tcBorders>
-              <w:top w:val="nil"/>
-              <w:left w:val="nil"/>
-              <w:bottom w:val="single" w:sz="4" w:space="0" w:color="auto"/>
-              <w:right w:val="single" w:sz="4" w:space="0" w:color="auto"/>
-            </w:tcBorders>
-            <w:noWrap/>
-            <w:vAlign w:val="bottom"/>
-          </w:tcPr>
-          <w:p>
-            <w:pPr>
-              <w:spacing w:after="0" w:line="240" w:lineRule="auto"/>
-              <w:rPr>
-                <w:rFonts w:ascii="Arial" w:hAnsi="Arial" w:cs="Arial"/>
-              </w:rPr>
-            </w:pPr>
-            <w:r>
-              <w:rPr>
-                <w:rFonts w:ascii="Arial" w:hAnsi="Arial" w:cs="Arial"/>
-              </w:rPr>
-              <w:t>{fin23}</w:t>
-            </w:r>
-          </w:p>
-        </w:tc>
-        <w:tc>
-          <w:tcPr>
-            <w:tcW w:w="1782" w:type="dxa"/>
-            <w:tcBorders>
-              <w:top w:val="nil"/>
-              <w:left w:val="nil"/>
-              <w:bottom w:val="single" w:sz="4" w:space="0" w:color="auto"/>
-              <w:right w:val="single" w:sz="4" w:space="0" w:color="auto"/>
-            </w:tcBorders>
-            <w:noWrap/>
-            <w:vAlign w:val="bottom"/>
-          </w:tcPr>
-          <w:p>
-            <w:pPr>
-              <w:spacing w:after="0" w:line="240" w:lineRule="auto"/>
-              <w:rPr>
-                <w:rFonts w:ascii="Arial" w:hAnsi="Arial" w:cs="Arial"/>
-              </w:rPr>
-            </w:pPr>
-            <w:r>
-              <w:rPr>
-                <w:rFonts w:ascii="Arial" w:hAnsi="Arial" w:cs="Arial"/>
-              </w:rPr>
-              <w:t>{rem23}</w:t>
-            </w:r>
-          </w:p>
-        </w:tc>
-      </w:tr>
-      <w:tr>
-        <w:trPr>
-          <w:trHeight w:val="292"/>
-          <w:jc w:val="center"/>
-        </w:trPr>
-        <w:tc>
-          <w:tcPr>
-            <w:tcW w:w="539" w:type="dxa"/>
-            <w:tcBorders>
-              <w:top w:val="nil"/>
-              <w:left w:val="single" w:sz="4" w:space="0" w:color="auto"/>
-              <w:bottom w:val="single" w:sz="4" w:space="0" w:color="auto"/>
-              <w:right w:val="single" w:sz="4" w:space="0" w:color="auto"/>
-            </w:tcBorders>
-            <w:noWrap/>
-            <w:vAlign w:val="bottom"/>
-            <w:hideMark/>
-          </w:tcPr>
-          <w:p>
-            <w:pPr>
-              <w:spacing w:after="0" w:line="240" w:lineRule="auto"/>
-              <w:jc w:val="center"/>
-              <w:rPr>
-                <w:rFonts w:ascii="Arial" w:hAnsi="Arial" w:cs="Arial"/>
-              </w:rPr>
-            </w:pPr>
-            <w:r>
-              <w:rPr>
-                <w:rFonts w:ascii="Arial" w:hAnsi="Arial" w:cs="Arial"/>
-              </w:rPr>
-              <w:t>24</w:t>
-            </w:r>
-          </w:p>
-        </w:tc>
-        <w:tc>
-          <w:tcPr>
-            <w:tcW w:w="1353" w:type="dxa"/>
-            <w:tcBorders>
-              <w:top w:val="nil"/>
-              <w:left w:val="nil"/>
-              <w:bottom w:val="single" w:sz="4" w:space="0" w:color="auto"/>
-              <w:right w:val="single" w:sz="4" w:space="0" w:color="auto"/>
-            </w:tcBorders>
-            <w:noWrap/>
-            <w:vAlign w:val="bottom"/>
-          </w:tcPr>
-          <w:p>
-            <w:pPr>
-              <w:spacing w:after="0" w:line="240" w:lineRule="auto"/>
-              <w:jc w:val="center"/>
-              <w:rPr>
-                <w:rFonts w:ascii="Arial" w:hAnsi="Arial" w:cs="Arial"/>
-              </w:rPr>
-            </w:pPr>
-            <w:r>
-              <w:rPr>
-                <w:rFonts w:ascii="Arial" w:hAnsi="Arial" w:cs="Arial"/>
-              </w:rPr>
-              <w:t>{id24}</w:t>
-            </w:r>
-          </w:p>
-        </w:tc>
-        <w:tc>
-          <w:tcPr>
-            <w:tcW w:w="4771" w:type="dxa"/>
-            <w:gridSpan w:val="4"/>
-            <w:tcBorders>
-              <w:top w:val="single" w:sz="4" w:space="0" w:color="auto"/>
-              <w:left w:val="nil"/>
-              <w:bottom w:val="single" w:sz="4" w:space="0" w:color="auto"/>
-              <w:right w:val="single" w:sz="4" w:space="0" w:color="000000"/>
-            </w:tcBorders>
-            <w:noWrap/>
-            <w:vAlign w:val="bottom"/>
-          </w:tcPr>
-          <w:p>
-            <w:pPr>
-              <w:spacing w:after="0" w:line="240" w:lineRule="auto"/>
-              <w:rPr>
-                <w:rFonts w:ascii="Arial" w:hAnsi="Arial" w:cs="Arial"/>
-              </w:rPr>
-            </w:pPr>
-            <w:r>
-              <w:rPr>
-                <w:rFonts w:ascii="Arial" w:hAnsi="Arial" w:cs="Arial"/>
-              </w:rPr>
-              <w:t>{name24}</w:t>
-            </w:r>
-          </w:p>
-        </w:tc>
-        <w:tc>
-          <w:tcPr>
-            <w:tcW w:w="1318" w:type="dxa"/>
-            <w:tcBorders>
-              <w:top w:val="nil"/>
-              <w:left w:val="nil"/>
-              <w:bottom w:val="single" w:sz="4" w:space="0" w:color="auto"/>
-              <w:right w:val="single" w:sz="4" w:space="0" w:color="auto"/>
-            </w:tcBorders>
-            <w:noWrap/>
-            <w:vAlign w:val="bottom"/>
-          </w:tcPr>
-          <w:p>
-            <w:pPr>
-              <w:spacing w:after="0" w:line="240" w:lineRule="auto"/>
-              <w:rPr>
-                <w:rFonts w:ascii="Arial" w:hAnsi="Arial" w:cs="Arial"/>
-              </w:rPr>
-            </w:pPr>
-            <w:r>
-              <w:rPr>
-                <w:rFonts w:ascii="Arial" w:hAnsi="Arial" w:cs="Arial"/>
-              </w:rPr>
-              <w:t>{mid24}</w:t>
-            </w:r>
-          </w:p>
-        </w:tc>
-        <w:tc>
-          <w:tcPr>
-            <w:tcW w:w="1493" w:type="dxa"/>
-            <w:tcBorders>
-              <w:top w:val="nil"/>
-              <w:left w:val="nil"/>
-              <w:bottom w:val="single" w:sz="4" w:space="0" w:color="auto"/>
-              <w:right w:val="single" w:sz="4" w:space="0" w:color="auto"/>
-            </w:tcBorders>
-            <w:noWrap/>
-            <w:vAlign w:val="bottom"/>
-          </w:tcPr>
-          <w:p>
-            <w:pPr>
-              <w:spacing w:after="0" w:line="240" w:lineRule="auto"/>
-              <w:rPr>
-                <w:rFonts w:ascii="Arial" w:hAnsi="Arial" w:cs="Arial"/>
-              </w:rPr>
-            </w:pPr>
-            <w:r>
-              <w:rPr>
-                <w:rFonts w:ascii="Arial" w:hAnsi="Arial" w:cs="Arial"/>
-              </w:rPr>
-              <w:t>{fin24}</w:t>
-            </w:r>
-          </w:p>
-        </w:tc>
-        <w:tc>
-          <w:tcPr>
-            <w:tcW w:w="1782" w:type="dxa"/>
-            <w:tcBorders>
-              <w:top w:val="nil"/>
-              <w:left w:val="nil"/>
-              <w:bottom w:val="single" w:sz="4" w:space="0" w:color="auto"/>
-              <w:right w:val="single" w:sz="4" w:space="0" w:color="auto"/>
-            </w:tcBorders>
-            <w:noWrap/>
-            <w:vAlign w:val="bottom"/>
-          </w:tcPr>
-          <w:p>
-            <w:pPr>
-              <w:spacing w:after="0" w:line="240" w:lineRule="auto"/>
-              <w:rPr>
-                <w:rFonts w:ascii="Arial" w:hAnsi="Arial" w:cs="Arial"/>
-              </w:rPr>
-            </w:pPr>
-            <w:r>
-              <w:rPr>
-                <w:rFonts w:ascii="Arial" w:hAnsi="Arial" w:cs="Arial"/>
-              </w:rPr>
-              <w:t>{rem24}</w:t>
-            </w:r>
-          </w:p>
-        </w:tc>
-      </w:tr>
-      <w:tr>
-        <w:trPr>
-          <w:trHeight w:val="292"/>
-          <w:jc w:val="center"/>
-        </w:trPr>
-        <w:tc>
-          <w:tcPr>
-            <w:tcW w:w="539" w:type="dxa"/>
-            <w:tcBorders>
-              <w:top w:val="nil"/>
-              <w:left w:val="single" w:sz="4" w:space="0" w:color="auto"/>
-              <w:bottom w:val="single" w:sz="4" w:space="0" w:color="auto"/>
-              <w:right w:val="single" w:sz="4" w:space="0" w:color="auto"/>
-            </w:tcBorders>
-            <w:noWrap/>
-            <w:vAlign w:val="bottom"/>
-            <w:hideMark/>
-          </w:tcPr>
-          <w:p>
-            <w:pPr>
-              <w:spacing w:after="0" w:line="240" w:lineRule="auto"/>
-              <w:jc w:val="center"/>
-              <w:rPr>
-                <w:rFonts w:ascii="Arial" w:hAnsi="Arial" w:cs="Arial"/>
-              </w:rPr>
-            </w:pPr>
-            <w:r>
-              <w:rPr>
-                <w:rFonts w:ascii="Arial" w:hAnsi="Arial" w:cs="Arial"/>
-              </w:rPr>
-              <w:t>25</w:t>
-            </w:r>
-          </w:p>
-        </w:tc>
-        <w:tc>
-          <w:tcPr>
-            <w:tcW w:w="1353" w:type="dxa"/>
-            <w:tcBorders>
-              <w:top w:val="nil"/>
-              <w:left w:val="nil"/>
-              <w:bottom w:val="single" w:sz="4" w:space="0" w:color="auto"/>
-              <w:right w:val="single" w:sz="4" w:space="0" w:color="auto"/>
-            </w:tcBorders>
-            <w:noWrap/>
-            <w:vAlign w:val="bottom"/>
-          </w:tcPr>
-          <w:p>
-            <w:pPr>
-              <w:spacing w:after="0" w:line="240" w:lineRule="auto"/>
-              <w:jc w:val="center"/>
-              <w:rPr>
-                <w:rFonts w:ascii="Arial" w:hAnsi="Arial" w:cs="Arial"/>
-              </w:rPr>
-            </w:pPr>
-            <w:r>
-              <w:rPr>
-                <w:rFonts w:ascii="Arial" w:hAnsi="Arial" w:cs="Arial"/>
-              </w:rPr>
-              <w:t>{id25}</w:t>
-            </w:r>
-          </w:p>
-        </w:tc>
-        <w:tc>
-          <w:tcPr>
-            <w:tcW w:w="4771" w:type="dxa"/>
-            <w:gridSpan w:val="4"/>
-            <w:tcBorders>
-              <w:top w:val="single" w:sz="4" w:space="0" w:color="auto"/>
-              <w:left w:val="nil"/>
-              <w:bottom w:val="single" w:sz="4" w:space="0" w:color="auto"/>
-              <w:right w:val="single" w:sz="4" w:space="0" w:color="000000"/>
-            </w:tcBorders>
-            <w:noWrap/>
-            <w:vAlign w:val="bottom"/>
-          </w:tcPr>
-          <w:p>
-            <w:pPr>
-              <w:spacing w:after="0" w:line="240" w:lineRule="auto"/>
-              <w:rPr>
-                <w:rFonts w:ascii="Arial" w:hAnsi="Arial" w:cs="Arial"/>
-              </w:rPr>
-            </w:pPr>
-            <w:r>
-              <w:rPr>
-                <w:rFonts w:ascii="Arial" w:hAnsi="Arial" w:cs="Arial"/>
-              </w:rPr>
-              <w:t>{name25}</w:t>
-            </w:r>
-          </w:p>
-        </w:tc>
-        <w:tc>
-          <w:tcPr>
-            <w:tcW w:w="1318" w:type="dxa"/>
-            <w:tcBorders>
-              <w:top w:val="nil"/>
-              <w:left w:val="nil"/>
-              <w:bottom w:val="single" w:sz="4" w:space="0" w:color="auto"/>
-              <w:right w:val="single" w:sz="4" w:space="0" w:color="auto"/>
-            </w:tcBorders>
-            <w:noWrap/>
-            <w:vAlign w:val="bottom"/>
-          </w:tcPr>
-          <w:p>
-            <w:pPr>
-              <w:spacing w:after="0" w:line="240" w:lineRule="auto"/>
-              <w:rPr>
-                <w:rFonts w:ascii="Arial" w:hAnsi="Arial" w:cs="Arial"/>
-              </w:rPr>
-            </w:pPr>
-            <w:r>
-              <w:rPr>
-                <w:rFonts w:ascii="Arial" w:hAnsi="Arial" w:cs="Arial"/>
-              </w:rPr>
-              <w:t>{mid25}</w:t>
-            </w:r>
-          </w:p>
-        </w:tc>
-        <w:tc>
-          <w:tcPr>
-            <w:tcW w:w="1493" w:type="dxa"/>
-            <w:tcBorders>
-              <w:top w:val="nil"/>
-              <w:left w:val="nil"/>
-              <w:bottom w:val="single" w:sz="4" w:space="0" w:color="auto"/>
-              <w:right w:val="single" w:sz="4" w:space="0" w:color="auto"/>
-            </w:tcBorders>
-            <w:noWrap/>
-            <w:vAlign w:val="bottom"/>
-          </w:tcPr>
-          <w:p>
-            <w:pPr>
-              <w:spacing w:after="0" w:line="240" w:lineRule="auto"/>
-              <w:rPr>
-                <w:rFonts w:ascii="Arial" w:hAnsi="Arial" w:cs="Arial"/>
-              </w:rPr>
-            </w:pPr>
-            <w:r>
-              <w:rPr>
-                <w:rFonts w:ascii="Arial" w:hAnsi="Arial" w:cs="Arial"/>
-              </w:rPr>
-              <w:t>{fin25}</w:t>
-            </w:r>
-          </w:p>
-        </w:tc>
-        <w:tc>
-          <w:tcPr>
-            <w:tcW w:w="1782" w:type="dxa"/>
-            <w:tcBorders>
-              <w:top w:val="nil"/>
-              <w:left w:val="nil"/>
-              <w:bottom w:val="single" w:sz="4" w:space="0" w:color="auto"/>
-              <w:right w:val="single" w:sz="4" w:space="0" w:color="auto"/>
-            </w:tcBorders>
-            <w:noWrap/>
-            <w:vAlign w:val="bottom"/>
-          </w:tcPr>
-          <w:p>
-            <w:pPr>
-              <w:spacing w:after="0" w:line="240" w:lineRule="auto"/>
-              <w:rPr>
-                <w:rFonts w:ascii="Arial" w:hAnsi="Arial" w:cs="Arial"/>
-              </w:rPr>
-            </w:pPr>
-            <w:r>
-              <w:rPr>
-                <w:rFonts w:ascii="Arial" w:hAnsi="Arial" w:cs="Arial"/>
-              </w:rPr>
-              <w:t>{rem25}</w:t>
+              <w:t>{remarks}{/students}</w:t>
             </w:r>
           </w:p>
         </w:tc>
@@ -6196,14 +2033,18 @@
               <w:jc w:val="center"/>
               <w:rPr>
                 <w:rFonts w:ascii="Arial" w:hAnsi="Arial" w:cs="Arial"/>
+                <w:sz w:val="20"/>
+                <w:szCs w:val="20"/>
               </w:rPr>
             </w:pPr>
             <w:r>
               <w:rPr>
-                <w:rFonts w:ascii="Arial" w:hAnsi="Arial" w:cs="Arial"/>
+                <w:rFonts w:ascii="Arial" w:eastAsia="Arial" w:hAnsi="Arial" w:cs="Arial"/>
                 <w:b/>
-              </w:rPr>
-              <w:t>MAE V. CAÑAL, RGC, RPm, RPys</w:t>
+                <w:sz w:val="20"/>
+                <w:szCs w:val="20"/>
+              </w:rPr>
+              <w:t>SWEET MERCY F. PACOLOR, DIT</w:t>
             </w:r>
           </w:p>
         </w:tc>
@@ -6247,8 +2088,9 @@
               <w:rPr>
                 <w:rFonts w:ascii="Arial" w:hAnsi="Arial" w:cs="Arial"/>
                 <w:b/>
-              </w:rPr>
-              <w:t>{instructor_name}</w:t>
+                <w:bCs/>
+              </w:rPr>
+              <w:t>{instructor}</w:t>
             </w:r>
           </w:p>
         </w:tc>
@@ -6305,7 +2147,17 @@
                 <w:sz w:val="20"/>
                 <w:szCs w:val="20"/>
               </w:rPr>
-              <w:t>Dean, College of {college}</w:t>
+              <w:t xml:space="preserve">Dean, College of </w:t>
+            </w:r>
+            <w:r>
+              <w:rPr>
+                <w:rFonts w:ascii="Arial" w:hAnsi="Arial" w:cs="Arial"/>
+                <w:i/>
+                <w:iCs/>
+                <w:sz w:val="20"/>
+                <w:szCs w:val="20"/>
+              </w:rPr>
+              <w:t>Arts and Sciences</w:t>
             </w:r>
           </w:p>
         </w:tc>
@@ -6497,7 +2349,7 @@
 </file>
 
 <file path=word/endnotes.xml><?xml version="1.0" encoding="utf-8"?>
-<w:endnotes xmlns:wpc="http://schemas.microsoft.com/office/word/2010/wordprocessingCanvas" xmlns:cx="http://schemas.microsoft.com/office/drawing/2014/chartex" xmlns:cx1="http://schemas.microsoft.com/office/drawing/2015/9/8/chartex" xmlns:cx2="http://schemas.microsoft.com/office/drawing/2015/10/21/chartex" xmlns:cx3="http://schemas.microsoft.com/office/drawing/2016/5/9/chartex" xmlns:cx4="http://schemas.microsoft.com/office/drawing/2016/5/10/chartex" xmlns:cx5="http://schemas.microsoft.com/office/drawing/2016/5/11/chartex" xmlns:cx6="http://schemas.microsoft.com/office/drawing/2016/5/12/chartex" xmlns:cx7="http://schemas.microsoft.com/office/drawing/2016/5/13/chartex" xmlns:cx8="http://schemas.microsoft.com/office/drawing/2016/5/14/chartex" xmlns:mc="http://schemas.openxmlformats.org/markup-compatibility/2006" xmlns:aink="http://schemas.microsoft.com/office/drawing/2016/ink" xmlns:am3d="http://schemas.microsoft.com/office/drawing/2017/model3d" xmlns:o="urn:schemas-microsoft-com:office:office" xmlns:oel="http://schemas.microsoft.com/office/2019/extlst" xmlns:r="http://schemas.openxmlformats.org/officeDocument/2006/relationships" xmlns:m="http://schemas.openxmlformats.org/officeDocument/2006/math" xmlns:v="urn:schemas-microsoft-com:vml" xmlns:wp14="http://schemas.microsoft.com/office/word/2010/wordprocessingDrawing" xmlns:wp="http://schemas.openxmlformats.org/drawingml/2006/wordprocessingDrawing" xmlns:w10="urn:schemas-microsoft-com:office:word" xmlns:w="http://schemas.openxmlformats.org/wordprocessingml/2006/main" xmlns:w14="http://schemas.microsoft.com/office/word/2010/wordml" xmlns:w15="http://schemas.microsoft.com/office/word/2012/wordml" xmlns:w16cex="http://schemas.microsoft.com/office/word/2018/wordml/cex" xmlns:w16cid="http://schemas.microsoft.com/office/word/2016/wordml/cid" xmlns:w16="http://schemas.microsoft.com/office/word/2018/wordml" xmlns:w16du="http://schemas.microsoft.com/office/word/2023/wordml/word16du" xmlns:w16sdtdh="http://schemas.microsoft.com/office/word/2020/wordml/sdtdatahash" xmlns:w16sdtfl="http://schemas.microsoft.com/office/word/2024/wordml/sdtformatlock" xmlns:w16se="http://schemas.microsoft.com/office/word/2015/wordml/symex" xmlns:wpg="http://schemas.microsoft.com/office/word/2010/wordprocessingGroup" xmlns:wpi="http://schemas.microsoft.com/office/word/2010/wordprocessingInk" xmlns:wne="http://schemas.microsoft.com/office/word/2006/wordml" xmlns:wps="http://schemas.microsoft.com/office/word/2010/wordprocessingShape" mc:Ignorable="w14 w15 w16se w16cid w16 w16cex w16sdtdh w16sdtfl w16du wp14">
+<w:endnotes xmlns:wpc="http://schemas.microsoft.com/office/word/2010/wordprocessingCanvas" xmlns:cx="http://schemas.microsoft.com/office/drawing/2014/chartex" xmlns:cx1="http://schemas.microsoft.com/office/drawing/2015/9/8/chartex" xmlns:cx2="http://schemas.microsoft.com/office/drawing/2015/10/21/chartex" xmlns:cx3="http://schemas.microsoft.com/office/drawing/2016/5/9/chartex" xmlns:cx4="http://schemas.microsoft.com/office/drawing/2016/5/10/chartex" xmlns:cx5="http://schemas.microsoft.com/office/drawing/2016/5/11/chartex" xmlns:cx6="http://schemas.microsoft.com/office/drawing/2016/5/12/chartex" xmlns:cx7="http://schemas.microsoft.com/office/drawing/2016/5/13/chartex" xmlns:cx8="http://schemas.microsoft.com/office/drawing/2016/5/14/chartex" xmlns:mc="http://schemas.openxmlformats.org/markup-compatibility/2006" xmlns:aink="http://schemas.microsoft.com/office/drawing/2016/ink" xmlns:am3d="http://schemas.microsoft.com/office/drawing/2017/model3d" xmlns:o="urn:schemas-microsoft-com:office:office" xmlns:oel="http://schemas.microsoft.com/office/2019/extlst" xmlns:r="http://schemas.openxmlformats.org/officeDocument/2006/relationships" xmlns:m="http://schemas.openxmlformats.org/officeDocument/2006/math" xmlns:v="urn:schemas-microsoft-com:vml" xmlns:wp14="http://schemas.microsoft.com/office/word/2010/wordprocessingDrawing" xmlns:wp="http://schemas.openxmlformats.org/drawingml/2006/wordprocessingDrawing" xmlns:w10="urn:schemas-microsoft-com:office:word" xmlns:w="http://schemas.openxmlformats.org/wordprocessingml/2006/main" xmlns:w14="http://schemas.microsoft.com/office/word/2010/wordml" xmlns:w15="http://schemas.microsoft.com/office/word/2012/wordml" xmlns:w16cei="http://schemas.microsoft.com/office/word/2026/wordml/cei" xmlns:w16cex="http://schemas.microsoft.com/office/word/2018/wordml/cex" xmlns:w16cid="http://schemas.microsoft.com/office/word/2016/wordml/cid" xmlns:w16="http://schemas.microsoft.com/office/word/2018/wordml" xmlns:w16du="http://schemas.microsoft.com/office/word/2023/wordml/word16du" xmlns:w16sdtdh="http://schemas.microsoft.com/office/word/2020/wordml/sdtdatahash" xmlns:w16sdtfl="http://schemas.microsoft.com/office/word/2024/wordml/sdtformatlock" xmlns:w16se="http://schemas.microsoft.com/office/word/2015/wordml/symex" xmlns:wpg="http://schemas.microsoft.com/office/word/2010/wordprocessingGroup" xmlns:wpi="http://schemas.microsoft.com/office/word/2010/wordprocessingInk" xmlns:wne="http://schemas.microsoft.com/office/word/2006/wordml" xmlns:wps="http://schemas.microsoft.com/office/word/2010/wordprocessingShape" mc:Ignorable="w14 w15 w16se w16cid w16 w16cex w16sdtdh w16sdtfl w16du wp14">
   <w:endnote w:type="separator" w:id="-1">
     <w:p>
       <w:pPr>
@@ -6522,7 +2374,7 @@
 </file>
 
 <file path=word/footer1.xml><?xml version="1.0" encoding="utf-8"?>
-<w:ftr xmlns:wpc="http://schemas.microsoft.com/office/word/2010/wordprocessingCanvas" xmlns:cx="http://schemas.microsoft.com/office/drawing/2014/chartex" xmlns:cx1="http://schemas.microsoft.com/office/drawing/2015/9/8/chartex" xmlns:cx2="http://schemas.microsoft.com/office/drawing/2015/10/21/chartex" xmlns:cx3="http://schemas.microsoft.com/office/drawing/2016/5/9/chartex" xmlns:cx4="http://schemas.microsoft.com/office/drawing/2016/5/10/chartex" xmlns:cx5="http://schemas.microsoft.com/office/drawing/2016/5/11/chartex" xmlns:cx6="http://schemas.microsoft.com/office/drawing/2016/5/12/chartex" xmlns:cx7="http://schemas.microsoft.com/office/drawing/2016/5/13/chartex" xmlns:cx8="http://schemas.microsoft.com/office/drawing/2016/5/14/chartex" xmlns:mc="http://schemas.openxmlformats.org/markup-compatibility/2006" xmlns:aink="http://schemas.microsoft.com/office/drawing/2016/ink" xmlns:am3d="http://schemas.microsoft.com/office/drawing/2017/model3d" xmlns:o="urn:schemas-microsoft-com:office:office" xmlns:oel="http://schemas.microsoft.com/office/2019/extlst" xmlns:r="http://schemas.openxmlformats.org/officeDocument/2006/relationships" xmlns:m="http://schemas.openxmlformats.org/officeDocument/2006/math" xmlns:v="urn:schemas-microsoft-com:vml" xmlns:wp14="http://schemas.microsoft.com/office/word/2010/wordprocessingDrawing" xmlns:wp="http://schemas.openxmlformats.org/drawingml/2006/wordprocessingDrawing" xmlns:w10="urn:schemas-microsoft-com:office:word" xmlns:w="http://schemas.openxmlformats.org/wordprocessingml/2006/main" xmlns:w14="http://schemas.microsoft.com/office/word/2010/wordml" xmlns:w15="http://schemas.microsoft.com/office/word/2012/wordml" xmlns:w16cex="http://schemas.microsoft.com/office/word/2018/wordml/cex" xmlns:w16cid="http://schemas.microsoft.com/office/word/2016/wordml/cid" xmlns:w16="http://schemas.microsoft.com/office/word/2018/wordml" xmlns:w16du="http://schemas.microsoft.com/office/word/2023/wordml/word16du" xmlns:w16sdtdh="http://schemas.microsoft.com/office/word/2020/wordml/sdtdatahash" xmlns:w16sdtfl="http://schemas.microsoft.com/office/word/2024/wordml/sdtformatlock" xmlns:w16se="http://schemas.microsoft.com/office/word/2015/wordml/symex" xmlns:wpg="http://schemas.microsoft.com/office/word/2010/wordprocessingGroup" xmlns:wpi="http://schemas.microsoft.com/office/word/2010/wordprocessingInk" xmlns:wne="http://schemas.microsoft.com/office/word/2006/wordml" xmlns:wps="http://schemas.microsoft.com/office/word/2010/wordprocessingShape" mc:Ignorable="w14 w15 w16se w16cid w16 w16cex w16sdtdh w16sdtfl w16du wp14">
+<w:ftr xmlns:wpc="http://schemas.microsoft.com/office/word/2010/wordprocessingCanvas" xmlns:cx="http://schemas.microsoft.com/office/drawing/2014/chartex" xmlns:cx1="http://schemas.microsoft.com/office/drawing/2015/9/8/chartex" xmlns:cx2="http://schemas.microsoft.com/office/drawing/2015/10/21/chartex" xmlns:cx3="http://schemas.microsoft.com/office/drawing/2016/5/9/chartex" xmlns:cx4="http://schemas.microsoft.com/office/drawing/2016/5/10/chartex" xmlns:cx5="http://schemas.microsoft.com/office/drawing/2016/5/11/chartex" xmlns:cx6="http://schemas.microsoft.com/office/drawing/2016/5/12/chartex" xmlns:cx7="http://schemas.microsoft.com/office/drawing/2016/5/13/chartex" xmlns:cx8="http://schemas.microsoft.com/office/drawing/2016/5/14/chartex" xmlns:mc="http://schemas.openxmlformats.org/markup-compatibility/2006" xmlns:aink="http://schemas.microsoft.com/office/drawing/2016/ink" xmlns:am3d="http://schemas.microsoft.com/office/drawing/2017/model3d" xmlns:o="urn:schemas-microsoft-com:office:office" xmlns:oel="http://schemas.microsoft.com/office/2019/extlst" xmlns:r="http://schemas.openxmlformats.org/officeDocument/2006/relationships" xmlns:m="http://schemas.openxmlformats.org/officeDocument/2006/math" xmlns:v="urn:schemas-microsoft-com:vml" xmlns:wp14="http://schemas.microsoft.com/office/word/2010/wordprocessingDrawing" xmlns:wp="http://schemas.openxmlformats.org/drawingml/2006/wordprocessingDrawing" xmlns:w10="urn:schemas-microsoft-com:office:word" xmlns:w="http://schemas.openxmlformats.org/wordprocessingml/2006/main" xmlns:w14="http://schemas.microsoft.com/office/word/2010/wordml" xmlns:w15="http://schemas.microsoft.com/office/word/2012/wordml" xmlns:w16cei="http://schemas.microsoft.com/office/word/2026/wordml/cei" xmlns:w16cex="http://schemas.microsoft.com/office/word/2018/wordml/cex" xmlns:w16cid="http://schemas.microsoft.com/office/word/2016/wordml/cid" xmlns:w16="http://schemas.microsoft.com/office/word/2018/wordml" xmlns:w16du="http://schemas.microsoft.com/office/word/2023/wordml/word16du" xmlns:w16sdtdh="http://schemas.microsoft.com/office/word/2020/wordml/sdtdatahash" xmlns:w16sdtfl="http://schemas.microsoft.com/office/word/2024/wordml/sdtformatlock" xmlns:w16se="http://schemas.microsoft.com/office/word/2015/wordml/symex" xmlns:wpg="http://schemas.microsoft.com/office/word/2010/wordprocessingGroup" xmlns:wpi="http://schemas.microsoft.com/office/word/2010/wordprocessingInk" xmlns:wne="http://schemas.microsoft.com/office/word/2006/wordml" xmlns:wps="http://schemas.microsoft.com/office/word/2010/wordprocessingShape" mc:Ignorable="w14 w15 w16se w16cid w16 w16cex w16sdtdh w16sdtfl w16du wp14">
   <w:tbl>
     <w:tblPr>
       <w:tblW w:w="0" w:type="auto"/>
@@ -6950,7 +2802,6 @@
               <w:color w:val="000000"/>
               <w:sz w:val="20"/>
               <w:szCs w:val="20"/>
-              <w:u w:val="single"/>
             </w:rPr>
           </w:pPr>
           <w:r>
@@ -6962,8 +2813,9 @@
               <w:sz w:val="20"/>
               <w:szCs w:val="20"/>
             </w:rPr>
-            <w:t>GINA U. ESPAÑO</w:t>
+            <w:t xml:space="preserve">MAE V. CAÑAL, RGC, </w:t>
           </w:r>
+          <w:proofErr w:type="spellStart"/>
           <w:r>
             <w:rPr>
               <w:rFonts w:ascii="Arial" w:hAnsi="Arial" w:cs="Arial"/>
@@ -6973,8 +2825,33 @@
               <w:sz w:val="20"/>
               <w:szCs w:val="20"/>
             </w:rPr>
-            <w:t>, Ph. D.</w:t>
+            <w:t>RPm</w:t>
           </w:r>
+          <w:proofErr w:type="spellEnd"/>
+          <w:r>
+            <w:rPr>
+              <w:rFonts w:ascii="Arial" w:hAnsi="Arial" w:cs="Arial"/>
+              <w:b/>
+              <w:bCs/>
+              <w:color w:val="000000"/>
+              <w:sz w:val="20"/>
+              <w:szCs w:val="20"/>
+            </w:rPr>
+            <w:t xml:space="preserve">, </w:t>
+          </w:r>
+          <w:proofErr w:type="spellStart"/>
+          <w:r>
+            <w:rPr>
+              <w:rFonts w:ascii="Arial" w:hAnsi="Arial" w:cs="Arial"/>
+              <w:b/>
+              <w:bCs/>
+              <w:color w:val="000000"/>
+              <w:sz w:val="20"/>
+              <w:szCs w:val="20"/>
+            </w:rPr>
+            <w:t>RPsy</w:t>
+          </w:r>
+          <w:proofErr w:type="spellEnd"/>
         </w:p>
       </w:tc>
     </w:tr>
@@ -7865,7 +3742,7 @@
           <wp:extent cx="325120" cy="109855"/>
           <wp:effectExtent l="0" t="0" r="0" b="5080"/>
           <wp:wrapNone/>
-          <wp:docPr id="15" name="Picture 15"/>
+          <wp:docPr id="1625271366" name="Picture 1625271366"/>
           <wp:cNvGraphicFramePr>
             <a:graphicFrameLocks xmlns:a="http://schemas.openxmlformats.org/drawingml/2006/main" noChangeAspect="1"/>
           </wp:cNvGraphicFramePr>
@@ -8095,7 +3972,7 @@
 </file>
 
 <file path=word/footnotes.xml><?xml version="1.0" encoding="utf-8"?>
-<w:footnotes xmlns:wpc="http://schemas.microsoft.com/office/word/2010/wordprocessingCanvas" xmlns:cx="http://schemas.microsoft.com/office/drawing/2014/chartex" xmlns:cx1="http://schemas.microsoft.com/office/drawing/2015/9/8/chartex" xmlns:cx2="http://schemas.microsoft.com/office/drawing/2015/10/21/chartex" xmlns:cx3="http://schemas.microsoft.com/office/drawing/2016/5/9/chartex" xmlns:cx4="http://schemas.microsoft.com/office/drawing/2016/5/10/chartex" xmlns:cx5="http://schemas.microsoft.com/office/drawing/2016/5/11/chartex" xmlns:cx6="http://schemas.microsoft.com/office/drawing/2016/5/12/chartex" xmlns:cx7="http://schemas.microsoft.com/office/drawing/2016/5/13/chartex" xmlns:cx8="http://schemas.microsoft.com/office/drawing/2016/5/14/chartex" xmlns:mc="http://schemas.openxmlformats.org/markup-compatibility/2006" xmlns:aink="http://schemas.microsoft.com/office/drawing/2016/ink" xmlns:am3d="http://schemas.microsoft.com/office/drawing/2017/model3d" xmlns:o="urn:schemas-microsoft-com:office:office" xmlns:oel="http://schemas.microsoft.com/office/2019/extlst" xmlns:r="http://schemas.openxmlformats.org/officeDocument/2006/relationships" xmlns:m="http://schemas.openxmlformats.org/officeDocument/2006/math" xmlns:v="urn:schemas-microsoft-com:vml" xmlns:wp14="http://schemas.microsoft.com/office/word/2010/wordprocessingDrawing" xmlns:wp="http://schemas.openxmlformats.org/drawingml/2006/wordprocessingDrawing" xmlns:w10="urn:schemas-microsoft-com:office:word" xmlns:w="http://schemas.openxmlformats.org/wordprocessingml/2006/main" xmlns:w14="http://schemas.microsoft.com/office/word/2010/wordml" xmlns:w15="http://schemas.microsoft.com/office/word/2012/wordml" xmlns:w16cex="http://schemas.microsoft.com/office/word/2018/wordml/cex" xmlns:w16cid="http://schemas.microsoft.com/office/word/2016/wordml/cid" xmlns:w16="http://schemas.microsoft.com/office/word/2018/wordml" xmlns:w16du="http://schemas.microsoft.com/office/word/2023/wordml/word16du" xmlns:w16sdtdh="http://schemas.microsoft.com/office/word/2020/wordml/sdtdatahash" xmlns:w16sdtfl="http://schemas.microsoft.com/office/word/2024/wordml/sdtformatlock" xmlns:w16se="http://schemas.microsoft.com/office/word/2015/wordml/symex" xmlns:wpg="http://schemas.microsoft.com/office/word/2010/wordprocessingGroup" xmlns:wpi="http://schemas.microsoft.com/office/word/2010/wordprocessingInk" xmlns:wne="http://schemas.microsoft.com/office/word/2006/wordml" xmlns:wps="http://schemas.microsoft.com/office/word/2010/wordprocessingShape" mc:Ignorable="w14 w15 w16se w16cid w16 w16cex w16sdtdh w16sdtfl w16du wp14">
+<w:footnotes xmlns:wpc="http://schemas.microsoft.com/office/word/2010/wordprocessingCanvas" xmlns:cx="http://schemas.microsoft.com/office/drawing/2014/chartex" xmlns:cx1="http://schemas.microsoft.com/office/drawing/2015/9/8/chartex" xmlns:cx2="http://schemas.microsoft.com/office/drawing/2015/10/21/chartex" xmlns:cx3="http://schemas.microsoft.com/office/drawing/2016/5/9/chartex" xmlns:cx4="http://schemas.microsoft.com/office/drawing/2016/5/10/chartex" xmlns:cx5="http://schemas.microsoft.com/office/drawing/2016/5/11/chartex" xmlns:cx6="http://schemas.microsoft.com/office/drawing/2016/5/12/chartex" xmlns:cx7="http://schemas.microsoft.com/office/drawing/2016/5/13/chartex" xmlns:cx8="http://schemas.microsoft.com/office/drawing/2016/5/14/chartex" xmlns:mc="http://schemas.openxmlformats.org/markup-compatibility/2006" xmlns:aink="http://schemas.microsoft.com/office/drawing/2016/ink" xmlns:am3d="http://schemas.microsoft.com/office/drawing/2017/model3d" xmlns:o="urn:schemas-microsoft-com:office:office" xmlns:oel="http://schemas.microsoft.com/office/2019/extlst" xmlns:r="http://schemas.openxmlformats.org/officeDocument/2006/relationships" xmlns:m="http://schemas.openxmlformats.org/officeDocument/2006/math" xmlns:v="urn:schemas-microsoft-com:vml" xmlns:wp14="http://schemas.microsoft.com/office/word/2010/wordprocessingDrawing" xmlns:wp="http://schemas.openxmlformats.org/drawingml/2006/wordprocessingDrawing" xmlns:w10="urn:schemas-microsoft-com:office:word" xmlns:w="http://schemas.openxmlformats.org/wordprocessingml/2006/main" xmlns:w14="http://schemas.microsoft.com/office/word/2010/wordml" xmlns:w15="http://schemas.microsoft.com/office/word/2012/wordml" xmlns:w16cei="http://schemas.microsoft.com/office/word/2026/wordml/cei" xmlns:w16cex="http://schemas.microsoft.com/office/word/2018/wordml/cex" xmlns:w16cid="http://schemas.microsoft.com/office/word/2016/wordml/cid" xmlns:w16="http://schemas.microsoft.com/office/word/2018/wordml" xmlns:w16du="http://schemas.microsoft.com/office/word/2023/wordml/word16du" xmlns:w16sdtdh="http://schemas.microsoft.com/office/word/2020/wordml/sdtdatahash" xmlns:w16sdtfl="http://schemas.microsoft.com/office/word/2024/wordml/sdtformatlock" xmlns:w16se="http://schemas.microsoft.com/office/word/2015/wordml/symex" xmlns:wpg="http://schemas.microsoft.com/office/word/2010/wordprocessingGroup" xmlns:wpi="http://schemas.microsoft.com/office/word/2010/wordprocessingInk" xmlns:wne="http://schemas.microsoft.com/office/word/2006/wordml" xmlns:wps="http://schemas.microsoft.com/office/word/2010/wordprocessingShape" mc:Ignorable="w14 w15 w16se w16cid w16 w16cex w16sdtdh w16sdtfl w16du wp14">
   <w:footnote w:type="separator" w:id="-1">
     <w:p>
       <w:pPr>
@@ -8120,7 +3997,7 @@
 </file>
 
 <file path=word/header1.xml><?xml version="1.0" encoding="utf-8"?>
-<w:hdr xmlns:wpc="http://schemas.microsoft.com/office/word/2010/wordprocessingCanvas" xmlns:cx="http://schemas.microsoft.com/office/drawing/2014/chartex" xmlns:cx1="http://schemas.microsoft.com/office/drawing/2015/9/8/chartex" xmlns:cx2="http://schemas.microsoft.com/office/drawing/2015/10/21/chartex" xmlns:cx3="http://schemas.microsoft.com/office/drawing/2016/5/9/chartex" xmlns:cx4="http://schemas.microsoft.com/office/drawing/2016/5/10/chartex" xmlns:cx5="http://schemas.microsoft.com/office/drawing/2016/5/11/chartex" xmlns:cx6="http://schemas.microsoft.com/office/drawing/2016/5/12/chartex" xmlns:cx7="http://schemas.microsoft.com/office/drawing/2016/5/13/chartex" xmlns:cx8="http://schemas.microsoft.com/office/drawing/2016/5/14/chartex" xmlns:mc="http://schemas.openxmlformats.org/markup-compatibility/2006" xmlns:aink="http://schemas.microsoft.com/office/drawing/2016/ink" xmlns:am3d="http://schemas.microsoft.com/office/drawing/2017/model3d" xmlns:o="urn:schemas-microsoft-com:office:office" xmlns:oel="http://schemas.microsoft.com/office/2019/extlst" xmlns:r="http://schemas.openxmlformats.org/officeDocument/2006/relationships" xmlns:m="http://schemas.openxmlformats.org/officeDocument/2006/math" xmlns:v="urn:schemas-microsoft-com:vml" xmlns:wp14="http://schemas.microsoft.com/office/word/2010/wordprocessingDrawing" xmlns:wp="http://schemas.openxmlformats.org/drawingml/2006/wordprocessingDrawing" xmlns:w10="urn:schemas-microsoft-com:office:word" xmlns:w="http://schemas.openxmlformats.org/wordprocessingml/2006/main" xmlns:w14="http://schemas.microsoft.com/office/word/2010/wordml" xmlns:w15="http://schemas.microsoft.com/office/word/2012/wordml" xmlns:w16cex="http://schemas.microsoft.com/office/word/2018/wordml/cex" xmlns:w16cid="http://schemas.microsoft.com/office/word/2016/wordml/cid" xmlns:w16="http://schemas.microsoft.com/office/word/2018/wordml" xmlns:w16du="http://schemas.microsoft.com/office/word/2023/wordml/word16du" xmlns:w16sdtdh="http://schemas.microsoft.com/office/word/2020/wordml/sdtdatahash" xmlns:w16sdtfl="http://schemas.microsoft.com/office/word/2024/wordml/sdtformatlock" xmlns:w16se="http://schemas.microsoft.com/office/word/2015/wordml/symex" xmlns:wpg="http://schemas.microsoft.com/office/word/2010/wordprocessingGroup" xmlns:wpi="http://schemas.microsoft.com/office/word/2010/wordprocessingInk" xmlns:wne="http://schemas.microsoft.com/office/word/2006/wordml" xmlns:wps="http://schemas.microsoft.com/office/word/2010/wordprocessingShape" mc:Ignorable="w14 w15 w16se w16cid w16 w16cex w16sdtdh w16sdtfl w16du wp14">
+<w:hdr xmlns:wpc="http://schemas.microsoft.com/office/word/2010/wordprocessingCanvas" xmlns:cx="http://schemas.microsoft.com/office/drawing/2014/chartex" xmlns:cx1="http://schemas.microsoft.com/office/drawing/2015/9/8/chartex" xmlns:cx2="http://schemas.microsoft.com/office/drawing/2015/10/21/chartex" xmlns:cx3="http://schemas.microsoft.com/office/drawing/2016/5/9/chartex" xmlns:cx4="http://schemas.microsoft.com/office/drawing/2016/5/10/chartex" xmlns:cx5="http://schemas.microsoft.com/office/drawing/2016/5/11/chartex" xmlns:cx6="http://schemas.microsoft.com/office/drawing/2016/5/12/chartex" xmlns:cx7="http://schemas.microsoft.com/office/drawing/2016/5/13/chartex" xmlns:cx8="http://schemas.microsoft.com/office/drawing/2016/5/14/chartex" xmlns:mc="http://schemas.openxmlformats.org/markup-compatibility/2006" xmlns:aink="http://schemas.microsoft.com/office/drawing/2016/ink" xmlns:am3d="http://schemas.microsoft.com/office/drawing/2017/model3d" xmlns:o="urn:schemas-microsoft-com:office:office" xmlns:oel="http://schemas.microsoft.com/office/2019/extlst" xmlns:r="http://schemas.openxmlformats.org/officeDocument/2006/relationships" xmlns:m="http://schemas.openxmlformats.org/officeDocument/2006/math" xmlns:v="urn:schemas-microsoft-com:vml" xmlns:wp14="http://schemas.microsoft.com/office/word/2010/wordprocessingDrawing" xmlns:wp="http://schemas.openxmlformats.org/drawingml/2006/wordprocessingDrawing" xmlns:w10="urn:schemas-microsoft-com:office:word" xmlns:w="http://schemas.openxmlformats.org/wordprocessingml/2006/main" xmlns:w14="http://schemas.microsoft.com/office/word/2010/wordml" xmlns:w15="http://schemas.microsoft.com/office/word/2012/wordml" xmlns:w16cei="http://schemas.microsoft.com/office/word/2026/wordml/cei" xmlns:w16cex="http://schemas.microsoft.com/office/word/2018/wordml/cex" xmlns:w16cid="http://schemas.microsoft.com/office/word/2016/wordml/cid" xmlns:w16="http://schemas.microsoft.com/office/word/2018/wordml" xmlns:w16du="http://schemas.microsoft.com/office/word/2023/wordml/word16du" xmlns:w16sdtdh="http://schemas.microsoft.com/office/word/2020/wordml/sdtdatahash" xmlns:w16sdtfl="http://schemas.microsoft.com/office/word/2024/wordml/sdtformatlock" xmlns:w16se="http://schemas.microsoft.com/office/word/2015/wordml/symex" xmlns:wpg="http://schemas.microsoft.com/office/word/2010/wordprocessingGroup" xmlns:wpi="http://schemas.microsoft.com/office/word/2010/wordprocessingInk" xmlns:wne="http://schemas.microsoft.com/office/word/2006/wordml" xmlns:wps="http://schemas.microsoft.com/office/word/2010/wordprocessingShape" mc:Ignorable="w14 w15 w16se w16cid w16 w16cex w16sdtdh w16sdtfl w16du wp14">
   <w:p>
     <w:pPr>
       <w:pStyle w:val="Header"/>
@@ -8691,7 +4568,7 @@
           <wp:extent cx="7807271" cy="984250"/>
           <wp:effectExtent l="0" t="0" r="3810" b="6350"/>
           <wp:wrapNone/>
-          <wp:docPr id="14" name="Picture 14"/>
+          <wp:docPr id="746891170" name="Picture 746891170"/>
           <wp:cNvGraphicFramePr>
             <a:graphicFrameLocks xmlns:a="http://schemas.openxmlformats.org/drawingml/2006/main" noChangeAspect="1"/>
           </wp:cNvGraphicFramePr>
@@ -9216,7 +5093,6 @@
   <w:style w:type="character" w:default="1" w:styleId="DefaultParagraphFont">
     <w:name w:val="Default Paragraph Font"/>
     <w:uiPriority w:val="1"/>
-    <w:semiHidden/>
     <w:unhideWhenUsed/>
   </w:style>
   <w:style w:type="table" w:default="1" w:styleId="TableNormal">
@@ -9408,6 +5284,17 @@
       <w:szCs w:val="18"/>
       <w:lang w:val="en-US"/>
     </w:rPr>
+  </w:style>
+  <w:style w:type="paragraph" w:styleId="ListParagraph">
+    <w:name w:val="List Paragraph"/>
+    <w:basedOn w:val="Normal"/>
+    <w:uiPriority w:val="34"/>
+    <w:qFormat/>
+    <w:rsid w:val="00AE1667"/>
+    <w:pPr>
+      <w:ind w:left="720"/>
+      <w:contextualSpacing/>
+    </w:pPr>
   </w:style>
 </w:styles>
 </file>

--- a/frontend/public/templates/grading-sheet-template.docx
+++ b/frontend/public/templates/grading-sheet-template.docx
@@ -51,7 +51,7 @@
                 <w:sz w:val="32"/>
                 <w:szCs w:val="32"/>
               </w:rPr>
-              <w:t xml:space="preserve">      GRADING SHEET</w:t>
+              <w:t xml:space="preserve">GRADING SHEET</w:t>
             </w:r>
           </w:p>
           <w:p>
@@ -99,12 +99,13 @@
               <w:rPr>
                 <w:rFonts w:ascii="Arial" w:hAnsi="Arial" w:cs="Arial"/>
               </w:rPr>
-              <w:t xml:space="preserve">  </w:t>
+              <w:t xml:space="preserve"> </w:t>
             </w:r>
             <w:proofErr w:type="gramEnd"/>
             <w:r>
               <w:rPr>
                 <w:rFonts w:ascii="Arial" w:hAnsi="Arial" w:cs="Arial"/>
+                <w:u w:val="single"/>
               </w:rPr>
               <w:t>{ay}</w:t>
             </w:r>
@@ -118,7 +119,20 @@
               <w:rPr>
                 <w:rFonts w:ascii="Arial" w:hAnsi="Arial" w:cs="Arial"/>
               </w:rPr>
-              <w:t xml:space="preserve">, {term} Semester/Summer</w:t>
+              <w:t xml:space="preserve">, </w:t>
+            </w:r>
+            <w:r>
+              <w:rPr>
+                <w:rFonts w:ascii="Arial" w:hAnsi="Arial" w:cs="Arial"/>
+                <w:u w:val="single"/>
+              </w:rPr>
+              <w:t>{term}</w:t>
+            </w:r>
+            <w:r>
+              <w:rPr>
+                <w:rFonts w:ascii="Arial" w:hAnsi="Arial" w:cs="Arial"/>
+              </w:rPr>
+              <w:t xml:space="preserve"> Semester/Summer</w:t>
             </w:r>
           </w:p>
         </w:tc>
@@ -311,6 +325,9 @@
             <w:r>
               <w:rPr>
                 <w:rFonts w:ascii="Arial" w:hAnsi="Arial" w:cs="Arial"/>
+                <w:b/>
+                <w:bCs/>
+                <w:u w:val="single"/>
               </w:rPr>
               <w:t>{program}</w:t>
             </w:r>
@@ -511,7 +528,11 @@
           </w:tcPr>
           <w:p>
             <w:pPr>
-              <w:spacing w:after="0" w:line="240" w:lineRule="auto"/>
+              <w:pBdr>
+                <w:bottom w:val="single" w:sz="4" w:space="1" w:color="auto"/>
+              </w:pBdr>
+              <w:spacing w:after="0" w:line="240" w:lineRule="auto"/>
+              <w:ind w:left="100" w:right="100"/>
               <w:jc w:val="center"/>
               <w:rPr>
                 <w:rFonts w:ascii="Arial" w:hAnsi="Arial" w:cs="Arial"/>
@@ -520,9 +541,10 @@
             <w:r>
               <w:rPr>
                 <w:rFonts w:ascii="Arial" w:hAnsi="Arial" w:cs="Arial"/>
-                <w:u w:val="single"/>
-              </w:rPr>
-              <w:t xml:space="preserve">   {subject_code}</w:t>
+                <w:b/>
+                <w:bCs/>
+              </w:rPr>
+              <w:t>{subject_code}</w:t>
             </w:r>
             <w:r>
               <w:rPr>
@@ -536,18 +558,16 @@
           <w:tcPr>
             <w:tcW w:w="4771" w:type="dxa"/>
             <w:gridSpan w:val="4"/>
-            <w:tcBorders>
-              <w:top w:val="nil"/>
-              <w:left w:val="nil"/>
-              <w:bottom w:val="single" w:sz="4" w:space="0" w:color="auto"/>
-              <w:right w:val="nil"/>
-            </w:tcBorders>
             <w:noWrap/>
             <w:vAlign w:val="bottom"/>
           </w:tcPr>
           <w:p>
             <w:pPr>
-              <w:spacing w:after="0" w:line="240" w:lineRule="auto"/>
+              <w:pBdr>
+                <w:bottom w:val="single" w:sz="4" w:space="1" w:color="auto"/>
+              </w:pBdr>
+              <w:spacing w:after="0" w:line="240" w:lineRule="auto"/>
+              <w:ind w:left="100" w:right="100"/>
               <w:jc w:val="center"/>
               <w:rPr>
                 <w:rFonts w:ascii="Arial" w:hAnsi="Arial" w:cs="Arial"/>
@@ -556,6 +576,8 @@
             <w:r>
               <w:rPr>
                 <w:rFonts w:ascii="Arial" w:hAnsi="Arial" w:cs="Arial"/>
+                <w:b/>
+                <w:bCs/>
               </w:rPr>
               <w:t>{course_description}</w:t>
             </w:r>
@@ -570,7 +592,11 @@
           </w:tcPr>
           <w:p>
             <w:pPr>
-              <w:spacing w:after="0" w:line="240" w:lineRule="auto"/>
+              <w:pBdr>
+                <w:bottom w:val="single" w:sz="4" w:space="1" w:color="auto"/>
+              </w:pBdr>
+              <w:spacing w:after="0" w:line="240" w:lineRule="auto"/>
+              <w:ind w:left="100" w:right="100"/>
               <w:jc w:val="center"/>
               <w:rPr>
                 <w:rFonts w:ascii="Arial" w:hAnsi="Arial" w:cs="Arial"/>
@@ -579,6 +605,8 @@
             <w:r>
               <w:rPr>
                 <w:rFonts w:ascii="Arial" w:hAnsi="Arial" w:cs="Arial"/>
+                <w:b/>
+                <w:bCs/>
               </w:rPr>
               <w:t>{units}</w:t>
             </w:r>
@@ -594,7 +622,11 @@
           </w:tcPr>
           <w:p>
             <w:pPr>
-              <w:spacing w:after="0" w:line="240" w:lineRule="auto"/>
+              <w:pBdr>
+                <w:bottom w:val="single" w:sz="4" w:space="1" w:color="auto"/>
+              </w:pBdr>
+              <w:spacing w:after="0" w:line="240" w:lineRule="auto"/>
+              <w:ind w:left="100" w:right="100"/>
               <w:jc w:val="center"/>
               <w:rPr>
                 <w:rFonts w:ascii="Arial" w:hAnsi="Arial" w:cs="Arial"/>
@@ -603,6 +635,8 @@
             <w:r>
               <w:rPr>
                 <w:rFonts w:ascii="Arial" w:hAnsi="Arial" w:cs="Arial"/>
+                <w:b/>
+                <w:bCs/>
               </w:rPr>
               <w:t>{instructor}</w:t>
             </w:r>
@@ -619,7 +653,7 @@
             <w:tcW w:w="1892" w:type="dxa"/>
             <w:gridSpan w:val="2"/>
             <w:noWrap/>
-            <w:vAlign w:val="bottom"/>
+            <w:vAlign w:val="top"/>
             <w:hideMark/>
           </w:tcPr>
           <w:p>
@@ -651,7 +685,7 @@
             <w:tcW w:w="4771" w:type="dxa"/>
             <w:gridSpan w:val="4"/>
             <w:noWrap/>
-            <w:vAlign w:val="bottom"/>
+            <w:vAlign w:val="top"/>
             <w:hideMark/>
           </w:tcPr>
           <w:p>
@@ -682,7 +716,7 @@
           <w:tcPr>
             <w:tcW w:w="1318" w:type="dxa"/>
             <w:noWrap/>
-            <w:vAlign w:val="bottom"/>
+            <w:vAlign w:val="top"/>
             <w:hideMark/>
           </w:tcPr>
           <w:p>
@@ -714,7 +748,7 @@
             <w:tcW w:w="3275" w:type="dxa"/>
             <w:gridSpan w:val="2"/>
             <w:noWrap/>
-            <w:vAlign w:val="bottom"/>
+            <w:vAlign w:val="top"/>
             <w:hideMark/>
           </w:tcPr>
           <w:p>
@@ -737,7 +771,7 @@
                 <w:sz w:val="20"/>
                 <w:szCs w:val="20"/>
               </w:rPr>
-              <w:t>Instructor/Professor</w:t>
+              <w:t>Faculty/Professor</w:t>
             </w:r>
           </w:p>
         </w:tc>
@@ -1113,6 +1147,7 @@
       </w:tr>
       <w:tr>
         <w:trPr>
+          <w:cantSplit/>
           <w:trHeight w:val="292"/>
           <w:jc w:val="center"/>
         </w:trPr>
@@ -1120,7 +1155,7 @@
           <w:tcPr>
             <w:tcW w:w="539" w:type="dxa"/>
             <w:tcBorders>
-              <w:top w:val="nil"/>
+              <w:top w:val="single" w:sz="4" w:space="0" w:color="auto"/>
               <w:left w:val="single" w:sz="4" w:space="0" w:color="auto"/>
               <w:bottom w:val="single" w:sz="4" w:space="0" w:color="auto"/>
               <w:right w:val="single" w:sz="4" w:space="0" w:color="auto"/>
@@ -1149,8 +1184,8 @@
           <w:tcPr>
             <w:tcW w:w="1353" w:type="dxa"/>
             <w:tcBorders>
-              <w:top w:val="nil"/>
-              <w:left w:val="nil"/>
+              <w:top w:val="single" w:sz="4" w:space="0" w:color="auto"/>
+              <w:left w:val="single" w:sz="4" w:space="0" w:color="auto"/>
               <w:bottom w:val="single" w:sz="4" w:space="0" w:color="auto"/>
               <w:right w:val="single" w:sz="4" w:space="0" w:color="auto"/>
             </w:tcBorders>
@@ -1179,34 +1214,7 @@
             <w:gridSpan w:val="4"/>
             <w:tcBorders>
               <w:top w:val="single" w:sz="4" w:space="0" w:color="auto"/>
-              <w:left w:val="nil"/>
-              <w:bottom w:val="single" w:sz="4" w:space="0" w:color="auto"/>
-              <w:right w:val="single" w:sz="4" w:space="0" w:color="000000"/>
-            </w:tcBorders>
-            <w:noWrap/>
-            <w:vAlign w:val="bottom"/>
-          </w:tcPr>
-          <w:p>
-            <w:pPr>
-              <w:spacing w:after="0" w:line="240" w:lineRule="auto"/>
-              <w:rPr>
-                <w:rFonts w:ascii="Arial" w:hAnsi="Arial" w:cs="Arial"/>
-              </w:rPr>
-            </w:pPr>
-            <w:r>
-              <w:rPr>
-                <w:rFonts w:ascii="Arial" w:hAnsi="Arial" w:cs="Arial"/>
-              </w:rPr>
-              <w:t>{name}</w:t>
-            </w:r>
-          </w:p>
-        </w:tc>
-        <w:tc>
-          <w:tcPr>
-            <w:tcW w:w="1318" w:type="dxa"/>
-            <w:tcBorders>
-              <w:top w:val="nil"/>
-              <w:left w:val="nil"/>
+              <w:left w:val="single" w:sz="4" w:space="0" w:color="auto"/>
               <w:bottom w:val="single" w:sz="4" w:space="0" w:color="auto"/>
               <w:right w:val="single" w:sz="4" w:space="0" w:color="auto"/>
             </w:tcBorders>
@@ -1216,7 +1224,6 @@
           <w:p>
             <w:pPr>
               <w:spacing w:after="0" w:line="240" w:lineRule="auto"/>
-              <w:jc w:val="center"/>
               <w:rPr>
                 <w:rFonts w:ascii="Arial" w:hAnsi="Arial" w:cs="Arial"/>
               </w:rPr>
@@ -1225,16 +1232,16 @@
               <w:rPr>
                 <w:rFonts w:ascii="Arial" w:hAnsi="Arial" w:cs="Arial"/>
               </w:rPr>
-              <w:t>{midterm}</w:t>
+              <w:t>{name}</w:t>
             </w:r>
           </w:p>
         </w:tc>
         <w:tc>
           <w:tcPr>
-            <w:tcW w:w="1493" w:type="dxa"/>
+            <w:tcW w:w="1318" w:type="dxa"/>
             <w:tcBorders>
-              <w:top w:val="nil"/>
-              <w:left w:val="nil"/>
+              <w:top w:val="single" w:sz="4" w:space="0" w:color="auto"/>
+              <w:left w:val="single" w:sz="4" w:space="0" w:color="auto"/>
               <w:bottom w:val="single" w:sz="4" w:space="0" w:color="auto"/>
               <w:right w:val="single" w:sz="4" w:space="0" w:color="auto"/>
             </w:tcBorders>
@@ -1253,6 +1260,34 @@
               <w:rPr>
                 <w:rFonts w:ascii="Arial" w:hAnsi="Arial" w:cs="Arial"/>
               </w:rPr>
+              <w:t>{midterm}</w:t>
+            </w:r>
+          </w:p>
+        </w:tc>
+        <w:tc>
+          <w:tcPr>
+            <w:tcW w:w="1493" w:type="dxa"/>
+            <w:tcBorders>
+              <w:top w:val="single" w:sz="4" w:space="0" w:color="auto"/>
+              <w:left w:val="single" w:sz="4" w:space="0" w:color="auto"/>
+              <w:bottom w:val="single" w:sz="4" w:space="0" w:color="auto"/>
+              <w:right w:val="single" w:sz="4" w:space="0" w:color="auto"/>
+            </w:tcBorders>
+            <w:noWrap/>
+            <w:vAlign w:val="bottom"/>
+          </w:tcPr>
+          <w:p>
+            <w:pPr>
+              <w:spacing w:after="0" w:line="240" w:lineRule="auto"/>
+              <w:jc w:val="center"/>
+              <w:rPr>
+                <w:rFonts w:ascii="Arial" w:hAnsi="Arial" w:cs="Arial"/>
+              </w:rPr>
+            </w:pPr>
+            <w:r>
+              <w:rPr>
+                <w:rFonts w:ascii="Arial" w:hAnsi="Arial" w:cs="Arial"/>
+              </w:rPr>
               <w:t>{finals}</w:t>
             </w:r>
           </w:p>
@@ -1261,8 +1296,8 @@
           <w:tcPr>
             <w:tcW w:w="1782" w:type="dxa"/>
             <w:tcBorders>
-              <w:top w:val="nil"/>
-              <w:left w:val="nil"/>
+              <w:top w:val="single" w:sz="4" w:space="0" w:color="auto"/>
+              <w:left w:val="single" w:sz="4" w:space="0" w:color="auto"/>
               <w:bottom w:val="single" w:sz="4" w:space="0" w:color="auto"/>
               <w:right w:val="single" w:sz="4" w:space="0" w:color="auto"/>
             </w:tcBorders>
@@ -1560,782 +1595,16 @@
           </w:p>
         </w:tc>
       </w:tr>
-      <w:tr>
-        <w:trPr>
-          <w:trHeight w:val="74"/>
-          <w:jc w:val="center"/>
-        </w:trPr>
-        <w:tc>
-          <w:tcPr>
-            <w:tcW w:w="1892" w:type="dxa"/>
-            <w:gridSpan w:val="2"/>
-            <w:noWrap/>
-            <w:vAlign w:val="bottom"/>
-          </w:tcPr>
-          <w:p>
-            <w:pPr>
-              <w:spacing w:after="0" w:line="240" w:lineRule="auto"/>
-              <w:rPr>
-                <w:rFonts w:ascii="Arial" w:hAnsi="Arial" w:cs="Arial"/>
-                <w:sz w:val="20"/>
-                <w:szCs w:val="20"/>
-              </w:rPr>
-            </w:pPr>
-          </w:p>
-          <w:p>
-            <w:pPr>
-              <w:spacing w:after="0" w:line="240" w:lineRule="auto"/>
-              <w:rPr>
-                <w:rFonts w:ascii="Arial" w:hAnsi="Arial" w:cs="Arial"/>
-                <w:sz w:val="20"/>
-                <w:szCs w:val="20"/>
-              </w:rPr>
-            </w:pPr>
-            <w:r>
-              <w:rPr>
-                <w:rFonts w:ascii="Arial" w:hAnsi="Arial" w:cs="Arial"/>
-                <w:sz w:val="20"/>
-                <w:szCs w:val="20"/>
-              </w:rPr>
-              <w:t>Verified Correct:</w:t>
-            </w:r>
-          </w:p>
-        </w:tc>
-        <w:tc>
-          <w:tcPr>
-            <w:tcW w:w="926" w:type="dxa"/>
-            <w:noWrap/>
-            <w:vAlign w:val="bottom"/>
-          </w:tcPr>
-          <w:p>
-            <w:pPr>
-              <w:spacing w:after="0" w:line="240" w:lineRule="auto"/>
-              <w:rPr>
-                <w:rFonts w:ascii="Arial" w:hAnsi="Arial" w:cs="Arial"/>
-                <w:sz w:val="20"/>
-                <w:szCs w:val="20"/>
-              </w:rPr>
-            </w:pPr>
-          </w:p>
-        </w:tc>
-        <w:tc>
-          <w:tcPr>
-            <w:tcW w:w="926" w:type="dxa"/>
-            <w:noWrap/>
-            <w:vAlign w:val="bottom"/>
-          </w:tcPr>
-          <w:p>
-            <w:pPr>
-              <w:spacing w:after="0" w:line="240" w:lineRule="auto"/>
-              <w:rPr>
-                <w:rFonts w:ascii="Arial" w:hAnsi="Arial" w:cs="Arial"/>
-                <w:sz w:val="20"/>
-                <w:szCs w:val="20"/>
-              </w:rPr>
-            </w:pPr>
-          </w:p>
-        </w:tc>
-        <w:tc>
-          <w:tcPr>
-            <w:tcW w:w="927" w:type="dxa"/>
-            <w:noWrap/>
-            <w:vAlign w:val="bottom"/>
-          </w:tcPr>
-          <w:p>
-            <w:pPr>
-              <w:spacing w:after="0" w:line="240" w:lineRule="auto"/>
-              <w:rPr>
-                <w:rFonts w:ascii="Arial" w:hAnsi="Arial" w:cs="Arial"/>
-                <w:sz w:val="20"/>
-                <w:szCs w:val="20"/>
-              </w:rPr>
-            </w:pPr>
-          </w:p>
-        </w:tc>
-        <w:tc>
-          <w:tcPr>
-            <w:tcW w:w="3310" w:type="dxa"/>
-            <w:gridSpan w:val="2"/>
-            <w:noWrap/>
-            <w:vAlign w:val="bottom"/>
-            <w:hideMark/>
-          </w:tcPr>
-          <w:p>
-            <w:pPr>
-              <w:spacing w:after="0" w:line="240" w:lineRule="auto"/>
-              <w:rPr>
-                <w:rFonts w:ascii="Arial" w:hAnsi="Arial" w:cs="Arial"/>
-                <w:sz w:val="20"/>
-                <w:szCs w:val="20"/>
-              </w:rPr>
-            </w:pPr>
-            <w:r>
-              <w:rPr>
-                <w:rFonts w:ascii="Arial" w:hAnsi="Arial" w:cs="Arial"/>
-                <w:sz w:val="20"/>
-                <w:szCs w:val="20"/>
-              </w:rPr>
-              <w:t xml:space="preserve">      Submitted by:</w:t>
-            </w:r>
-          </w:p>
-        </w:tc>
-        <w:tc>
-          <w:tcPr>
-            <w:tcW w:w="1493" w:type="dxa"/>
-            <w:noWrap/>
-            <w:vAlign w:val="bottom"/>
-          </w:tcPr>
-          <w:p>
-            <w:pPr>
-              <w:spacing w:after="0" w:line="240" w:lineRule="auto"/>
-              <w:rPr>
-                <w:rFonts w:ascii="Arial" w:hAnsi="Arial" w:cs="Arial"/>
-                <w:sz w:val="20"/>
-                <w:szCs w:val="20"/>
-              </w:rPr>
-            </w:pPr>
-          </w:p>
-        </w:tc>
-        <w:tc>
-          <w:tcPr>
-            <w:tcW w:w="1782" w:type="dxa"/>
-            <w:noWrap/>
-            <w:vAlign w:val="bottom"/>
-          </w:tcPr>
-          <w:p>
-            <w:pPr>
-              <w:spacing w:after="0" w:line="240" w:lineRule="auto"/>
-              <w:rPr>
-                <w:rFonts w:ascii="Arial" w:hAnsi="Arial" w:cs="Arial"/>
-              </w:rPr>
-            </w:pPr>
-          </w:p>
-        </w:tc>
-      </w:tr>
-      <w:tr>
-        <w:trPr>
-          <w:trHeight w:val="80"/>
-          <w:jc w:val="center"/>
-        </w:trPr>
-        <w:tc>
-          <w:tcPr>
-            <w:tcW w:w="539" w:type="dxa"/>
-            <w:noWrap/>
-            <w:vAlign w:val="bottom"/>
-          </w:tcPr>
-          <w:p>
-            <w:pPr>
-              <w:spacing w:after="0" w:line="240" w:lineRule="auto"/>
-              <w:rPr>
-                <w:rFonts w:ascii="Arial" w:hAnsi="Arial" w:cs="Arial"/>
-              </w:rPr>
-            </w:pPr>
-          </w:p>
-        </w:tc>
-        <w:tc>
-          <w:tcPr>
-            <w:tcW w:w="1353" w:type="dxa"/>
-            <w:noWrap/>
-            <w:vAlign w:val="bottom"/>
-          </w:tcPr>
-          <w:p>
-            <w:pPr>
-              <w:spacing w:after="0" w:line="240" w:lineRule="auto"/>
-              <w:rPr>
-                <w:rFonts w:ascii="Arial" w:hAnsi="Arial" w:cs="Arial"/>
-              </w:rPr>
-            </w:pPr>
-          </w:p>
-        </w:tc>
-        <w:tc>
-          <w:tcPr>
-            <w:tcW w:w="926" w:type="dxa"/>
-            <w:noWrap/>
-            <w:vAlign w:val="bottom"/>
-          </w:tcPr>
-          <w:p>
-            <w:pPr>
-              <w:spacing w:after="0" w:line="240" w:lineRule="auto"/>
-              <w:rPr>
-                <w:rFonts w:ascii="Arial" w:hAnsi="Arial" w:cs="Arial"/>
-              </w:rPr>
-            </w:pPr>
-          </w:p>
-        </w:tc>
-        <w:tc>
-          <w:tcPr>
-            <w:tcW w:w="926" w:type="dxa"/>
-            <w:noWrap/>
-            <w:vAlign w:val="bottom"/>
-          </w:tcPr>
-          <w:p>
-            <w:pPr>
-              <w:spacing w:after="0" w:line="240" w:lineRule="auto"/>
-              <w:rPr>
-                <w:rFonts w:ascii="Arial" w:hAnsi="Arial" w:cs="Arial"/>
-              </w:rPr>
-            </w:pPr>
-          </w:p>
-        </w:tc>
-        <w:tc>
-          <w:tcPr>
-            <w:tcW w:w="927" w:type="dxa"/>
-            <w:noWrap/>
-            <w:vAlign w:val="bottom"/>
-          </w:tcPr>
-          <w:p>
-            <w:pPr>
-              <w:spacing w:after="0" w:line="240" w:lineRule="auto"/>
-              <w:rPr>
-                <w:rFonts w:ascii="Arial" w:hAnsi="Arial" w:cs="Arial"/>
-              </w:rPr>
-            </w:pPr>
-          </w:p>
-        </w:tc>
-        <w:tc>
-          <w:tcPr>
-            <w:tcW w:w="1992" w:type="dxa"/>
-            <w:noWrap/>
-            <w:vAlign w:val="bottom"/>
-          </w:tcPr>
-          <w:p>
-            <w:pPr>
-              <w:spacing w:after="0" w:line="240" w:lineRule="auto"/>
-              <w:rPr>
-                <w:rFonts w:ascii="Arial" w:hAnsi="Arial" w:cs="Arial"/>
-              </w:rPr>
-            </w:pPr>
-          </w:p>
-        </w:tc>
-        <w:tc>
-          <w:tcPr>
-            <w:tcW w:w="1318" w:type="dxa"/>
-            <w:noWrap/>
-            <w:vAlign w:val="bottom"/>
-          </w:tcPr>
-          <w:p>
-            <w:pPr>
-              <w:spacing w:after="0" w:line="240" w:lineRule="auto"/>
-              <w:rPr>
-                <w:rFonts w:ascii="Arial" w:hAnsi="Arial" w:cs="Arial"/>
-              </w:rPr>
-            </w:pPr>
-          </w:p>
-        </w:tc>
-        <w:tc>
-          <w:tcPr>
-            <w:tcW w:w="1493" w:type="dxa"/>
-            <w:noWrap/>
-            <w:vAlign w:val="bottom"/>
-          </w:tcPr>
-          <w:p>
-            <w:pPr>
-              <w:spacing w:after="0" w:line="240" w:lineRule="auto"/>
-              <w:rPr>
-                <w:rFonts w:ascii="Arial" w:hAnsi="Arial" w:cs="Arial"/>
-              </w:rPr>
-            </w:pPr>
-          </w:p>
-        </w:tc>
-        <w:tc>
-          <w:tcPr>
-            <w:tcW w:w="1782" w:type="dxa"/>
-            <w:noWrap/>
-            <w:vAlign w:val="bottom"/>
-          </w:tcPr>
-          <w:p>
-            <w:pPr>
-              <w:spacing w:after="0" w:line="240" w:lineRule="auto"/>
-              <w:rPr>
-                <w:rFonts w:ascii="Arial" w:hAnsi="Arial" w:cs="Arial"/>
-              </w:rPr>
-            </w:pPr>
-          </w:p>
-        </w:tc>
-      </w:tr>
-      <w:tr>
-        <w:trPr>
-          <w:trHeight w:val="80"/>
-          <w:jc w:val="center"/>
-        </w:trPr>
-        <w:tc>
-          <w:tcPr>
-            <w:tcW w:w="539" w:type="dxa"/>
-            <w:noWrap/>
-            <w:vAlign w:val="bottom"/>
-          </w:tcPr>
-          <w:p>
-            <w:pPr>
-              <w:spacing w:after="0" w:line="240" w:lineRule="auto"/>
-              <w:rPr>
-                <w:rFonts w:ascii="Arial" w:hAnsi="Arial" w:cs="Arial"/>
-              </w:rPr>
-            </w:pPr>
-          </w:p>
-        </w:tc>
-        <w:tc>
-          <w:tcPr>
-            <w:tcW w:w="1353" w:type="dxa"/>
-            <w:noWrap/>
-            <w:vAlign w:val="bottom"/>
-          </w:tcPr>
-          <w:p>
-            <w:pPr>
-              <w:spacing w:after="0" w:line="240" w:lineRule="auto"/>
-              <w:rPr>
-                <w:rFonts w:ascii="Arial" w:hAnsi="Arial" w:cs="Arial"/>
-              </w:rPr>
-            </w:pPr>
-          </w:p>
-        </w:tc>
-        <w:tc>
-          <w:tcPr>
-            <w:tcW w:w="926" w:type="dxa"/>
-            <w:noWrap/>
-            <w:vAlign w:val="bottom"/>
-          </w:tcPr>
-          <w:p>
-            <w:pPr>
-              <w:spacing w:after="0" w:line="240" w:lineRule="auto"/>
-              <w:rPr>
-                <w:rFonts w:ascii="Arial" w:hAnsi="Arial" w:cs="Arial"/>
-              </w:rPr>
-            </w:pPr>
-          </w:p>
-        </w:tc>
-        <w:tc>
-          <w:tcPr>
-            <w:tcW w:w="926" w:type="dxa"/>
-            <w:noWrap/>
-            <w:vAlign w:val="bottom"/>
-          </w:tcPr>
-          <w:p>
-            <w:pPr>
-              <w:spacing w:after="0" w:line="240" w:lineRule="auto"/>
-              <w:rPr>
-                <w:rFonts w:ascii="Arial" w:hAnsi="Arial" w:cs="Arial"/>
-              </w:rPr>
-            </w:pPr>
-          </w:p>
-        </w:tc>
-        <w:tc>
-          <w:tcPr>
-            <w:tcW w:w="927" w:type="dxa"/>
-            <w:noWrap/>
-            <w:vAlign w:val="bottom"/>
-          </w:tcPr>
-          <w:p>
-            <w:pPr>
-              <w:spacing w:after="0" w:line="240" w:lineRule="auto"/>
-              <w:rPr>
-                <w:rFonts w:ascii="Arial" w:hAnsi="Arial" w:cs="Arial"/>
-              </w:rPr>
-            </w:pPr>
-          </w:p>
-        </w:tc>
-        <w:tc>
-          <w:tcPr>
-            <w:tcW w:w="1992" w:type="dxa"/>
-            <w:noWrap/>
-            <w:vAlign w:val="bottom"/>
-          </w:tcPr>
-          <w:p>
-            <w:pPr>
-              <w:spacing w:after="0" w:line="240" w:lineRule="auto"/>
-              <w:rPr>
-                <w:rFonts w:ascii="Arial" w:hAnsi="Arial" w:cs="Arial"/>
-              </w:rPr>
-            </w:pPr>
-          </w:p>
-        </w:tc>
-        <w:tc>
-          <w:tcPr>
-            <w:tcW w:w="1318" w:type="dxa"/>
-            <w:noWrap/>
-            <w:vAlign w:val="bottom"/>
-          </w:tcPr>
-          <w:p>
-            <w:pPr>
-              <w:spacing w:after="0" w:line="240" w:lineRule="auto"/>
-              <w:rPr>
-                <w:rFonts w:ascii="Arial" w:hAnsi="Arial" w:cs="Arial"/>
-              </w:rPr>
-            </w:pPr>
-          </w:p>
-        </w:tc>
-        <w:tc>
-          <w:tcPr>
-            <w:tcW w:w="1493" w:type="dxa"/>
-            <w:noWrap/>
-            <w:vAlign w:val="bottom"/>
-          </w:tcPr>
-          <w:p>
-            <w:pPr>
-              <w:spacing w:after="0" w:line="240" w:lineRule="auto"/>
-              <w:rPr>
-                <w:rFonts w:ascii="Arial" w:hAnsi="Arial" w:cs="Arial"/>
-              </w:rPr>
-            </w:pPr>
-          </w:p>
-        </w:tc>
-        <w:tc>
-          <w:tcPr>
-            <w:tcW w:w="1782" w:type="dxa"/>
-            <w:noWrap/>
-            <w:vAlign w:val="bottom"/>
-          </w:tcPr>
-          <w:p>
-            <w:pPr>
-              <w:spacing w:after="0" w:line="240" w:lineRule="auto"/>
-              <w:rPr>
-                <w:rFonts w:ascii="Arial" w:hAnsi="Arial" w:cs="Arial"/>
-              </w:rPr>
-            </w:pPr>
-          </w:p>
-        </w:tc>
-      </w:tr>
-      <w:tr>
-        <w:trPr>
-          <w:trHeight w:val="278"/>
-          <w:jc w:val="center"/>
-        </w:trPr>
-        <w:tc>
-          <w:tcPr>
-            <w:tcW w:w="539" w:type="dxa"/>
-            <w:noWrap/>
-            <w:vAlign w:val="bottom"/>
-          </w:tcPr>
-          <w:p>
-            <w:pPr>
-              <w:spacing w:after="0" w:line="240" w:lineRule="auto"/>
-              <w:rPr>
-                <w:rFonts w:ascii="Arial" w:hAnsi="Arial" w:cs="Arial"/>
-              </w:rPr>
-            </w:pPr>
-          </w:p>
-        </w:tc>
-        <w:tc>
-          <w:tcPr>
-            <w:tcW w:w="4132" w:type="dxa"/>
-            <w:gridSpan w:val="4"/>
-            <w:tcBorders>
-              <w:top w:val="nil"/>
-              <w:left w:val="nil"/>
-              <w:bottom w:val="single" w:sz="4" w:space="0" w:color="auto"/>
-              <w:right w:val="nil"/>
-            </w:tcBorders>
-            <w:noWrap/>
-            <w:vAlign w:val="bottom"/>
-          </w:tcPr>
-          <w:p>
-            <w:pPr>
-              <w:spacing w:after="0" w:line="240" w:lineRule="auto"/>
-              <w:jc w:val="center"/>
-              <w:rPr>
-                <w:rFonts w:ascii="Arial" w:hAnsi="Arial" w:cs="Arial"/>
-                <w:sz w:val="20"/>
-                <w:szCs w:val="20"/>
-              </w:rPr>
-            </w:pPr>
-            <w:r>
-              <w:rPr>
-                <w:rFonts w:ascii="Arial" w:eastAsia="Arial" w:hAnsi="Arial" w:cs="Arial"/>
-                <w:b/>
-                <w:sz w:val="20"/>
-                <w:szCs w:val="20"/>
-              </w:rPr>
-              <w:t>SWEET MERCY F. PACOLOR, DIT</w:t>
-            </w:r>
-          </w:p>
-        </w:tc>
-        <w:tc>
-          <w:tcPr>
-            <w:tcW w:w="1992" w:type="dxa"/>
-            <w:noWrap/>
-            <w:vAlign w:val="bottom"/>
-          </w:tcPr>
-          <w:p>
-            <w:pPr>
-              <w:spacing w:after="0" w:line="240" w:lineRule="auto"/>
-              <w:rPr>
-                <w:rFonts w:ascii="Arial" w:hAnsi="Arial" w:cs="Arial"/>
-              </w:rPr>
-            </w:pPr>
-          </w:p>
-        </w:tc>
-        <w:tc>
-          <w:tcPr>
-            <w:tcW w:w="4593" w:type="dxa"/>
-            <w:gridSpan w:val="3"/>
-            <w:tcBorders>
-              <w:top w:val="nil"/>
-              <w:left w:val="nil"/>
-              <w:bottom w:val="single" w:sz="4" w:space="0" w:color="auto"/>
-              <w:right w:val="nil"/>
-            </w:tcBorders>
-            <w:noWrap/>
-            <w:vAlign w:val="bottom"/>
-          </w:tcPr>
-          <w:p>
-            <w:pPr>
-              <w:spacing w:after="0" w:line="240" w:lineRule="auto"/>
-              <w:jc w:val="center"/>
-              <w:rPr>
-                <w:rFonts w:ascii="Arial" w:hAnsi="Arial" w:cs="Arial"/>
-              </w:rPr>
-            </w:pPr>
-            <w:r>
-              <w:rPr>
-                <w:rFonts w:ascii="Arial" w:hAnsi="Arial" w:cs="Arial"/>
-                <w:b/>
-                <w:bCs/>
-              </w:rPr>
-              <w:t>{instructor}</w:t>
-            </w:r>
-          </w:p>
-        </w:tc>
-      </w:tr>
-      <w:tr>
-        <w:trPr>
-          <w:trHeight w:val="278"/>
-          <w:jc w:val="center"/>
-        </w:trPr>
-        <w:tc>
-          <w:tcPr>
-            <w:tcW w:w="539" w:type="dxa"/>
-            <w:noWrap/>
-            <w:vAlign w:val="bottom"/>
-          </w:tcPr>
-          <w:p>
-            <w:pPr>
-              <w:spacing w:after="0" w:line="240" w:lineRule="auto"/>
-              <w:rPr>
-                <w:rFonts w:ascii="Arial" w:hAnsi="Arial" w:cs="Arial"/>
-              </w:rPr>
-            </w:pPr>
-          </w:p>
-        </w:tc>
-        <w:tc>
-          <w:tcPr>
-            <w:tcW w:w="4132" w:type="dxa"/>
-            <w:gridSpan w:val="4"/>
-            <w:tcBorders>
-              <w:top w:val="single" w:sz="4" w:space="0" w:color="auto"/>
-              <w:left w:val="nil"/>
-              <w:bottom w:val="nil"/>
-              <w:right w:val="nil"/>
-            </w:tcBorders>
-            <w:noWrap/>
-            <w:vAlign w:val="bottom"/>
-            <w:hideMark/>
-          </w:tcPr>
-          <w:p>
-            <w:pPr>
-              <w:spacing w:after="0" w:line="240" w:lineRule="auto"/>
-              <w:jc w:val="center"/>
-              <w:rPr>
-                <w:rFonts w:ascii="Arial" w:hAnsi="Arial" w:cs="Arial"/>
-                <w:sz w:val="20"/>
-                <w:szCs w:val="20"/>
-              </w:rPr>
-            </w:pPr>
-            <w:r>
-              <w:rPr>
-                <w:rFonts w:ascii="Arial" w:hAnsi="Arial" w:cs="Arial"/>
-                <w:i/>
-                <w:iCs/>
-                <w:sz w:val="20"/>
-                <w:szCs w:val="20"/>
-              </w:rPr>
-              <w:t xml:space="preserve">Dean, College of </w:t>
-            </w:r>
-            <w:r>
-              <w:rPr>
-                <w:rFonts w:ascii="Arial" w:hAnsi="Arial" w:cs="Arial"/>
-                <w:i/>
-                <w:iCs/>
-                <w:sz w:val="20"/>
-                <w:szCs w:val="20"/>
-              </w:rPr>
-              <w:t>Arts and Sciences</w:t>
-            </w:r>
-          </w:p>
-        </w:tc>
-        <w:tc>
-          <w:tcPr>
-            <w:tcW w:w="1992" w:type="dxa"/>
-            <w:noWrap/>
-            <w:vAlign w:val="bottom"/>
-          </w:tcPr>
-          <w:p>
-            <w:pPr>
-              <w:spacing w:after="0" w:line="240" w:lineRule="auto"/>
-              <w:rPr>
-                <w:rFonts w:ascii="Arial" w:hAnsi="Arial" w:cs="Arial"/>
-                <w:sz w:val="20"/>
-                <w:szCs w:val="20"/>
-              </w:rPr>
-            </w:pPr>
-          </w:p>
-        </w:tc>
-        <w:tc>
-          <w:tcPr>
-            <w:tcW w:w="4593" w:type="dxa"/>
-            <w:gridSpan w:val="3"/>
-            <w:noWrap/>
-            <w:vAlign w:val="bottom"/>
-            <w:hideMark/>
-          </w:tcPr>
-          <w:p>
-            <w:pPr>
-              <w:spacing w:after="0" w:line="240" w:lineRule="auto"/>
-              <w:jc w:val="center"/>
-              <w:rPr>
-                <w:rFonts w:ascii="Arial" w:hAnsi="Arial" w:cs="Arial"/>
-                <w:i/>
-                <w:iCs/>
-                <w:sz w:val="20"/>
-                <w:szCs w:val="20"/>
-              </w:rPr>
-            </w:pPr>
-            <w:r>
-              <w:rPr>
-                <w:rFonts w:ascii="Arial" w:hAnsi="Arial" w:cs="Arial"/>
-                <w:i/>
-                <w:iCs/>
-                <w:sz w:val="20"/>
-                <w:szCs w:val="20"/>
-              </w:rPr>
-              <w:t xml:space="preserve"> Instructor/Professor</w:t>
-            </w:r>
-          </w:p>
-        </w:tc>
-      </w:tr>
-      <w:tr>
-        <w:trPr>
-          <w:trHeight w:val="278"/>
-          <w:jc w:val="center"/>
-        </w:trPr>
-        <w:tc>
-          <w:tcPr>
-            <w:tcW w:w="1892" w:type="dxa"/>
-            <w:gridSpan w:val="2"/>
-            <w:noWrap/>
-            <w:vAlign w:val="bottom"/>
-          </w:tcPr>
-          <w:p>
-            <w:pPr>
-              <w:spacing w:after="0" w:line="240" w:lineRule="auto"/>
-              <w:rPr>
-                <w:rFonts w:ascii="Arial" w:hAnsi="Arial" w:cs="Arial"/>
-                <w:sz w:val="20"/>
-                <w:szCs w:val="20"/>
-              </w:rPr>
-            </w:pPr>
-          </w:p>
-        </w:tc>
-        <w:tc>
-          <w:tcPr>
-            <w:tcW w:w="926" w:type="dxa"/>
-            <w:noWrap/>
-            <w:vAlign w:val="bottom"/>
-          </w:tcPr>
-          <w:p>
-            <w:pPr>
-              <w:spacing w:after="0" w:line="240" w:lineRule="auto"/>
-              <w:rPr>
-                <w:rFonts w:ascii="Arial" w:hAnsi="Arial" w:cs="Arial"/>
-                <w:sz w:val="20"/>
-                <w:szCs w:val="20"/>
-              </w:rPr>
-            </w:pPr>
-          </w:p>
-        </w:tc>
-        <w:tc>
-          <w:tcPr>
-            <w:tcW w:w="926" w:type="dxa"/>
-            <w:noWrap/>
-            <w:vAlign w:val="bottom"/>
-          </w:tcPr>
-          <w:p>
-            <w:pPr>
-              <w:spacing w:after="0" w:line="240" w:lineRule="auto"/>
-              <w:rPr>
-                <w:rFonts w:ascii="Arial" w:hAnsi="Arial" w:cs="Arial"/>
-                <w:sz w:val="20"/>
-                <w:szCs w:val="20"/>
-              </w:rPr>
-            </w:pPr>
-          </w:p>
-        </w:tc>
-        <w:tc>
-          <w:tcPr>
-            <w:tcW w:w="927" w:type="dxa"/>
-            <w:noWrap/>
-            <w:vAlign w:val="bottom"/>
-          </w:tcPr>
-          <w:p>
-            <w:pPr>
-              <w:spacing w:after="0" w:line="240" w:lineRule="auto"/>
-              <w:rPr>
-                <w:rFonts w:ascii="Arial" w:hAnsi="Arial" w:cs="Arial"/>
-                <w:sz w:val="20"/>
-                <w:szCs w:val="20"/>
-              </w:rPr>
-            </w:pPr>
-          </w:p>
-        </w:tc>
-        <w:tc>
-          <w:tcPr>
-            <w:tcW w:w="3310" w:type="dxa"/>
-            <w:gridSpan w:val="2"/>
-            <w:noWrap/>
-            <w:vAlign w:val="bottom"/>
-          </w:tcPr>
-          <w:p>
-            <w:pPr>
-              <w:spacing w:after="0" w:line="240" w:lineRule="auto"/>
-              <w:rPr>
-                <w:rFonts w:ascii="Arial" w:hAnsi="Arial" w:cs="Arial"/>
-                <w:sz w:val="20"/>
-                <w:szCs w:val="20"/>
-              </w:rPr>
-            </w:pPr>
-          </w:p>
-        </w:tc>
-        <w:tc>
-          <w:tcPr>
-            <w:tcW w:w="1493" w:type="dxa"/>
-            <w:noWrap/>
-            <w:vAlign w:val="bottom"/>
-          </w:tcPr>
-          <w:p>
-            <w:pPr>
-              <w:spacing w:after="0" w:line="240" w:lineRule="auto"/>
-              <w:rPr>
-                <w:rFonts w:ascii="Arial" w:hAnsi="Arial" w:cs="Arial"/>
-              </w:rPr>
-            </w:pPr>
-          </w:p>
-        </w:tc>
-        <w:tc>
-          <w:tcPr>
-            <w:tcW w:w="1782" w:type="dxa"/>
-            <w:noWrap/>
-            <w:vAlign w:val="bottom"/>
-          </w:tcPr>
-          <w:p>
-            <w:pPr>
-              <w:spacing w:after="0" w:line="240" w:lineRule="auto"/>
-              <w:rPr>
-                <w:rFonts w:ascii="Arial" w:hAnsi="Arial" w:cs="Arial"/>
-              </w:rPr>
-            </w:pPr>
-          </w:p>
-        </w:tc>
-      </w:tr>
     </w:tbl>
-    <w:p/>
+    <w:p>
+      <w:pPr>
+        <w:spacing w:before="0" w:after="0" w:line="20" w:lineRule="exact"/>
+        <w:rPr>
+          <w:sz w:val="2"/>
+          <w:szCs w:val="2"/>
+        </w:rPr>
+      </w:pPr>
+    </w:p>
     <w:sectPr>
       <w:headerReference w:type="default" r:id="rId6"/>
       <w:footerReference w:type="default" r:id="rId7"/>
@@ -2377,28 +1646,66 @@
 <w:ftr xmlns:wpc="http://schemas.microsoft.com/office/word/2010/wordprocessingCanvas" xmlns:cx="http://schemas.microsoft.com/office/drawing/2014/chartex" xmlns:cx1="http://schemas.microsoft.com/office/drawing/2015/9/8/chartex" xmlns:cx2="http://schemas.microsoft.com/office/drawing/2015/10/21/chartex" xmlns:cx3="http://schemas.microsoft.com/office/drawing/2016/5/9/chartex" xmlns:cx4="http://schemas.microsoft.com/office/drawing/2016/5/10/chartex" xmlns:cx5="http://schemas.microsoft.com/office/drawing/2016/5/11/chartex" xmlns:cx6="http://schemas.microsoft.com/office/drawing/2016/5/12/chartex" xmlns:cx7="http://schemas.microsoft.com/office/drawing/2016/5/13/chartex" xmlns:cx8="http://schemas.microsoft.com/office/drawing/2016/5/14/chartex" xmlns:mc="http://schemas.openxmlformats.org/markup-compatibility/2006" xmlns:aink="http://schemas.microsoft.com/office/drawing/2016/ink" xmlns:am3d="http://schemas.microsoft.com/office/drawing/2017/model3d" xmlns:o="urn:schemas-microsoft-com:office:office" xmlns:oel="http://schemas.microsoft.com/office/2019/extlst" xmlns:r="http://schemas.openxmlformats.org/officeDocument/2006/relationships" xmlns:m="http://schemas.openxmlformats.org/officeDocument/2006/math" xmlns:v="urn:schemas-microsoft-com:vml" xmlns:wp14="http://schemas.microsoft.com/office/word/2010/wordprocessingDrawing" xmlns:wp="http://schemas.openxmlformats.org/drawingml/2006/wordprocessingDrawing" xmlns:w10="urn:schemas-microsoft-com:office:word" xmlns:w="http://schemas.openxmlformats.org/wordprocessingml/2006/main" xmlns:w14="http://schemas.microsoft.com/office/word/2010/wordml" xmlns:w15="http://schemas.microsoft.com/office/word/2012/wordml" xmlns:w16cei="http://schemas.microsoft.com/office/word/2026/wordml/cei" xmlns:w16cex="http://schemas.microsoft.com/office/word/2018/wordml/cex" xmlns:w16cid="http://schemas.microsoft.com/office/word/2016/wordml/cid" xmlns:w16="http://schemas.microsoft.com/office/word/2018/wordml" xmlns:w16du="http://schemas.microsoft.com/office/word/2023/wordml/word16du" xmlns:w16sdtdh="http://schemas.microsoft.com/office/word/2020/wordml/sdtdatahash" xmlns:w16sdtfl="http://schemas.microsoft.com/office/word/2024/wordml/sdtformatlock" xmlns:w16se="http://schemas.microsoft.com/office/word/2015/wordml/symex" xmlns:wpg="http://schemas.microsoft.com/office/word/2010/wordprocessingGroup" xmlns:wpi="http://schemas.microsoft.com/office/word/2010/wordprocessingInk" xmlns:wne="http://schemas.microsoft.com/office/word/2006/wordml" xmlns:wps="http://schemas.microsoft.com/office/word/2010/wordprocessingShape" mc:Ignorable="w14 w15 w16se w16cid w16 w16cex w16sdtdh w16sdtfl w16du wp14">
   <w:tbl>
     <w:tblPr>
-      <w:tblW w:w="0" w:type="auto"/>
+      <w:tblW w:w="11256" w:type="dxa"/>
+      <w:jc w:val="center"/>
       <w:tblLook w:val="04A0" w:firstRow="1" w:lastRow="0" w:firstColumn="1" w:lastColumn="0" w:noHBand="0" w:noVBand="1"/>
     </w:tblPr>
     <w:tblGrid>
-      <w:gridCol w:w="499"/>
-      <w:gridCol w:w="1188"/>
-      <w:gridCol w:w="822"/>
-      <w:gridCol w:w="822"/>
-      <w:gridCol w:w="822"/>
-      <w:gridCol w:w="1271"/>
-      <w:gridCol w:w="1058"/>
-      <w:gridCol w:w="1364"/>
-      <w:gridCol w:w="1514"/>
+      <w:gridCol w:w="539"/>
+      <w:gridCol w:w="1353"/>
+      <w:gridCol w:w="926"/>
+      <w:gridCol w:w="926"/>
+      <w:gridCol w:w="927"/>
+      <w:gridCol w:w="1992"/>
+      <w:gridCol w:w="1318"/>
+      <w:gridCol w:w="1493"/>
+      <w:gridCol w:w="1782"/>
     </w:tblGrid>
     <w:tr>
       <w:trPr>
-        <w:trHeight w:val="300"/>
+        <w:trHeight w:val="74"/>
+        <w:jc w:val="center"/>
       </w:trPr>
       <w:tc>
         <w:tcPr>
-          <w:tcW w:w="1687" w:type="dxa"/>
-          <w:gridSpan w:val="2"/>
+          <w:tcW w:w="4671" w:type="dxa"/>
+          <w:gridSpan w:val="5"/>
+          <w:noWrap/>
+          <w:vAlign w:val="bottom"/>
+        </w:tcPr>
+        <w:p>
+          <w:pPr>
+            <w:spacing w:after="0" w:line="240" w:lineRule="auto"/>
+            <w:rPr>
+              <w:rFonts w:ascii="Arial" w:hAnsi="Arial" w:cs="Arial"/>
+              <w:sz w:val="20"/>
+              <w:szCs w:val="20"/>
+            </w:rPr>
+          </w:pPr>
+        </w:p>
+        <w:p>
+          <w:pPr>
+            <w:spacing w:after="0" w:line="240" w:lineRule="auto"/>
+            <w:rPr>
+              <w:rFonts w:ascii="Arial" w:hAnsi="Arial" w:cs="Arial"/>
+              <w:sz w:val="20"/>
+              <w:szCs w:val="20"/>
+            </w:rPr>
+          </w:pPr>
+          <w:r>
+            <w:rPr>
+              <w:rFonts w:ascii="Arial" w:hAnsi="Arial" w:cs="Arial"/>
+              <w:sz w:val="20"/>
+              <w:szCs w:val="20"/>
+            </w:rPr>
+            <w:t>Verified Correct:</w:t>
+          </w:r>
+        </w:p>
+      </w:tc>
+      <w:tc>
+        <w:tcPr>
+          <w:tcW w:w="6585" w:type="dxa"/>
+          <w:gridSpan w:val="4"/>
           <w:noWrap/>
           <w:vAlign w:val="bottom"/>
           <w:hideMark/>
@@ -2408,7 +1715,6 @@
             <w:spacing w:after="0" w:line="240" w:lineRule="auto"/>
             <w:rPr>
               <w:rFonts w:ascii="Arial" w:hAnsi="Arial" w:cs="Arial"/>
-              <w:color w:val="000000"/>
               <w:sz w:val="20"/>
               <w:szCs w:val="20"/>
             </w:rPr>
@@ -2416,17 +1722,300 @@
           <w:r>
             <w:rPr>
               <w:rFonts w:ascii="Arial" w:hAnsi="Arial" w:cs="Arial"/>
-              <w:color w:val="000000"/>
               <w:sz w:val="20"/>
               <w:szCs w:val="20"/>
             </w:rPr>
-            <w:t>Received by:</w:t>
+            <w:t xml:space="preserve">Submitted by:</w:t>
+          </w:r>
+        </w:p>
+      </w:tc>
+    </w:tr>
+    <w:tr>
+      <w:trPr>
+        <w:trHeight w:val="80"/>
+        <w:jc w:val="center"/>
+      </w:trPr>
+      <w:tc>
+        <w:tcPr>
+          <w:tcW w:w="4671" w:type="dxa"/>
+          <w:gridSpan w:val="5"/>
+          <w:noWrap/>
+          <w:vAlign w:val="bottom"/>
+        </w:tcPr>
+        <w:p>
+          <w:pPr>
+            <w:spacing w:after="0" w:line="240" w:lineRule="auto"/>
+            <w:rPr>
+              <w:rFonts w:ascii="Arial" w:hAnsi="Arial" w:cs="Arial"/>
+            </w:rPr>
+          </w:pPr>
+        </w:p>
+      </w:tc>
+      <w:tc>
+        <w:tcPr>
+          <w:tcW w:w="1992" w:type="dxa"/>
+          <w:noWrap/>
+          <w:vAlign w:val="bottom"/>
+        </w:tcPr>
+        <w:p>
+          <w:pPr>
+            <w:spacing w:after="0" w:line="240" w:lineRule="auto"/>
+            <w:rPr>
+              <w:rFonts w:ascii="Arial" w:hAnsi="Arial" w:cs="Arial"/>
+            </w:rPr>
+          </w:pPr>
+        </w:p>
+      </w:tc>
+      <w:tc>
+        <w:tcPr>
+          <w:tcW w:w="4593" w:type="dxa"/>
+          <w:gridSpan w:val="3"/>
+          <w:noWrap/>
+          <w:vAlign w:val="bottom"/>
+        </w:tcPr>
+        <w:p>
+          <w:pPr>
+            <w:spacing w:after="0" w:line="240" w:lineRule="auto"/>
+            <w:rPr>
+              <w:rFonts w:ascii="Arial" w:hAnsi="Arial" w:cs="Arial"/>
+            </w:rPr>
+          </w:pPr>
+        </w:p>
+      </w:tc>
+    </w:tr>
+    <w:tr>
+      <w:trPr>
+        <w:trHeight w:val="80"/>
+        <w:jc w:val="center"/>
+      </w:trPr>
+      <w:tc>
+        <w:tcPr>
+          <w:tcW w:w="4671" w:type="dxa"/>
+          <w:gridSpan w:val="5"/>
+          <w:noWrap/>
+          <w:vAlign w:val="bottom"/>
+        </w:tcPr>
+        <w:p>
+          <w:pPr>
+            <w:spacing w:after="0" w:line="240" w:lineRule="auto"/>
+            <w:rPr>
+              <w:rFonts w:ascii="Arial" w:hAnsi="Arial" w:cs="Arial"/>
+            </w:rPr>
+          </w:pPr>
+        </w:p>
+      </w:tc>
+      <w:tc>
+        <w:tcPr>
+          <w:tcW w:w="1992" w:type="dxa"/>
+          <w:noWrap/>
+          <w:vAlign w:val="bottom"/>
+        </w:tcPr>
+        <w:p>
+          <w:pPr>
+            <w:spacing w:after="0" w:line="240" w:lineRule="auto"/>
+            <w:rPr>
+              <w:rFonts w:ascii="Arial" w:hAnsi="Arial" w:cs="Arial"/>
+            </w:rPr>
+          </w:pPr>
+        </w:p>
+      </w:tc>
+      <w:tc>
+        <w:tcPr>
+          <w:tcW w:w="4593" w:type="dxa"/>
+          <w:gridSpan w:val="3"/>
+          <w:noWrap/>
+          <w:vAlign w:val="bottom"/>
+        </w:tcPr>
+        <w:p>
+          <w:pPr>
+            <w:spacing w:after="0" w:line="240" w:lineRule="auto"/>
+            <w:rPr>
+              <w:rFonts w:ascii="Arial" w:hAnsi="Arial" w:cs="Arial"/>
+            </w:rPr>
+          </w:pPr>
+        </w:p>
+      </w:tc>
+    </w:tr>
+    <w:tr>
+      <w:trPr>
+        <w:trHeight w:val="278"/>
+        <w:jc w:val="center"/>
+      </w:trPr>
+      <w:tc>
+        <w:tcPr>
+          <w:tcW w:w="4671" w:type="dxa"/>
+          <w:gridSpan w:val="5"/>
+          <w:noWrap/>
+          <w:vAlign w:val="bottom"/>
+        </w:tcPr>
+        <w:p>
+          <w:pPr>
+            <w:pBdr>
+              <w:bottom w:val="single" w:sz="4" w:space="1" w:color="auto"/>
+            </w:pBdr>
+            <w:spacing w:after="0" w:line="240" w:lineRule="auto"/>
+            <w:ind w:left="420" w:right="420"/>
+            <w:jc w:val="center"/>
+            <w:rPr>
+              <w:rFonts w:ascii="Arial" w:hAnsi="Arial" w:cs="Arial"/>
+              <w:sz w:val="20"/>
+              <w:szCs w:val="20"/>
+            </w:rPr>
+          </w:pPr>
+          <w:r>
+            <w:rPr>
+              <w:rFonts w:ascii="Arial" w:eastAsia="Arial" w:hAnsi="Arial" w:cs="Arial"/>
+              <w:sz w:val="20"/>
+              <w:szCs w:val="20"/>
+            </w:rPr>
+            <w:t>SWEET MERCY F. PACOLOR, DIT</w:t>
           </w:r>
         </w:p>
       </w:tc>
       <w:tc>
         <w:tcPr>
-          <w:tcW w:w="822" w:type="dxa"/>
+          <w:tcW w:w="1992" w:type="dxa"/>
+          <w:noWrap/>
+          <w:vAlign w:val="bottom"/>
+        </w:tcPr>
+        <w:p>
+          <w:pPr>
+            <w:spacing w:after="0" w:line="240" w:lineRule="auto"/>
+            <w:rPr>
+              <w:rFonts w:ascii="Arial" w:hAnsi="Arial" w:cs="Arial"/>
+            </w:rPr>
+          </w:pPr>
+        </w:p>
+      </w:tc>
+      <w:tc>
+        <w:tcPr>
+          <w:tcW w:w="4593" w:type="dxa"/>
+          <w:gridSpan w:val="3"/>
+          <w:noWrap/>
+          <w:vAlign w:val="bottom"/>
+        </w:tcPr>
+        <w:p>
+          <w:pPr>
+            <w:pBdr>
+              <w:bottom w:val="single" w:sz="4" w:space="1" w:color="auto"/>
+            </w:pBdr>
+            <w:spacing w:after="0" w:line="240" w:lineRule="auto"/>
+            <w:ind w:left="420" w:right="420"/>
+            <w:jc w:val="center"/>
+            <w:rPr>
+              <w:rFonts w:ascii="Arial" w:hAnsi="Arial" w:cs="Arial"/>
+            </w:rPr>
+          </w:pPr>
+          <w:r>
+            <w:rPr>
+              <w:rFonts w:ascii="Arial" w:hAnsi="Arial" w:cs="Arial"/>
+            </w:rPr>
+            <w:t>{instructor}</w:t>
+          </w:r>
+        </w:p>
+      </w:tc>
+    </w:tr>
+    <w:tr>
+      <w:trPr>
+        <w:trHeight w:val="278"/>
+        <w:jc w:val="center"/>
+      </w:trPr>
+      <w:tc>
+        <w:tcPr>
+          <w:tcW w:w="4671" w:type="dxa"/>
+          <w:gridSpan w:val="5"/>
+          <w:noWrap/>
+          <w:vAlign w:val="bottom"/>
+          <w:hideMark/>
+        </w:tcPr>
+        <w:p>
+          <w:pPr>
+            <w:spacing w:after="0" w:line="240" w:lineRule="auto"/>
+            <w:jc w:val="center"/>
+            <w:rPr>
+              <w:rFonts w:ascii="Arial" w:hAnsi="Arial" w:cs="Arial"/>
+              <w:sz w:val="20"/>
+              <w:szCs w:val="20"/>
+            </w:rPr>
+          </w:pPr>
+          <w:r>
+            <w:rPr>
+              <w:rFonts w:ascii="Arial" w:hAnsi="Arial" w:cs="Arial"/>
+              <w:i/>
+              <w:iCs/>
+              <w:sz w:val="20"/>
+              <w:szCs w:val="20"/>
+            </w:rPr>
+            <w:t xml:space="preserve">Dean, College of </w:t>
+          </w:r>
+          <w:r>
+            <w:rPr>
+              <w:rFonts w:ascii="Arial" w:hAnsi="Arial" w:cs="Arial"/>
+              <w:i/>
+              <w:iCs/>
+              <w:sz w:val="20"/>
+              <w:szCs w:val="20"/>
+            </w:rPr>
+            <w:t>Arts and Sciences</w:t>
+          </w:r>
+        </w:p>
+      </w:tc>
+      <w:tc>
+        <w:tcPr>
+          <w:tcW w:w="1992" w:type="dxa"/>
+          <w:noWrap/>
+          <w:vAlign w:val="bottom"/>
+        </w:tcPr>
+        <w:p>
+          <w:pPr>
+            <w:spacing w:after="0" w:line="240" w:lineRule="auto"/>
+            <w:rPr>
+              <w:rFonts w:ascii="Arial" w:hAnsi="Arial" w:cs="Arial"/>
+            </w:rPr>
+          </w:pPr>
+        </w:p>
+      </w:tc>
+      <w:tc>
+        <w:tcPr>
+          <w:tcW w:w="4593" w:type="dxa"/>
+          <w:gridSpan w:val="3"/>
+          <w:noWrap/>
+          <w:vAlign w:val="bottom"/>
+          <w:hideMark/>
+        </w:tcPr>
+        <w:p>
+          <w:pPr>
+            <w:spacing w:after="0" w:line="240" w:lineRule="auto"/>
+            <w:jc w:val="center"/>
+            <w:rPr>
+              <w:rFonts w:ascii="Arial" w:hAnsi="Arial" w:cs="Arial"/>
+              <w:i/>
+              <w:iCs/>
+              <w:sz w:val="20"/>
+              <w:szCs w:val="20"/>
+            </w:rPr>
+          </w:pPr>
+          <w:r>
+            <w:rPr>
+              <w:rFonts w:ascii="Arial" w:hAnsi="Arial" w:cs="Arial"/>
+              <w:i/>
+              <w:iCs/>
+              <w:sz w:val="20"/>
+              <w:szCs w:val="20"/>
+            </w:rPr>
+            <w:t xml:space="preserve">Faculty/Professor</w:t>
+          </w:r>
+        </w:p>
+      </w:tc>
+    </w:tr>
+    <w:tr>
+      <w:trPr>
+        <w:trHeight w:val="300"/>
+      </w:trPr>
+      <w:tc>
+        <w:tcPr>
+          <w:tcW w:w="4671" w:type="dxa"/>
+          <w:gridSpan w:val="5"/>
           <w:noWrap/>
           <w:vAlign w:val="bottom"/>
         </w:tcPr>
@@ -2444,7 +2033,7 @@
       </w:tc>
       <w:tc>
         <w:tcPr>
-          <w:tcW w:w="822" w:type="dxa"/>
+          <w:tcW w:w="1992" w:type="dxa"/>
           <w:noWrap/>
           <w:vAlign w:val="bottom"/>
         </w:tcPr>
@@ -2462,7 +2051,32 @@
       </w:tc>
       <w:tc>
         <w:tcPr>
-          <w:tcW w:w="822" w:type="dxa"/>
+          <w:tcW w:w="4593" w:type="dxa"/>
+          <w:gridSpan w:val="3"/>
+          <w:noWrap/>
+          <w:vAlign w:val="bottom"/>
+        </w:tcPr>
+        <w:p>
+          <w:pPr>
+            <w:spacing w:after="0" w:line="240" w:lineRule="auto"/>
+            <w:rPr>
+              <w:rFonts w:ascii="Arial" w:hAnsi="Arial" w:cs="Arial"/>
+              <w:color w:val="000000"/>
+              <w:sz w:val="20"/>
+              <w:szCs w:val="20"/>
+            </w:rPr>
+          </w:pPr>
+        </w:p>
+      </w:tc>
+    </w:tr>
+    <w:tr>
+      <w:trPr>
+        <w:trHeight w:val="300"/>
+      </w:trPr>
+      <w:tc>
+        <w:tcPr>
+          <w:tcW w:w="4671" w:type="dxa"/>
+          <w:gridSpan w:val="5"/>
           <w:noWrap/>
           <w:vAlign w:val="bottom"/>
           <w:hideMark/>
@@ -2470,6 +2084,7 @@
         <w:p>
           <w:pPr>
             <w:spacing w:after="0" w:line="240" w:lineRule="auto"/>
+            <w:ind w:left="540"/>
             <w:rPr>
               <w:rFonts w:ascii="Arial" w:hAnsi="Arial" w:cs="Arial"/>
               <w:color w:val="000000"/>
@@ -2484,14 +2099,14 @@
               <w:sz w:val="20"/>
               <w:szCs w:val="20"/>
             </w:rPr>
-            <w:t xml:space="preserve">     </w:t>
+            <w:t xml:space="preserve">Received by:</w:t>
           </w:r>
         </w:p>
       </w:tc>
       <w:tc>
         <w:tcPr>
-          <w:tcW w:w="2329" w:type="dxa"/>
-          <w:gridSpan w:val="2"/>
+          <w:tcW w:w="6585" w:type="dxa"/>
+          <w:gridSpan w:val="4"/>
           <w:noWrap/>
           <w:vAlign w:val="bottom"/>
           <w:hideMark/>
@@ -2499,6 +2114,7 @@
         <w:p>
           <w:pPr>
             <w:spacing w:after="0" w:line="240" w:lineRule="auto"/>
+            <w:ind w:left="540"/>
             <w:rPr>
               <w:rFonts w:ascii="Arial" w:hAnsi="Arial" w:cs="Arial"/>
               <w:color w:val="000000"/>
@@ -2513,40 +2129,8 @@
               <w:sz w:val="20"/>
               <w:szCs w:val="20"/>
             </w:rPr>
-            <w:t xml:space="preserve">                Approved:</w:t>
+            <w:t xml:space="preserve">Approved:</w:t>
           </w:r>
-        </w:p>
-      </w:tc>
-      <w:tc>
-        <w:tcPr>
-          <w:tcW w:w="1364" w:type="dxa"/>
-          <w:noWrap/>
-          <w:vAlign w:val="bottom"/>
-        </w:tcPr>
-        <w:p>
-          <w:pPr>
-            <w:spacing w:after="0" w:line="240" w:lineRule="auto"/>
-            <w:rPr>
-              <w:rFonts w:ascii="Arial" w:hAnsi="Arial" w:cs="Arial"/>
-              <w:color w:val="000000"/>
-            </w:rPr>
-          </w:pPr>
-        </w:p>
-      </w:tc>
-      <w:tc>
-        <w:tcPr>
-          <w:tcW w:w="1514" w:type="dxa"/>
-          <w:noWrap/>
-          <w:vAlign w:val="bottom"/>
-        </w:tcPr>
-        <w:p>
-          <w:pPr>
-            <w:spacing w:after="0" w:line="240" w:lineRule="auto"/>
-            <w:rPr>
-              <w:rFonts w:ascii="Arial" w:hAnsi="Arial" w:cs="Arial"/>
-              <w:color w:val="000000"/>
-            </w:rPr>
-          </w:pPr>
         </w:p>
       </w:tc>
     </w:tr>
@@ -2556,7 +2140,8 @@
       </w:trPr>
       <w:tc>
         <w:tcPr>
-          <w:tcW w:w="499" w:type="dxa"/>
+          <w:tcW w:w="4671" w:type="dxa"/>
+          <w:gridSpan w:val="5"/>
           <w:noWrap/>
           <w:vAlign w:val="bottom"/>
         </w:tcPr>
@@ -2574,7 +2159,7 @@
       </w:tc>
       <w:tc>
         <w:tcPr>
-          <w:tcW w:w="1188" w:type="dxa"/>
+          <w:tcW w:w="1992" w:type="dxa"/>
           <w:noWrap/>
           <w:vAlign w:val="bottom"/>
         </w:tcPr>
@@ -2592,7 +2177,8 @@
       </w:tc>
       <w:tc>
         <w:tcPr>
-          <w:tcW w:w="822" w:type="dxa"/>
+          <w:tcW w:w="4593" w:type="dxa"/>
+          <w:gridSpan w:val="3"/>
           <w:noWrap/>
           <w:vAlign w:val="bottom"/>
         </w:tcPr>
@@ -2608,108 +2194,6 @@
           </w:pPr>
         </w:p>
       </w:tc>
-      <w:tc>
-        <w:tcPr>
-          <w:tcW w:w="822" w:type="dxa"/>
-          <w:noWrap/>
-          <w:vAlign w:val="bottom"/>
-        </w:tcPr>
-        <w:p>
-          <w:pPr>
-            <w:spacing w:after="0" w:line="240" w:lineRule="auto"/>
-            <w:rPr>
-              <w:rFonts w:ascii="Arial" w:hAnsi="Arial" w:cs="Arial"/>
-              <w:color w:val="000000"/>
-              <w:sz w:val="20"/>
-              <w:szCs w:val="20"/>
-            </w:rPr>
-          </w:pPr>
-        </w:p>
-      </w:tc>
-      <w:tc>
-        <w:tcPr>
-          <w:tcW w:w="822" w:type="dxa"/>
-          <w:noWrap/>
-          <w:vAlign w:val="bottom"/>
-        </w:tcPr>
-        <w:p>
-          <w:pPr>
-            <w:spacing w:after="0" w:line="240" w:lineRule="auto"/>
-            <w:rPr>
-              <w:rFonts w:ascii="Arial" w:hAnsi="Arial" w:cs="Arial"/>
-              <w:color w:val="000000"/>
-              <w:sz w:val="20"/>
-              <w:szCs w:val="20"/>
-            </w:rPr>
-          </w:pPr>
-        </w:p>
-      </w:tc>
-      <w:tc>
-        <w:tcPr>
-          <w:tcW w:w="1271" w:type="dxa"/>
-          <w:noWrap/>
-          <w:vAlign w:val="bottom"/>
-        </w:tcPr>
-        <w:p>
-          <w:pPr>
-            <w:spacing w:after="0" w:line="240" w:lineRule="auto"/>
-            <w:rPr>
-              <w:rFonts w:ascii="Arial" w:hAnsi="Arial" w:cs="Arial"/>
-              <w:color w:val="000000"/>
-              <w:sz w:val="20"/>
-              <w:szCs w:val="20"/>
-            </w:rPr>
-          </w:pPr>
-        </w:p>
-      </w:tc>
-      <w:tc>
-        <w:tcPr>
-          <w:tcW w:w="1058" w:type="dxa"/>
-          <w:noWrap/>
-          <w:vAlign w:val="bottom"/>
-        </w:tcPr>
-        <w:p>
-          <w:pPr>
-            <w:spacing w:after="0" w:line="240" w:lineRule="auto"/>
-            <w:rPr>
-              <w:rFonts w:ascii="Arial" w:hAnsi="Arial" w:cs="Arial"/>
-              <w:color w:val="000000"/>
-            </w:rPr>
-          </w:pPr>
-        </w:p>
-      </w:tc>
-      <w:tc>
-        <w:tcPr>
-          <w:tcW w:w="1364" w:type="dxa"/>
-          <w:noWrap/>
-          <w:vAlign w:val="bottom"/>
-        </w:tcPr>
-        <w:p>
-          <w:pPr>
-            <w:spacing w:after="0" w:line="240" w:lineRule="auto"/>
-            <w:rPr>
-              <w:rFonts w:ascii="Arial" w:hAnsi="Arial" w:cs="Arial"/>
-              <w:color w:val="000000"/>
-            </w:rPr>
-          </w:pPr>
-        </w:p>
-      </w:tc>
-      <w:tc>
-        <w:tcPr>
-          <w:tcW w:w="1514" w:type="dxa"/>
-          <w:noWrap/>
-          <w:vAlign w:val="bottom"/>
-        </w:tcPr>
-        <w:p>
-          <w:pPr>
-            <w:spacing w:after="0" w:line="240" w:lineRule="auto"/>
-            <w:rPr>
-              <w:rFonts w:ascii="Arial" w:hAnsi="Arial" w:cs="Arial"/>
-              <w:color w:val="000000"/>
-            </w:rPr>
-          </w:pPr>
-        </w:p>
-      </w:tc>
     </w:tr>
     <w:tr>
       <w:trPr>
@@ -2717,24 +2201,8 @@
       </w:trPr>
       <w:tc>
         <w:tcPr>
-          <w:tcW w:w="499" w:type="dxa"/>
-          <w:noWrap/>
-          <w:vAlign w:val="bottom"/>
-        </w:tcPr>
-        <w:p>
-          <w:pPr>
-            <w:spacing w:after="0" w:line="240" w:lineRule="auto"/>
-            <w:rPr>
-              <w:rFonts w:ascii="Arial" w:hAnsi="Arial" w:cs="Arial"/>
-              <w:color w:val="000000"/>
-            </w:rPr>
-          </w:pPr>
-        </w:p>
-      </w:tc>
-      <w:tc>
-        <w:tcPr>
-          <w:tcW w:w="3654" w:type="dxa"/>
-          <w:gridSpan w:val="4"/>
+          <w:tcW w:w="4671" w:type="dxa"/>
+          <w:gridSpan w:val="5"/>
           <w:noWrap/>
           <w:vAlign w:val="bottom"/>
           <w:hideMark/>
@@ -2761,13 +2229,13 @@
               <w:sz w:val="20"/>
               <w:szCs w:val="20"/>
             </w:rPr>
-            <w:t>IMELDA O. VELASCO</w:t>
+            <w:t xml:space="preserve">IMELDA O. VELASCO</w:t>
           </w:r>
         </w:p>
       </w:tc>
       <w:tc>
         <w:tcPr>
-          <w:tcW w:w="1271" w:type="dxa"/>
+          <w:tcW w:w="1992" w:type="dxa"/>
           <w:noWrap/>
           <w:vAlign w:val="bottom"/>
         </w:tcPr>
@@ -2777,15 +2245,13 @@
             <w:rPr>
               <w:rFonts w:ascii="Arial" w:hAnsi="Arial" w:cs="Arial"/>
               <w:color w:val="000000"/>
-              <w:sz w:val="20"/>
-              <w:szCs w:val="20"/>
             </w:rPr>
           </w:pPr>
         </w:p>
       </w:tc>
       <w:tc>
         <w:tcPr>
-          <w:tcW w:w="3936" w:type="dxa"/>
+          <w:tcW w:w="4593" w:type="dxa"/>
           <w:gridSpan w:val="3"/>
           <w:noWrap/>
           <w:vAlign w:val="bottom"/>
@@ -2861,24 +2327,8 @@
       </w:trPr>
       <w:tc>
         <w:tcPr>
-          <w:tcW w:w="499" w:type="dxa"/>
-          <w:noWrap/>
-          <w:vAlign w:val="bottom"/>
-        </w:tcPr>
-        <w:p>
-          <w:pPr>
-            <w:spacing w:after="0" w:line="240" w:lineRule="auto"/>
-            <w:rPr>
-              <w:rFonts w:ascii="Arial" w:hAnsi="Arial" w:cs="Arial"/>
-              <w:color w:val="000000"/>
-            </w:rPr>
-          </w:pPr>
-        </w:p>
-      </w:tc>
-      <w:tc>
-        <w:tcPr>
-          <w:tcW w:w="3654" w:type="dxa"/>
-          <w:gridSpan w:val="4"/>
+          <w:tcW w:w="4671" w:type="dxa"/>
+          <w:gridSpan w:val="5"/>
           <w:noWrap/>
           <w:vAlign w:val="bottom"/>
           <w:hideMark/>
@@ -2905,13 +2355,13 @@
               <w:sz w:val="16"/>
               <w:szCs w:val="16"/>
             </w:rPr>
-            <w:t>University Registrar</w:t>
+            <w:t xml:space="preserve">University Registrar</w:t>
           </w:r>
         </w:p>
       </w:tc>
       <w:tc>
         <w:tcPr>
-          <w:tcW w:w="1271" w:type="dxa"/>
+          <w:tcW w:w="1992" w:type="dxa"/>
           <w:noWrap/>
           <w:vAlign w:val="bottom"/>
         </w:tcPr>
@@ -2921,15 +2371,13 @@
             <w:rPr>
               <w:rFonts w:ascii="Arial" w:hAnsi="Arial" w:cs="Arial"/>
               <w:color w:val="000000"/>
-              <w:sz w:val="16"/>
-              <w:szCs w:val="16"/>
             </w:rPr>
           </w:pPr>
         </w:p>
       </w:tc>
       <w:tc>
         <w:tcPr>
-          <w:tcW w:w="3936" w:type="dxa"/>
+          <w:tcW w:w="4593" w:type="dxa"/>
           <w:gridSpan w:val="3"/>
           <w:noWrap/>
           <w:vAlign w:val="bottom"/>
@@ -2968,7 +2416,29 @@
       </w:trPr>
       <w:tc>
         <w:tcPr>
-          <w:tcW w:w="499" w:type="dxa"/>
+          <w:tcW w:w="4671" w:type="dxa"/>
+          <w:gridSpan w:val="5"/>
+          <w:noWrap/>
+          <w:vAlign w:val="bottom"/>
+        </w:tcPr>
+        <w:p>
+          <w:pPr>
+            <w:spacing w:after="0" w:line="240" w:lineRule="auto"/>
+            <w:jc w:val="center"/>
+            <w:rPr>
+              <w:rFonts w:ascii="Arial" w:hAnsi="Arial" w:cs="Arial"/>
+              <w:i/>
+              <w:iCs/>
+              <w:color w:val="000000"/>
+              <w:sz w:val="16"/>
+              <w:szCs w:val="16"/>
+            </w:rPr>
+          </w:pPr>
+        </w:p>
+      </w:tc>
+      <w:tc>
+        <w:tcPr>
+          <w:tcW w:w="1992" w:type="dxa"/>
           <w:noWrap/>
           <w:vAlign w:val="bottom"/>
         </w:tcPr>
@@ -2993,47 +2463,7 @@
       </w:tc>
       <w:tc>
         <w:tcPr>
-          <w:tcW w:w="3654" w:type="dxa"/>
-          <w:gridSpan w:val="4"/>
-          <w:noWrap/>
-          <w:vAlign w:val="bottom"/>
-        </w:tcPr>
-        <w:p>
-          <w:pPr>
-            <w:spacing w:after="0" w:line="240" w:lineRule="auto"/>
-            <w:jc w:val="center"/>
-            <w:rPr>
-              <w:rFonts w:ascii="Arial" w:hAnsi="Arial" w:cs="Arial"/>
-              <w:i/>
-              <w:iCs/>
-              <w:color w:val="000000"/>
-              <w:sz w:val="16"/>
-              <w:szCs w:val="16"/>
-            </w:rPr>
-          </w:pPr>
-        </w:p>
-      </w:tc>
-      <w:tc>
-        <w:tcPr>
-          <w:tcW w:w="1271" w:type="dxa"/>
-          <w:noWrap/>
-          <w:vAlign w:val="bottom"/>
-        </w:tcPr>
-        <w:p>
-          <w:pPr>
-            <w:spacing w:after="0" w:line="240" w:lineRule="auto"/>
-            <w:rPr>
-              <w:rFonts w:ascii="Arial" w:hAnsi="Arial" w:cs="Arial"/>
-              <w:color w:val="000000"/>
-              <w:sz w:val="16"/>
-              <w:szCs w:val="16"/>
-            </w:rPr>
-          </w:pPr>
-        </w:p>
-      </w:tc>
-      <w:tc>
-        <w:tcPr>
-          <w:tcW w:w="3936" w:type="dxa"/>
+          <w:tcW w:w="4593" w:type="dxa"/>
           <w:gridSpan w:val="3"/>
           <w:noWrap/>
           <w:vAlign w:val="bottom"/>
